--- a/대본/8부/02화_Ring_the_Bell.docx
+++ b/대본/8부/02화_Ring_the_Bell.docx
@@ -2,7 +2,7 @@
 <file path=word/document.xml><?xml version="1.0" encoding="utf-8"?>
 <w:document xmlns:w="http://schemas.openxmlformats.org/wordprocessingml/2006/main" xmlns:m="http://schemas.openxmlformats.org/officeDocument/2006/math" xmlns:r="http://schemas.openxmlformats.org/officeDocument/2006/relationships" xmlns:o="urn:schemas-microsoft-com:office:office" xmlns:v="urn:schemas-microsoft-com:vml" xmlns:w10="urn:schemas-microsoft-com:office:word" xmlns:a="http://schemas.openxmlformats.org/drawingml/2006/main" xmlns:pic="http://schemas.openxmlformats.org/drawingml/2006/picture" xmlns:wp="http://schemas.openxmlformats.org/drawingml/2006/wordprocessingDrawing">
   <w:body>
-    <w:bookmarkStart w:id="31" w:name="ship-it-8부-2화"/>
+    <w:bookmarkStart w:id="32" w:name="ship-it-8부-2화"/>
     <w:p>
       <w:pPr>
         <w:pStyle w:val="Heading1"/>
@@ -65,7 +65,7 @@
         <w:t xml:space="preserve"> </w:t>
       </w:r>
       <w:r>
-        <w:t xml:space="preserve">- 규칙: 지문 없음. 전 화 100% 「화자명: 대사」. 1턴 20단어 이내.</w:t>
+        <w:t xml:space="preserve">- 규칙: 지문 없음. 전 화 100% 「화자명: 대사」. 1턴 20단어 이내 + 긴 턴 10~15회(30~60단어).</w:t>
       </w:r>
       <w:r>
         <w:t xml:space="preserve"> </w:t>
@@ -519,13 +519,13 @@
         </w:numPr>
       </w:pPr>
       <w:r>
-        <w:t xml:space="preserve">RUTH: People. Patients. Seven years. Anything that doesn’t move every second on a screen.</w:t>
-      </w:r>
-      <w:r>
-        <w:t xml:space="preserve"> </w:t>
-      </w:r>
-      <w:r>
-        <w:t xml:space="preserve">루스: 사람. 환자. 7년. 화면에서 매초 움직이지 않는 건 뭐든지요.</w:t>
+        <w:t xml:space="preserve">RUTH: People. Patients. Seven years. Anything that doesn’t move every second on a screen. The stock will go up or down all day, and none of that is yours to celebrate. What you built over seven years is, so talk about that.</w:t>
+      </w:r>
+      <w:r>
+        <w:t xml:space="preserve"> </w:t>
+      </w:r>
+      <w:r>
+        <w:t xml:space="preserve">루스: 사람. 환자. 7년. 화면에서 매초 움직이지 않는 건 뭐든지요. 주가는 하루 종일 오르내릴 거고, 그중 어느 것도 당신이 축하할 몫이 아니에요. 7년 동안 당신이 만든 건 당신 몫이죠. 그러니 그 얘기를 해요.</w:t>
       </w:r>
     </w:p>
     <w:p>
@@ -691,13 +691,13 @@
         </w:numPr>
       </w:pPr>
       <w:r>
-        <w:t xml:space="preserve">ELAINE: Good morning, Carol. You raised a remarkable son. He’s late to most things. Not to this.</w:t>
-      </w:r>
-      <w:r>
-        <w:t xml:space="preserve"> </w:t>
-      </w:r>
-      <w:r>
-        <w:t xml:space="preserve">일레인: 좋은 아침이에요, 캐롤. 훌륭한 아들을 키우셨어요. 대부분 늦지만. 이건 아니었죠.</w:t>
+        <w:t xml:space="preserve">ELAINE: Good morning, Carol. You raised a remarkable son. He’s late to most things, and I’ve stopped pretending to be surprised. Not to this, though. For seven years, he’s been early to the one thing that mattered: patients.</w:t>
+      </w:r>
+      <w:r>
+        <w:t xml:space="preserve"> </w:t>
+      </w:r>
+      <w:r>
+        <w:t xml:space="preserve">일레인: 좋은 아침이에요, 캐롤. 훌륭한 아들을 키우셨어요. 대부분 늦는데, 이젠 놀란 척도 안 해요. 그래도 이건 아니었죠. 7년 동안 그는 정말 중요한 한 가지에는 늘 일찍 와 있었어요. 환자요.</w:t>
       </w:r>
     </w:p>
     <w:p>
@@ -1091,13 +1091,13 @@
         </w:numPr>
       </w:pPr>
       <w:r>
-        <w:t xml:space="preserve">PAUL: The stock hasn’t opened yet. IPOs open later. The market makers are still matching orders.</w:t>
-      </w:r>
-      <w:r>
-        <w:t xml:space="preserve"> </w:t>
-      </w:r>
-      <w:r>
-        <w:t xml:space="preserve">폴: 주식은 아직 안 열렸어요. IPO는 늦게 열려요. 시장 조성자들이 아직 주문을 맞추고 있어요.</w:t>
+        <w:t xml:space="preserve">PAUL: The stock hasn’t opened yet. IPOs open later than the rest of the market, because the market makers are still matching buy and sell orders to find a fair first price. Until they do, there’s nothing to look at.</w:t>
+      </w:r>
+      <w:r>
+        <w:t xml:space="preserve"> </w:t>
+      </w:r>
+      <w:r>
+        <w:t xml:space="preserve">폴: 주식은 아직 안 열렸어요. IPO는 시장의 다른 종목보다 늦게 열려요. 시장 조성자들이 공정한 첫 가격을 찾으려고 매수·매도 주문을 아직 맞추고 있거든요. 그게 끝날 때까진 볼 게 없어요.</w:t>
       </w:r>
     </w:p>
     <w:p>
@@ -1210,13 +1210,13 @@
         </w:numPr>
       </w:pPr>
       <w:r>
-        <w:t xml:space="preserve">LEO: In year four, I watched a number rise for six weeks. Our injection force. I almost ignored it.</w:t>
-      </w:r>
-      <w:r>
-        <w:t xml:space="preserve"> </w:t>
-      </w:r>
-      <w:r>
-        <w:t xml:space="preserve">레오: 4년 차에, 6주 동안 숫자가 오르는 걸 봤어. 우리 주입력. 거의 무시할 뻔했지.</w:t>
+        <w:t xml:space="preserve">LEO: In year four, I watched a number rise for six weeks. Our injection force. It went up so slowly that it never looked like a problem, and nothing on any screen looked urgent. I almost ignored it, and I’m still glad I didn’t.</w:t>
+      </w:r>
+      <w:r>
+        <w:t xml:space="preserve"> </w:t>
+      </w:r>
+      <w:r>
+        <w:t xml:space="preserve">레오: 4년 차에, 6주 동안 숫자가 오르는 걸 봤어. 우리 주입력. 너무 천천히 올라서 문제처럼 보인 적이 없었고, 어느 화면에서도 급해 보이지 않았지. 거의 무시할 뻔했어. 그러지 않은 게 아직도 다행이야.</w:t>
       </w:r>
     </w:p>
     <w:p>
@@ -1533,13 +1533,13 @@
         </w:numPr>
       </w:pPr>
       <w:r>
-        <w:t xml:space="preserve">NOAH: I have no idea. But I know where our patients will be. With trained hands. That’s my job.</w:t>
-      </w:r>
-      <w:r>
-        <w:t xml:space="preserve"> </w:t>
-      </w:r>
-      <w:r>
-        <w:t xml:space="preserve">노아: 전혀 모릅니다. 하지만 환자들이 어디 있을지는 압니다. 교육받은 손과 함께. 그게 제 일입니다.</w:t>
+        <w:t xml:space="preserve">NOAH: I have no idea, and anyone who tells you they know is guessing. But I know where our patients will be: with trained hands, a traced syringe, and a hotline that answers. That’s my job. The stock price is someone else’s.</w:t>
+      </w:r>
+      <w:r>
+        <w:t xml:space="preserve"> </w:t>
+      </w:r>
+      <w:r>
+        <w:t xml:space="preserve">노아: 전혀 모릅니다. 안다고 말하는 사람은 추측하는 겁니다. 하지만 환자들이 어디 있을지는 압니다. 교육받은 손, 추적되는 주사기, 응답하는 핫라인과 함께요. 그게 제 일입니다. 주가는 다른 사람의 일이고요.</w:t>
       </w:r>
     </w:p>
     <w:p>
@@ -1652,13 +1652,13 @@
         </w:numPr>
       </w:pPr>
       <w:r>
-        <w:t xml:space="preserve">RUTH: September. And even then, only in open windows. Not before earnings. Not if you know something the public doesn’t.</w:t>
-      </w:r>
-      <w:r>
-        <w:t xml:space="preserve"> </w:t>
-      </w:r>
-      <w:r>
-        <w:t xml:space="preserve">루스: 9월. 그리고 그때도 열린 기간에만요. 실적 발표 전엔 안 돼요. 대중이 모르는 걸 알고 있을 때도 안 되고요.</w:t>
+        <w:t xml:space="preserve">RUTH: September. And even then, only in open windows, which usually close a few weeks before earnings. And never if you know something the public doesn’t, even something small from a hallway conversation. That’s insider trading, and it’s a crime, not a policy.</w:t>
+      </w:r>
+      <w:r>
+        <w:t xml:space="preserve"> </w:t>
+      </w:r>
+      <w:r>
+        <w:t xml:space="preserve">루스: 9월. 그리고 그때도 열린 기간에만요. 보통 실적 발표 몇 주 전에 닫혀요. 그리고 대중이 모르는 걸 알고 있을 땐 절대 안 돼요. 복도에서 들은 사소한 것이라도요. 그게 내부자 거래고, 그건 사내 방침이 아니라 범죄예요.</w:t>
       </w:r>
     </w:p>
     <w:p>
@@ -1686,13 +1686,13 @@
         </w:numPr>
       </w:pPr>
       <w:r>
-        <w:t xml:space="preserve">MARCUS: On paper. Until September. And it could be forty. Or a hundred and twenty. Nobody knows.</w:t>
-      </w:r>
-      <w:r>
-        <w:t xml:space="preserve"> </w:t>
-      </w:r>
-      <w:r>
-        <w:t xml:space="preserve">마커스: 서류상이야. 9월까지. 그리고 4만이 될 수도 있고. 12만이 될 수도 있어. 아무도 몰라.</w:t>
+        <w:t xml:space="preserve">MARCUS: On paper. Until September. And by then it could be forty, or a hundred and twenty; nobody knows, including the people on television. So don’t spend it, don’t borrow against it, and don’t plan your student loans around it yet.</w:t>
+      </w:r>
+      <w:r>
+        <w:t xml:space="preserve"> </w:t>
+      </w:r>
+      <w:r>
+        <w:t xml:space="preserve">마커스: 서류상이야. 9월까지. 그리고 그때쯤엔 4만이 될 수도 있고, 12만이 될 수도 있어. 아무도 몰라. 방송에 나오는 사람들도. 그러니까 쓰지 말고, 그걸 담보로 빌리지도 말고, 아직은 그걸 믿고 학자금 대출 계획을 세우지도 마.</w:t>
       </w:r>
     </w:p>
     <w:p>
@@ -1863,13 +1863,13 @@
         </w:numPr>
       </w:pPr>
       <w:r>
-        <w:t xml:space="preserve">PAUL: All of it. A third of what he wanted. Flipped for a quick profit.</w:t>
-      </w:r>
-      <w:r>
-        <w:t xml:space="preserve"> </w:t>
-      </w:r>
-      <w:r>
-        <w:t xml:space="preserve">폴: 전부요. 원했던 것의 3분의 1. 빠른 차익을 위해 넘겼죠.</w:t>
+        <w:t xml:space="preserve">PAUL: All of it. A third of what he wanted, flipped for a quick profit before lunch. He was never planning to hold it, which is exactly what his two questions on the roadshow told us. Lock-up and pop. Nothing else.</w:t>
+      </w:r>
+      <w:r>
+        <w:t xml:space="preserve"> </w:t>
+      </w:r>
+      <w:r>
+        <w:t xml:space="preserve">폴: 전부요. 원했던 것의 3분의 1을, 점심 전에 빠른 차익을 위해 넘겼죠. 처음부터 보유할 생각이 없었던 거예요. 로드쇼에서 그가 한 질문 두 개가 정확히 그걸 말해 줬죠. 보호예수와 상승. 그 외엔 없었어요.</w:t>
       </w:r>
     </w:p>
     <w:p>
@@ -2128,13 +2128,13 @@
         </w:numPr>
       </w:pPr>
       <w:r>
-        <w:t xml:space="preserve">ELENA: Don’t celebrate that either. Somebody’s patients use Lumaderm too.</w:t>
-      </w:r>
-      <w:r>
-        <w:t xml:space="preserve"> </w:t>
-      </w:r>
-      <w:r>
-        <w:t xml:space="preserve">엘레나: 그것도 축하하지 마요. 누군가의 환자들은 루마덤도 써요.</w:t>
+        <w:t xml:space="preserve">ELENA: Don’t celebrate that either. Somebody’s patients use Lumaderm too, and they didn’t choose a stock; they chose a doctor. If Halvern’s product fails someone, that’s a patient in trouble, not a win for us. First, do no harm.</w:t>
+      </w:r>
+      <w:r>
+        <w:t xml:space="preserve"> </w:t>
+      </w:r>
+      <w:r>
+        <w:t xml:space="preserve">엘레나: 그것도 축하하지 마요. 누군가의 환자들은 루마덤도 써요. 그 사람들은 주식을 고른 게 아니라 의사를 고른 거예요. 할번 제품이 누군가에게 문제를 일으키면, 그건 위험에 처한 환자지 우리의 승리가 아니에요. 첫째, 해를 끼치지 말 것.</w:t>
       </w:r>
     </w:p>
     <w:p>
@@ -2247,13 +2247,13 @@
         </w:numPr>
       </w:pPr>
       <w:r>
-        <w:t xml:space="preserve">NOAH: …No. I’m sorry. It belongs in Austin. In our lobby. Where Ben walks past it every morning.</w:t>
-      </w:r>
-      <w:r>
-        <w:t xml:space="preserve"> </w:t>
-      </w:r>
-      <w:r>
-        <w:t xml:space="preserve">노아: …아니요. 죄송해요. 그건 오스틴에 있어야 해요. 우리 로비에. 벤이 매일 아침 그 앞을 지나가는 곳에.</w:t>
+        <w:t xml:space="preserve">NOAH: …No. I’m sorry, Elaine, and thank you. It belongs in Austin, in our lobby, where Ben walks past it every morning on his way to logistics. It should remind the people doing the work why we started, more than it impresses tourists.</w:t>
+      </w:r>
+      <w:r>
+        <w:t xml:space="preserve"> </w:t>
+      </w:r>
+      <w:r>
+        <w:t xml:space="preserve">노아: …아니요. 죄송해요, 일레인. 그리고 고마워요. 그건 오스틴에 있어야 해요. 우리 로비에. 벤이 매일 아침 물류팀으로 가면서 그 앞을 지나가는 곳에. 관광객에게 감탄을 주는 것보다, 일하는 사람들에게 우리가 왜 시작했는지 일깨워야 해요.</w:t>
       </w:r>
     </w:p>
     <w:p>
@@ -2332,13 +2332,13 @@
         </w:numPr>
       </w:pPr>
       <w:r>
-        <w:t xml:space="preserve">CAROL: Seven years ago, Lily called me from a hospital with a bandage on her nose. I couldn’t do anything.</w:t>
-      </w:r>
-      <w:r>
-        <w:t xml:space="preserve"> </w:t>
-      </w:r>
-      <w:r>
-        <w:t xml:space="preserve">캐롤: 7년 전에 릴리가 코에 반창고를 붙이고 병원에서 전화했어. 난 아무것도 할 수 없었지.</w:t>
+        <w:t xml:space="preserve">CAROL: Seven years ago, Lily called me from a hospital with a bandage on her nose, and I was too far away to hold her hand. I couldn’t do anything. I didn’t even understand what the doctors were telling her. That’s what a mother remembers.</w:t>
+      </w:r>
+      <w:r>
+        <w:t xml:space="preserve"> </w:t>
+      </w:r>
+      <w:r>
+        <w:t xml:space="preserve">캐롤: 7년 전에 릴리가 코에 반창고를 붙이고 병원에서 전화했어. 난 손잡아 주기엔 너무 멀리 있었지. 아무것도 할 수 없었어. 의사들이 뭐라고 하는지조차 이해 못 했고. 엄마는 그런 걸 기억하는 거야.</w:t>
       </w:r>
     </w:p>
     <w:p>
@@ -2657,13 +2657,13 @@
         </w:numPr>
       </w:pPr>
       <w:r>
-        <w:t xml:space="preserve">PAUL: Line C is three weeks behind. It’s not public yet. It will be at our first earnings call.</w:t>
-      </w:r>
-      <w:r>
-        <w:t xml:space="preserve"> </w:t>
-      </w:r>
-      <w:r>
-        <w:t xml:space="preserve">폴: 라인 C는 3주 늦어졌어요. 아직 공개 전이에요. 첫 실적 발표 때 공개될 거고요.</w:t>
+        <w:t xml:space="preserve">PAUL: Line C is three weeks behind. It’s not public yet. It will be at our first earnings call, and until then we can’t discuss it with anyone outside, not even to defend ourselves against her report.</w:t>
+      </w:r>
+      <w:r>
+        <w:t xml:space="preserve"> </w:t>
+      </w:r>
+      <w:r>
+        <w:t xml:space="preserve">폴: 라인 C는 3주 늦어졌어요. 아직 공개 전이에요. 첫 실적 발표 때 공개될 거고, 그때까진 외부 누구와도 그 얘기를 할 수 없어요. 그녀의 보고서에 맞서 우리를 변호하기 위해서라도요.</w:t>
       </w:r>
     </w:p>
     <w:p>
@@ -2691,13 +2691,13 @@
         </w:numPr>
       </w:pPr>
       <w:r>
-        <w:t xml:space="preserve">RUTH: She’s very good. The best analyst in our sector. And now, she’s ours. For as long as we’re public.</w:t>
-      </w:r>
-      <w:r>
-        <w:t xml:space="preserve"> </w:t>
-      </w:r>
-      <w:r>
-        <w:t xml:space="preserve">루스: 아주 뛰어나요. 우리 섹터 최고의 애널리스트예요. 그리고 이제 우리 담당이죠. 상장사인 한.</w:t>
+        <w:t xml:space="preserve">RUTH: She’s very good. The best analyst in our sector, and she does her homework: suppliers, doctors, former employees. And now she’s ours, for as long as we’re public. Every quarter, she’ll compare what we said with what we did.</w:t>
+      </w:r>
+      <w:r>
+        <w:t xml:space="preserve"> </w:t>
+      </w:r>
+      <w:r>
+        <w:t xml:space="preserve">루스: 아주 뛰어나요. 우리 섹터 최고의 애널리스트고, 조사를 철저히 해요. 공급업체, 의사, 전 직원까지. 그리고 이제 우리 담당이죠. 상장사인 한. 분기마다 우리가 한 말과 한 일을 비교할 거예요.</w:t>
       </w:r>
     </w:p>
     <w:p>
@@ -2743,7 +2743,7 @@
     </w:p>
     <w:bookmarkEnd w:id="25"/>
     <w:bookmarkEnd w:id="26"/>
-    <w:bookmarkStart w:id="30" w:name="학습-부록"/>
+    <w:bookmarkStart w:id="31" w:name="학습-부록"/>
     <w:p>
       <w:pPr>
         <w:pStyle w:val="Heading2"/>
@@ -3909,8 +3909,325 @@
       </w:r>
     </w:p>
     <w:bookmarkEnd w:id="29"/>
+    <w:bookmarkStart w:id="30" w:name="긴-발화-분석"/>
+    <w:p>
+      <w:pPr>
+        <w:pStyle w:val="Heading3"/>
+      </w:pPr>
+      <w:r>
+        <w:t xml:space="preserve">④ 긴 발화 분석</w:t>
+      </w:r>
+    </w:p>
+    <w:p>
+      <w:pPr>
+        <w:pStyle w:val="BlockText"/>
+      </w:pPr>
+      <w:r>
+        <w:rPr>
+          <w:bCs/>
+          <w:b/>
+        </w:rPr>
+        <w:t xml:space="preserve">65턴 MARCUS:</w:t>
+      </w:r>
+      <w:r>
+        <w:t xml:space="preserve"> </w:t>
+      </w:r>
+      <w:r>
+        <w:t xml:space="preserve">“</w:t>
+      </w:r>
+      <w:r>
+        <w:t xml:space="preserve">On paper. Until September. And by then it could be forty, or a hundred and twenty; nobody knows, including the people on television. So don’t spend it, don’t borrow against it, and don’t plan your student loans around it yet.</w:t>
+      </w:r>
+      <w:r>
+        <w:t xml:space="preserve">”</w:t>
+      </w:r>
+    </w:p>
+    <w:tbl>
+      <w:tblPr>
+        <w:tblStyle w:val="Table"/>
+        <w:tblW w:type="pct" w:w="5000"/>
+        <w:tblLook w:firstRow="1" w:lastRow="0" w:firstColumn="0" w:lastColumn="0" w:noHBand="0" w:noVBand="0" w:val="0020"/>
+        <w:jc w:val="start"/>
+      </w:tblPr>
+      <w:tblGrid>
+        <w:gridCol w:w="2640"/>
+        <w:gridCol w:w="2640"/>
+        <w:gridCol w:w="2640"/>
+      </w:tblGrid>
+      <w:tr>
+        <w:trPr>
+          <w:tblHeader w:val="true"/>
+        </w:trPr>
+        <w:tc>
+          <w:tcPr/>
+          <w:p>
+            <w:pPr>
+              <w:pStyle w:val="Compact"/>
+              <w:jc w:val="left"/>
+            </w:pPr>
+            <w:r>
+              <w:t xml:space="preserve">구조</w:t>
+            </w:r>
+          </w:p>
+        </w:tc>
+        <w:tc>
+          <w:tcPr/>
+          <w:p>
+            <w:pPr>
+              <w:pStyle w:val="Compact"/>
+              <w:jc w:val="left"/>
+            </w:pPr>
+            <w:r>
+              <w:t xml:space="preserve">영어</w:t>
+            </w:r>
+          </w:p>
+        </w:tc>
+        <w:tc>
+          <w:tcPr/>
+          <w:p>
+            <w:pPr>
+              <w:pStyle w:val="Compact"/>
+              <w:jc w:val="left"/>
+            </w:pPr>
+            <w:r>
+              <w:t xml:space="preserve">기능</w:t>
+            </w:r>
+          </w:p>
+        </w:tc>
+      </w:tr>
+      <w:tr>
+        <w:tc>
+          <w:tcPr/>
+          <w:p>
+            <w:pPr>
+              <w:pStyle w:val="Compact"/>
+              <w:jc w:val="left"/>
+            </w:pPr>
+            <w:r>
+              <w:t xml:space="preserve">① 사실(현재 상태)</w:t>
+            </w:r>
+          </w:p>
+        </w:tc>
+        <w:tc>
+          <w:tcPr/>
+          <w:p>
+            <w:pPr>
+              <w:pStyle w:val="Compact"/>
+              <w:jc w:val="left"/>
+            </w:pPr>
+            <w:r>
+              <w:t xml:space="preserve">On paper. Until September.</w:t>
+            </w:r>
+          </w:p>
+        </w:tc>
+        <w:tc>
+          <w:tcPr/>
+          <w:p>
+            <w:pPr>
+              <w:pStyle w:val="Compact"/>
+              <w:jc w:val="left"/>
+            </w:pPr>
+            <w:r>
+              <w:t xml:space="preserve">들뜬 상대에게 지금의 정확한 상태를 짧게 확인</w:t>
+            </w:r>
+          </w:p>
+        </w:tc>
+      </w:tr>
+      <w:tr>
+        <w:tc>
+          <w:tcPr/>
+          <w:p>
+            <w:pPr>
+              <w:pStyle w:val="Compact"/>
+              <w:jc w:val="left"/>
+            </w:pPr>
+            <w:r>
+              <w:t xml:space="preserve">② 불확실성(범위)</w:t>
+            </w:r>
+          </w:p>
+        </w:tc>
+        <w:tc>
+          <w:tcPr/>
+          <w:p>
+            <w:pPr>
+              <w:pStyle w:val="Compact"/>
+              <w:jc w:val="left"/>
+            </w:pPr>
+            <w:r>
+              <w:t xml:space="preserve">And by then it could be forty, or a hundred and twenty;</w:t>
+            </w:r>
+          </w:p>
+        </w:tc>
+        <w:tc>
+          <w:tcPr/>
+          <w:p>
+            <w:pPr>
+              <w:pStyle w:val="Compact"/>
+              <w:jc w:val="left"/>
+            </w:pPr>
+            <w:r>
+              <w:t xml:space="preserve">하나의 숫자 대신 범위를 제시해 기대치 조정</w:t>
+            </w:r>
+          </w:p>
+        </w:tc>
+      </w:tr>
+      <w:tr>
+        <w:tc>
+          <w:tcPr/>
+          <w:p>
+            <w:pPr>
+              <w:pStyle w:val="Compact"/>
+              <w:jc w:val="left"/>
+            </w:pPr>
+            <w:r>
+              <w:t xml:space="preserve">③ 근거(아무도 모름)</w:t>
+            </w:r>
+          </w:p>
+        </w:tc>
+        <w:tc>
+          <w:tcPr/>
+          <w:p>
+            <w:pPr>
+              <w:pStyle w:val="Compact"/>
+              <w:jc w:val="left"/>
+            </w:pPr>
+            <w:r>
+              <w:t xml:space="preserve">nobody knows, including the people on television.</w:t>
+            </w:r>
+          </w:p>
+        </w:tc>
+        <w:tc>
+          <w:tcPr/>
+          <w:p>
+            <w:pPr>
+              <w:pStyle w:val="Compact"/>
+              <w:jc w:val="left"/>
+            </w:pPr>
+            <w:r>
+              <w:t xml:space="preserve">예측의 권위 자체를 낮춰 불확실성 강조</w:t>
+            </w:r>
+          </w:p>
+        </w:tc>
+      </w:tr>
+      <w:tr>
+        <w:tc>
+          <w:tcPr/>
+          <w:p>
+            <w:pPr>
+              <w:pStyle w:val="Compact"/>
+              <w:jc w:val="left"/>
+            </w:pPr>
+            <w:r>
+              <w:t xml:space="preserve">④ 행동 지침(목록)</w:t>
+            </w:r>
+          </w:p>
+        </w:tc>
+        <w:tc>
+          <w:tcPr/>
+          <w:p>
+            <w:pPr>
+              <w:pStyle w:val="Compact"/>
+              <w:jc w:val="left"/>
+            </w:pPr>
+            <w:r>
+              <w:t xml:space="preserve">So don’t spend it, don’t borrow against it, and don’t plan your student loans around it yet.</w:t>
+            </w:r>
+          </w:p>
+        </w:tc>
+        <w:tc>
+          <w:tcPr/>
+          <w:p>
+            <w:pPr>
+              <w:pStyle w:val="Compact"/>
+              <w:jc w:val="left"/>
+            </w:pPr>
+            <w:r>
+              <w:t xml:space="preserve">“</w:t>
+            </w:r>
+            <w:r>
+              <w:t xml:space="preserve">So</w:t>
+            </w:r>
+            <w:r>
+              <w:t xml:space="preserve">”</w:t>
+            </w:r>
+            <w:r>
+              <w:t xml:space="preserve">로 결론을 이끌고 구체적 금지 행동 3가지로 마무리</w:t>
+            </w:r>
+          </w:p>
+        </w:tc>
+      </w:tr>
+    </w:tbl>
+    <w:p>
+      <w:pPr>
+        <w:pStyle w:val="BodyText"/>
+      </w:pPr>
+      <w:r>
+        <w:rPr>
+          <w:bCs/>
+          <w:b/>
+        </w:rPr>
+        <w:t xml:space="preserve">활용 패턴:</w:t>
+      </w:r>
+      <w:r>
+        <w:t xml:space="preserve"> </w:t>
+      </w:r>
+      <w:r>
+        <w:t xml:space="preserve">현재 사실 → 가능한 범위 →</w:t>
+      </w:r>
+      <w:r>
+        <w:t xml:space="preserve"> </w:t>
+      </w:r>
+      <w:r>
+        <w:t xml:space="preserve">“</w:t>
+      </w:r>
+      <w:r>
+        <w:t xml:space="preserve">nobody knows</w:t>
+      </w:r>
+      <w:r>
+        <w:t xml:space="preserve">”</w:t>
+      </w:r>
+      <w:r>
+        <w:t xml:space="preserve"> </w:t>
+      </w:r>
+      <w:r>
+        <w:t xml:space="preserve">→ So + 행동 3가지</w:t>
+      </w:r>
+      <w:r>
+        <w:t xml:space="preserve"> </w:t>
+      </w:r>
+      <w:r>
+        <w:rPr>
+          <w:bCs/>
+          <w:b/>
+        </w:rPr>
+        <w:t xml:space="preserve">연결 표현:</w:t>
+      </w:r>
+      <w:r>
+        <w:t xml:space="preserve"> </w:t>
+      </w:r>
+      <w:r>
+        <w:t xml:space="preserve">on paper(서류상) · by then(그때쯤엔) · borrow against(~을 담보로 빌리다) · plan … around it(~을 전제로 계획하다)</w:t>
+      </w:r>
+      <w:r>
+        <w:t xml:space="preserve"> </w:t>
+      </w:r>
+      <w:r>
+        <w:rPr>
+          <w:bCs/>
+          <w:b/>
+        </w:rPr>
+        <w:t xml:space="preserve">연습:</w:t>
+      </w:r>
+      <w:r>
+        <w:t xml:space="preserve"> </w:t>
+      </w:r>
+      <w:r>
+        <w:t xml:space="preserve">아직 확정되지 않은 보너스에 들뜬 팀원에게 같은 구조로 40단어 안팎으로 기대치를 조정해 보기.</w:t>
+      </w:r>
+    </w:p>
     <w:bookmarkEnd w:id="30"/>
     <w:bookmarkEnd w:id="31"/>
+    <w:bookmarkEnd w:id="32"/>
     <w:sectPr/>
   </w:body>
 </w:document>

--- a/대본/8부/02화_Ring_the_Bell.docx
+++ b/대본/8부/02화_Ring_the_Bell.docx
@@ -2,7 +2,7 @@
 <file path=word/document.xml><?xml version="1.0" encoding="utf-8"?>
 <w:document xmlns:w="http://schemas.openxmlformats.org/wordprocessingml/2006/main" xmlns:m="http://schemas.openxmlformats.org/officeDocument/2006/math" xmlns:r="http://schemas.openxmlformats.org/officeDocument/2006/relationships" xmlns:o="urn:schemas-microsoft-com:office:office" xmlns:v="urn:schemas-microsoft-com:vml" xmlns:w10="urn:schemas-microsoft-com:office:word" xmlns:a="http://schemas.openxmlformats.org/drawingml/2006/main" xmlns:pic="http://schemas.openxmlformats.org/drawingml/2006/picture" xmlns:wp="http://schemas.openxmlformats.org/drawingml/2006/wordprocessingDrawing">
   <w:body>
-    <w:bookmarkStart w:id="32" w:name="ship-it-8부-2화"/>
+    <w:bookmarkStart w:id="38" w:name="ship-it-8부-2화"/>
     <w:p>
       <w:pPr>
         <w:pStyle w:val="Heading1"/>
@@ -479,146 +479,71 @@
     </w:p>
     <w:p>
       <w:pPr>
-        <w:numPr>
-          <w:ilvl w:val="0"/>
-          <w:numId w:val="1001"/>
-        </w:numPr>
+        <w:pStyle w:val="FirstParagraph"/>
       </w:pPr>
       <w:r>
         <w:t xml:space="preserve">RUTH: Good morning. Two hours to the bell. Three rules today. No numbers. No predictions. No celebrating the stock.</w:t>
       </w:r>
-      <w:r>
-        <w:t xml:space="preserve"> </w:t>
-      </w:r>
-      <w:r>
-        <w:t xml:space="preserve">루스: 좋은 아침이에요. 벨까지 두 시간. 오늘 규칙 세 개. 숫자 금지. 예측 금지. 주가 축하 금지.</w:t>
-      </w:r>
-    </w:p>
-    <w:p>
-      <w:pPr>
-        <w:numPr>
-          <w:ilvl w:val="0"/>
-          <w:numId w:val="1001"/>
-        </w:numPr>
+    </w:p>
+    <w:p>
+      <w:pPr>
+        <w:pStyle w:val="BodyText"/>
       </w:pPr>
       <w:r>
         <w:t xml:space="preserve">NOAH: What can I celebrate?</w:t>
       </w:r>
-      <w:r>
-        <w:t xml:space="preserve"> </w:t>
-      </w:r>
-      <w:r>
-        <w:t xml:space="preserve">노아: 그럼 뭘 축하할 수 있어요?</w:t>
-      </w:r>
-    </w:p>
-    <w:p>
-      <w:pPr>
-        <w:numPr>
-          <w:ilvl w:val="0"/>
-          <w:numId w:val="1001"/>
-        </w:numPr>
+    </w:p>
+    <w:p>
+      <w:pPr>
+        <w:pStyle w:val="BodyText"/>
       </w:pPr>
       <w:r>
         <w:t xml:space="preserve">RUTH: People. Patients. Seven years. Anything that doesn’t move every second on a screen. The stock will go up or down all day, and none of that is yours to celebrate. What you built over seven years is, so talk about that.</w:t>
       </w:r>
-      <w:r>
-        <w:t xml:space="preserve"> </w:t>
-      </w:r>
-      <w:r>
-        <w:t xml:space="preserve">루스: 사람. 환자. 7년. 화면에서 매초 움직이지 않는 건 뭐든지요. 주가는 하루 종일 오르내릴 거고, 그중 어느 것도 당신이 축하할 몫이 아니에요. 7년 동안 당신이 만든 건 당신 몫이죠. 그러니 그 얘기를 해요.</w:t>
-      </w:r>
-    </w:p>
-    <w:p>
-      <w:pPr>
-        <w:numPr>
-          <w:ilvl w:val="0"/>
-          <w:numId w:val="1001"/>
-        </w:numPr>
+    </w:p>
+    <w:p>
+      <w:pPr>
+        <w:pStyle w:val="BodyText"/>
       </w:pPr>
       <w:r>
         <w:t xml:space="preserve">LILY: Noah. Look up. The screen. Eight stories.</w:t>
       </w:r>
-      <w:r>
-        <w:t xml:space="preserve"> </w:t>
-      </w:r>
-      <w:r>
-        <w:t xml:space="preserve">릴리: 오빠. 위를 봐. 스크린. 8층 높이.</w:t>
-      </w:r>
-    </w:p>
-    <w:p>
-      <w:pPr>
-        <w:numPr>
-          <w:ilvl w:val="0"/>
-          <w:numId w:val="1001"/>
-        </w:numPr>
+    </w:p>
+    <w:p>
+      <w:pPr>
+        <w:pStyle w:val="BodyText"/>
       </w:pPr>
       <w:r>
         <w:t xml:space="preserve">NOAH: …Your logo. Over Times Square.</w:t>
       </w:r>
-      <w:r>
-        <w:t xml:space="preserve"> </w:t>
-      </w:r>
-      <w:r>
-        <w:t xml:space="preserve">노아: …네 로고. 타임스스퀘어 위에.</w:t>
-      </w:r>
-    </w:p>
-    <w:p>
-      <w:pPr>
-        <w:numPr>
-          <w:ilvl w:val="0"/>
-          <w:numId w:val="1001"/>
-        </w:numPr>
+    </w:p>
+    <w:p>
+      <w:pPr>
+        <w:pStyle w:val="BodyText"/>
       </w:pPr>
       <w:r>
         <w:t xml:space="preserve">LILY: It’s not shiny. They listened. Thank you, Ruth.</w:t>
       </w:r>
-      <w:r>
-        <w:t xml:space="preserve"> </w:t>
-      </w:r>
-      <w:r>
-        <w:t xml:space="preserve">릴리: 번쩍이지 않아. 들어줬네. 고마워요, 루스.</w:t>
-      </w:r>
-    </w:p>
-    <w:p>
-      <w:pPr>
-        <w:numPr>
-          <w:ilvl w:val="0"/>
-          <w:numId w:val="1001"/>
-        </w:numPr>
+    </w:p>
+    <w:p>
+      <w:pPr>
+        <w:pStyle w:val="BodyText"/>
       </w:pPr>
       <w:r>
         <w:t xml:space="preserve">RUTH: I threatened them. Politely. In writing.</w:t>
       </w:r>
-      <w:r>
-        <w:t xml:space="preserve"> </w:t>
-      </w:r>
-      <w:r>
-        <w:t xml:space="preserve">루스: 협박했어요. 정중하게. 서면으로.</w:t>
-      </w:r>
-    </w:p>
-    <w:p>
-      <w:pPr>
-        <w:numPr>
-          <w:ilvl w:val="0"/>
-          <w:numId w:val="1001"/>
-        </w:numPr>
+    </w:p>
+    <w:p>
+      <w:pPr>
+        <w:pStyle w:val="BodyText"/>
       </w:pPr>
       <w:r>
         <w:t xml:space="preserve">CAROL: Noah! Over here! I made a sign!</w:t>
       </w:r>
-      <w:r>
-        <w:t xml:space="preserve"> </w:t>
-      </w:r>
-      <w:r>
-        <w:t xml:space="preserve">캐롤: 노아! 여기! 피켓 만들었어!</w:t>
-      </w:r>
-    </w:p>
-    <w:p>
-      <w:pPr>
-        <w:numPr>
-          <w:ilvl w:val="0"/>
-          <w:numId w:val="1001"/>
-        </w:numPr>
+    </w:p>
+    <w:p>
+      <w:pPr>
+        <w:pStyle w:val="BodyText"/>
       </w:pPr>
       <w:r>
         <w:t xml:space="preserve">NOAH: Mom.</w:t>
@@ -641,131 +566,53 @@
       <w:r>
         <w:t xml:space="preserve">In glitter.</w:t>
       </w:r>
-      <w:r>
-        <w:t xml:space="preserve"> </w:t>
-      </w:r>
-      <w:r>
-        <w:t xml:space="preserve">노아: 엄마.</w:t>
-      </w:r>
-      <w:r>
-        <w:t xml:space="preserve"> </w:t>
-      </w:r>
-      <w:r>
-        <w:t xml:space="preserve">“</w:t>
-      </w:r>
-      <w:r>
-        <w:t xml:space="preserve">우리 아들이에요.</w:t>
-      </w:r>
-      <w:r>
-        <w:t xml:space="preserve">”</w:t>
-      </w:r>
-      <w:r>
-        <w:t xml:space="preserve"> </w:t>
-      </w:r>
-      <w:r>
-        <w:t xml:space="preserve">반짝이로.</w:t>
-      </w:r>
-    </w:p>
-    <w:p>
-      <w:pPr>
-        <w:numPr>
-          <w:ilvl w:val="0"/>
-          <w:numId w:val="1001"/>
-        </w:numPr>
+    </w:p>
+    <w:p>
+      <w:pPr>
+        <w:pStyle w:val="BodyText"/>
       </w:pPr>
       <w:r>
         <w:t xml:space="preserve">CAROL: Diane approved it. She said glitter is not a forward-looking statement.</w:t>
       </w:r>
-      <w:r>
-        <w:t xml:space="preserve"> </w:t>
-      </w:r>
-      <w:r>
-        <w:t xml:space="preserve">캐롤: 다이앤이 승인했어. 반짝이는 미래 예측 진술이 아니래.</w:t>
-      </w:r>
-    </w:p>
-    <w:p>
-      <w:pPr>
-        <w:numPr>
-          <w:ilvl w:val="0"/>
-          <w:numId w:val="1001"/>
-        </w:numPr>
+    </w:p>
+    <w:p>
+      <w:pPr>
+        <w:pStyle w:val="BodyText"/>
       </w:pPr>
       <w:r>
         <w:t xml:space="preserve">ELAINE: Good morning, Carol. You raised a remarkable son. He’s late to most things, and I’ve stopped pretending to be surprised. Not to this, though. For seven years, he’s been early to the one thing that mattered: patients.</w:t>
       </w:r>
-      <w:r>
-        <w:t xml:space="preserve"> </w:t>
-      </w:r>
-      <w:r>
-        <w:t xml:space="preserve">일레인: 좋은 아침이에요, 캐롤. 훌륭한 아들을 키우셨어요. 대부분 늦는데, 이젠 놀란 척도 안 해요. 그래도 이건 아니었죠. 7년 동안 그는 정말 중요한 한 가지에는 늘 일찍 와 있었어요. 환자요.</w:t>
-      </w:r>
-    </w:p>
-    <w:p>
-      <w:pPr>
-        <w:numPr>
-          <w:ilvl w:val="0"/>
-          <w:numId w:val="1001"/>
-        </w:numPr>
+    </w:p>
+    <w:p>
+      <w:pPr>
+        <w:pStyle w:val="BodyText"/>
       </w:pPr>
       <w:r>
         <w:t xml:space="preserve">MARCUS: Fifty employees just arrived by bus. Ben from logistics is crying already. It’s seven forty.</w:t>
       </w:r>
-      <w:r>
-        <w:t xml:space="preserve"> </w:t>
-      </w:r>
-      <w:r>
-        <w:t xml:space="preserve">마커스: 직원 50명이 방금 버스로 도착했어요. 물류팀 벤은 벌써 울고 있어요. 7시 40분인데.</w:t>
-      </w:r>
-    </w:p>
-    <w:p>
-      <w:pPr>
-        <w:numPr>
-          <w:ilvl w:val="0"/>
-          <w:numId w:val="1001"/>
-        </w:numPr>
+    </w:p>
+    <w:p>
+      <w:pPr>
+        <w:pStyle w:val="BodyText"/>
       </w:pPr>
       <w:r>
         <w:t xml:space="preserve">BEN: I’m not crying. It’s the lights. And I’ve never been to New York.</w:t>
       </w:r>
-      <w:r>
-        <w:t xml:space="preserve"> </w:t>
-      </w:r>
-      <w:r>
-        <w:t xml:space="preserve">벤: 안 울어요. 조명 때문이에요. 그리고 뉴욕은 처음이라서.</w:t>
-      </w:r>
-    </w:p>
-    <w:p>
-      <w:pPr>
-        <w:numPr>
-          <w:ilvl w:val="0"/>
-          <w:numId w:val="1001"/>
-        </w:numPr>
+    </w:p>
+    <w:p>
+      <w:pPr>
+        <w:pStyle w:val="BodyText"/>
       </w:pPr>
       <w:r>
         <w:t xml:space="preserve">HOST: Mr. Bennett? Nasdaq. Welcome. At nine twenty-nine, you’ll stand at the podium. Ten seconds of countdown. Then press.</w:t>
       </w:r>
-      <w:r>
-        <w:t xml:space="preserve"> </w:t>
-      </w:r>
-      <w:r>
-        <w:t xml:space="preserve">진행자: 베넷 대표님? 나스닥입니다. 환영합니다. 9시 29분에 연단에 서시면 됩니다. 10초 카운트다운. 그다음 누르세요.</w:t>
-      </w:r>
-    </w:p>
-    <w:p>
-      <w:pPr>
-        <w:numPr>
-          <w:ilvl w:val="0"/>
-          <w:numId w:val="1001"/>
-        </w:numPr>
+    </w:p>
+    <w:p>
+      <w:pPr>
+        <w:pStyle w:val="BodyText"/>
       </w:pPr>
       <w:r>
         <w:t xml:space="preserve">NOAH: Ten seconds. We know about ten seconds.</w:t>
-      </w:r>
-      <w:r>
-        <w:t xml:space="preserve"> </w:t>
-      </w:r>
-      <w:r>
-        <w:t xml:space="preserve">노아: 10초. 우린 10초를 잘 알아요.</w:t>
       </w:r>
     </w:p>
     <w:bookmarkEnd w:id="21"/>
@@ -780,248 +627,119 @@
     </w:p>
     <w:p>
       <w:pPr>
-        <w:numPr>
-          <w:ilvl w:val="0"/>
-          <w:numId w:val="1002"/>
-        </w:numPr>
+        <w:pStyle w:val="FirstParagraph"/>
       </w:pPr>
       <w:r>
         <w:t xml:space="preserve">HOST: Would you like to say a few words before the bell? Thirty seconds. It goes out live.</w:t>
       </w:r>
-      <w:r>
-        <w:t xml:space="preserve"> </w:t>
-      </w:r>
-      <w:r>
-        <w:t xml:space="preserve">진행자: 벨 전에 몇 마디 하시겠어요? 30초. 생중계로 나갑니다.</w:t>
-      </w:r>
-    </w:p>
-    <w:p>
-      <w:pPr>
-        <w:numPr>
-          <w:ilvl w:val="0"/>
-          <w:numId w:val="1002"/>
-        </w:numPr>
+    </w:p>
+    <w:p>
+      <w:pPr>
+        <w:pStyle w:val="BodyText"/>
       </w:pPr>
       <w:r>
         <w:t xml:space="preserve">RUTH: One sentence. Remember. People.</w:t>
       </w:r>
-      <w:r>
-        <w:t xml:space="preserve"> </w:t>
-      </w:r>
-      <w:r>
-        <w:t xml:space="preserve">루스: 한 문장. 기억해요. 사람.</w:t>
-      </w:r>
-    </w:p>
-    <w:p>
-      <w:pPr>
-        <w:numPr>
-          <w:ilvl w:val="0"/>
-          <w:numId w:val="1002"/>
-        </w:numPr>
+    </w:p>
+    <w:p>
+      <w:pPr>
+        <w:pStyle w:val="BodyText"/>
       </w:pPr>
       <w:r>
         <w:t xml:space="preserve">NOAH: This bell is for everyone who held a syringe with care. Thank you.</w:t>
       </w:r>
-      <w:r>
-        <w:t xml:space="preserve"> </w:t>
-      </w:r>
-      <w:r>
-        <w:t xml:space="preserve">노아: 이 벨은 정성껏 주사기를 쥐어 준 모든 분을 위한 것입니다. 감사합니다.</w:t>
-      </w:r>
-    </w:p>
-    <w:p>
-      <w:pPr>
-        <w:numPr>
-          <w:ilvl w:val="0"/>
-          <w:numId w:val="1002"/>
-        </w:numPr>
+    </w:p>
+    <w:p>
+      <w:pPr>
+        <w:pStyle w:val="BodyText"/>
       </w:pPr>
       <w:r>
         <w:t xml:space="preserve">HOST: Ten. Nine. Eight…</w:t>
       </w:r>
-      <w:r>
-        <w:t xml:space="preserve"> </w:t>
-      </w:r>
-      <w:r>
-        <w:t xml:space="preserve">진행자: 10. 9. 8…</w:t>
-      </w:r>
-    </w:p>
-    <w:p>
-      <w:pPr>
-        <w:numPr>
-          <w:ilvl w:val="0"/>
-          <w:numId w:val="1002"/>
-        </w:numPr>
+    </w:p>
+    <w:p>
+      <w:pPr>
+        <w:pStyle w:val="BodyText"/>
       </w:pPr>
       <w:r>
         <w:t xml:space="preserve">PRIYA: Noah. Your hand is shaking.</w:t>
       </w:r>
-      <w:r>
-        <w:t xml:space="preserve"> </w:t>
-      </w:r>
-      <w:r>
-        <w:t xml:space="preserve">프리야: 노아. 손이 떨려요.</w:t>
-      </w:r>
-    </w:p>
-    <w:p>
-      <w:pPr>
-        <w:numPr>
-          <w:ilvl w:val="0"/>
-          <w:numId w:val="1002"/>
-        </w:numPr>
+    </w:p>
+    <w:p>
+      <w:pPr>
+        <w:pStyle w:val="BodyText"/>
       </w:pPr>
       <w:r>
         <w:t xml:space="preserve">NOAH: It’s allowed. It’s not an emergency.</w:t>
       </w:r>
-      <w:r>
-        <w:t xml:space="preserve"> </w:t>
-      </w:r>
-      <w:r>
-        <w:t xml:space="preserve">노아: 허용돼요. 응급이 아니니까.</w:t>
-      </w:r>
-    </w:p>
-    <w:p>
-      <w:pPr>
-        <w:numPr>
-          <w:ilvl w:val="0"/>
-          <w:numId w:val="1002"/>
-        </w:numPr>
+    </w:p>
+    <w:p>
+      <w:pPr>
+        <w:pStyle w:val="BodyText"/>
       </w:pPr>
       <w:r>
         <w:t xml:space="preserve">HOST: …Three. Two. One.</w:t>
       </w:r>
-      <w:r>
-        <w:t xml:space="preserve"> </w:t>
-      </w:r>
-      <w:r>
-        <w:t xml:space="preserve">진행자: …3. 2. 1.</w:t>
-      </w:r>
-    </w:p>
-    <w:p>
-      <w:pPr>
-        <w:numPr>
-          <w:ilvl w:val="0"/>
-          <w:numId w:val="1002"/>
-        </w:numPr>
+    </w:p>
+    <w:p>
+      <w:pPr>
+        <w:pStyle w:val="BodyText"/>
       </w:pPr>
       <w:r>
         <w:t xml:space="preserve">ELENA: There it is. The bell. Louder than I expected.</w:t>
       </w:r>
-      <w:r>
-        <w:t xml:space="preserve"> </w:t>
-      </w:r>
-      <w:r>
-        <w:t xml:space="preserve">엘레나: 저기요. 벨. 생각보다 크네요.</w:t>
-      </w:r>
-    </w:p>
-    <w:p>
-      <w:pPr>
-        <w:numPr>
-          <w:ilvl w:val="0"/>
-          <w:numId w:val="1002"/>
-        </w:numPr>
+    </w:p>
+    <w:p>
+      <w:pPr>
+        <w:pStyle w:val="BodyText"/>
       </w:pPr>
       <w:r>
         <w:t xml:space="preserve">MARCUS: Louder than the freezer alarm in year two. And that one woke the whole building.</w:t>
       </w:r>
-      <w:r>
-        <w:t xml:space="preserve"> </w:t>
-      </w:r>
-      <w:r>
-        <w:t xml:space="preserve">마커스: 2년 차 냉동고 경보보다 크네요. 그건 건물 전체를 깨웠는데.</w:t>
-      </w:r>
-    </w:p>
-    <w:p>
-      <w:pPr>
-        <w:numPr>
-          <w:ilvl w:val="0"/>
-          <w:numId w:val="1002"/>
-        </w:numPr>
+    </w:p>
+    <w:p>
+      <w:pPr>
+        <w:pStyle w:val="BodyText"/>
       </w:pPr>
       <w:r>
         <w:t xml:space="preserve">CLAIRE: Noah. Look at your mother.</w:t>
       </w:r>
-      <w:r>
-        <w:t xml:space="preserve"> </w:t>
-      </w:r>
-      <w:r>
-        <w:t xml:space="preserve">클레어: 노아. 어머님 좀 봐.</w:t>
-      </w:r>
-    </w:p>
-    <w:p>
-      <w:pPr>
-        <w:numPr>
-          <w:ilvl w:val="0"/>
-          <w:numId w:val="1002"/>
-        </w:numPr>
+    </w:p>
+    <w:p>
+      <w:pPr>
+        <w:pStyle w:val="BodyText"/>
       </w:pPr>
       <w:r>
         <w:t xml:space="preserve">CAROL: My son rang the bell. My daughter’s drawing is on a skyscraper. I need to sit down.</w:t>
       </w:r>
-      <w:r>
-        <w:t xml:space="preserve"> </w:t>
-      </w:r>
-      <w:r>
-        <w:t xml:space="preserve">캐롤: 우리 아들이 벨을 울렸어. 우리 딸 그림이 고층 빌딩에 있고. 앉아야겠어.</w:t>
-      </w:r>
-    </w:p>
-    <w:p>
-      <w:pPr>
-        <w:numPr>
-          <w:ilvl w:val="0"/>
-          <w:numId w:val="1002"/>
-        </w:numPr>
+    </w:p>
+    <w:p>
+      <w:pPr>
+        <w:pStyle w:val="BodyText"/>
       </w:pPr>
       <w:r>
         <w:t xml:space="preserve">LILY: Sit, Mom. Don’t faint. Diane didn’t approve fainting.</w:t>
       </w:r>
-      <w:r>
-        <w:t xml:space="preserve"> </w:t>
-      </w:r>
-      <w:r>
-        <w:t xml:space="preserve">릴리: 앉아, 엄마. 기절하지 마. 다이앤이 기절은 승인 안 했어.</w:t>
-      </w:r>
-    </w:p>
-    <w:p>
-      <w:pPr>
-        <w:numPr>
-          <w:ilvl w:val="0"/>
-          <w:numId w:val="1002"/>
-        </w:numPr>
+    </w:p>
+    <w:p>
+      <w:pPr>
+        <w:pStyle w:val="BodyText"/>
       </w:pPr>
       <w:r>
         <w:t xml:space="preserve">JIWOO: Hello from Seoul! It’s eleven thirty at night here. The whole Lumi team is watching!</w:t>
       </w:r>
-      <w:r>
-        <w:t xml:space="preserve"> </w:t>
-      </w:r>
-      <w:r>
-        <w:t xml:space="preserve">지우: 서울에서 안녕하세요! 여긴 밤 11시 반이에요. 루미 팀 전체가 보고 있어요!</w:t>
-      </w:r>
-    </w:p>
-    <w:p>
-      <w:pPr>
-        <w:numPr>
-          <w:ilvl w:val="0"/>
-          <w:numId w:val="1002"/>
-        </w:numPr>
+    </w:p>
+    <w:p>
+      <w:pPr>
+        <w:pStyle w:val="BodyText"/>
       </w:pPr>
       <w:r>
         <w:t xml:space="preserve">NOAH: Ji-woo! Thank you for staying up. Tell Dr. Song we said hello.</w:t>
       </w:r>
-      <w:r>
-        <w:t xml:space="preserve"> </w:t>
-      </w:r>
-      <w:r>
-        <w:t xml:space="preserve">노아: 지우 씨! 늦게까지 안 자 줘서 고마워요. 송 원장님께 안부 전해 줘요.</w:t>
-      </w:r>
-    </w:p>
-    <w:p>
-      <w:pPr>
-        <w:numPr>
-          <w:ilvl w:val="0"/>
-          <w:numId w:val="1002"/>
-        </w:numPr>
+    </w:p>
+    <w:p>
+      <w:pPr>
+        <w:pStyle w:val="BodyText"/>
       </w:pPr>
       <w:r>
         <w:t xml:space="preserve">JIWOO: She’s here! She says,</w:t>
@@ -1044,11 +762,149 @@
       <w:r>
         <w:t xml:space="preserve">Everyone in the room says it now. Like a slogan.</w:t>
       </w:r>
-      <w:r>
-        <w:t xml:space="preserve"> </w:t>
-      </w:r>
-      <w:r>
-        <w:t xml:space="preserve">지우: 여기 계세요!</w:t>
+    </w:p>
+    <w:p>
+      <w:pPr>
+        <w:pStyle w:val="BodyText"/>
+      </w:pPr>
+      <w:r>
+        <w:t xml:space="preserve">RUTH: That’s the best thing anyone has said on this floor today. And it’s not about the stock.</w:t>
+      </w:r>
+    </w:p>
+    <w:p>
+      <w:pPr>
+        <w:pStyle w:val="BodyText"/>
+      </w:pPr>
+      <w:r>
+        <w:t xml:space="preserve">PAUL: The stock hasn’t opened yet. IPOs open later than the rest of the market, because the market makers are still matching buy and sell orders to find a fair first price. Until they do, there’s nothing to look at.</w:t>
+      </w:r>
+    </w:p>
+    <w:p>
+      <w:pPr>
+        <w:pStyle w:val="BodyText"/>
+      </w:pPr>
+      <w:r>
+        <w:t xml:space="preserve">BEN: When will it open?</w:t>
+      </w:r>
+    </w:p>
+    <w:p>
+      <w:pPr>
+        <w:pStyle w:val="BodyText"/>
+      </w:pPr>
+      <w:r>
+        <w:t xml:space="preserve">PAUL: Maybe an hour. Maybe two. Nobody knows. Have a coffee, Ben.</w:t>
+      </w:r>
+    </w:p>
+    <w:p>
+      <w:pPr>
+        <w:pStyle w:val="BodyText"/>
+      </w:pPr>
+      <w:r>
+        <w:t xml:space="preserve">TASHA: Ben, you’ve checked your phone eleven times. I counted. Old habit. I count things.</w:t>
+      </w:r>
+    </w:p>
+    <w:p>
+      <w:pPr>
+        <w:pStyle w:val="BodyText"/>
+      </w:pPr>
+      <w:r>
+        <w:t xml:space="preserve">BEN: Sorry. I just want to see the number.</w:t>
+      </w:r>
+    </w:p>
+    <w:p>
+      <w:pPr>
+        <w:pStyle w:val="BodyText"/>
+      </w:pPr>
+      <w:r>
+        <w:t xml:space="preserve">LEO: Ben, can I tell you something? About numbers?</w:t>
+      </w:r>
+    </w:p>
+    <w:p>
+      <w:pPr>
+        <w:pStyle w:val="BodyText"/>
+      </w:pPr>
+      <w:r>
+        <w:t xml:space="preserve">BEN: Of course, Mr. Martinez.</w:t>
+      </w:r>
+    </w:p>
+    <w:p>
+      <w:pPr>
+        <w:pStyle w:val="BodyText"/>
+      </w:pPr>
+      <w:r>
+        <w:t xml:space="preserve">LEO: In year four, I watched a number rise for six weeks. Our injection force. It went up so slowly that it never looked like a problem, and nothing on any screen looked urgent. I almost ignored it, and I’m still glad I didn’t.</w:t>
+      </w:r>
+    </w:p>
+    <w:p>
+      <w:pPr>
+        <w:pStyle w:val="BodyText"/>
+      </w:pPr>
+      <w:r>
+        <w:t xml:space="preserve">BEN: The stopper story. They told it on my first day.</w:t>
+      </w:r>
+    </w:p>
+    <w:p>
+      <w:pPr>
+        <w:pStyle w:val="BodyText"/>
+      </w:pPr>
+      <w:r>
+        <w:t xml:space="preserve">LEO: Good. Then remember. The numbers that matter don’t move every second. They move slowly. And quietly.</w:t>
+      </w:r>
+    </w:p>
+    <w:p>
+      <w:pPr>
+        <w:pStyle w:val="BodyText"/>
+      </w:pPr>
+      <w:r>
+        <w:t xml:space="preserve">PAUL: It’s opening. Eleven oh four. First trade. Thirty-four dollars.</w:t>
+      </w:r>
+    </w:p>
+    <w:p>
+      <w:pPr>
+        <w:pStyle w:val="BodyText"/>
+      </w:pPr>
+      <w:r>
+        <w:t xml:space="preserve">BEN: Thirty-four! From twenty-seven! That’s… twenty-six percent!</w:t>
+      </w:r>
+    </w:p>
+    <w:p>
+      <w:pPr>
+        <w:pStyle w:val="BodyText"/>
+      </w:pPr>
+      <w:r>
+        <w:t xml:space="preserve">RUTH: Ben. Quiet. Please. Cameras.</w:t>
+      </w:r>
+    </w:p>
+    <w:p>
+      <w:pPr>
+        <w:pStyle w:val="BodyText"/>
+      </w:pPr>
+      <w:r>
+        <w:t xml:space="preserve">BEN: Sorry. Sorry. Twenty-six percent. Quietly.</w:t>
+      </w:r>
+    </w:p>
+    <w:p>
+      <w:pPr>
+        <w:pStyle w:val="BodyText"/>
+      </w:pPr>
+      <w:r>
+        <w:t xml:space="preserve">ELAINE: Noah, they want you on financial television. Live. In five minutes.</w:t>
+      </w:r>
+    </w:p>
+    <w:p>
+      <w:pPr>
+        <w:pStyle w:val="BodyText"/>
+      </w:pPr>
+      <w:r>
+        <w:t xml:space="preserve">RUTH: Same answer. Every time. Whatever they ask.</w:t>
+      </w:r>
+    </w:p>
+    <w:p>
+      <w:pPr>
+        <w:pStyle w:val="BodyText"/>
+      </w:pPr>
+      <w:r>
+        <w:t xml:space="preserve">NOAH:</w:t>
       </w:r>
       <w:r>
         <w:t xml:space="preserve"> </w:t>
@@ -1057,377 +913,26 @@
         <w:t xml:space="preserve">“</w:t>
       </w:r>
       <w:r>
-        <w:t xml:space="preserve">먼저 처치했어요</w:t>
+        <w:t xml:space="preserve">We don’t comment on the stock price. We focus on patients.</w:t>
       </w:r>
       <w:r>
         <w:t xml:space="preserve">”</w:t>
       </w:r>
-      <w:r>
-        <w:t xml:space="preserve">래요. 이제 방에 있는 모두가 그 말을 해요. 슬로건처럼.</w:t>
-      </w:r>
-    </w:p>
-    <w:p>
-      <w:pPr>
-        <w:numPr>
-          <w:ilvl w:val="0"/>
-          <w:numId w:val="1002"/>
-        </w:numPr>
-      </w:pPr>
-      <w:r>
-        <w:t xml:space="preserve">RUTH: That’s the best thing anyone has said on this floor today. And it’s not about the stock.</w:t>
-      </w:r>
-      <w:r>
-        <w:t xml:space="preserve"> </w:t>
-      </w:r>
-      <w:r>
-        <w:t xml:space="preserve">루스: 오늘 이 층에서 누가 한 말 중 최고예요. 그리고 주가 얘기가 아니고요.</w:t>
-      </w:r>
-    </w:p>
-    <w:p>
-      <w:pPr>
-        <w:numPr>
-          <w:ilvl w:val="0"/>
-          <w:numId w:val="1002"/>
-        </w:numPr>
-      </w:pPr>
-      <w:r>
-        <w:t xml:space="preserve">PAUL: The stock hasn’t opened yet. IPOs open later than the rest of the market, because the market makers are still matching buy and sell orders to find a fair first price. Until they do, there’s nothing to look at.</w:t>
-      </w:r>
-      <w:r>
-        <w:t xml:space="preserve"> </w:t>
-      </w:r>
-      <w:r>
-        <w:t xml:space="preserve">폴: 주식은 아직 안 열렸어요. IPO는 시장의 다른 종목보다 늦게 열려요. 시장 조성자들이 공정한 첫 가격을 찾으려고 매수·매도 주문을 아직 맞추고 있거든요. 그게 끝날 때까진 볼 게 없어요.</w:t>
-      </w:r>
-    </w:p>
-    <w:p>
-      <w:pPr>
-        <w:numPr>
-          <w:ilvl w:val="0"/>
-          <w:numId w:val="1002"/>
-        </w:numPr>
-      </w:pPr>
-      <w:r>
-        <w:t xml:space="preserve">BEN: When will it open?</w:t>
-      </w:r>
-      <w:r>
-        <w:t xml:space="preserve"> </w:t>
-      </w:r>
-      <w:r>
-        <w:t xml:space="preserve">벤: 언제 열려요?</w:t>
-      </w:r>
-    </w:p>
-    <w:p>
-      <w:pPr>
-        <w:numPr>
-          <w:ilvl w:val="0"/>
-          <w:numId w:val="1002"/>
-        </w:numPr>
-      </w:pPr>
-      <w:r>
-        <w:t xml:space="preserve">PAUL: Maybe an hour. Maybe two. Nobody knows. Have a coffee, Ben.</w:t>
-      </w:r>
-      <w:r>
-        <w:t xml:space="preserve"> </w:t>
-      </w:r>
-      <w:r>
-        <w:t xml:space="preserve">폴: 한 시간. 아니면 두 시간. 아무도 몰라요. 커피 마셔요, 벤.</w:t>
-      </w:r>
-    </w:p>
-    <w:p>
-      <w:pPr>
-        <w:numPr>
-          <w:ilvl w:val="0"/>
-          <w:numId w:val="1002"/>
-        </w:numPr>
-      </w:pPr>
-      <w:r>
-        <w:t xml:space="preserve">TASHA: Ben, you’ve checked your phone eleven times. I counted. Old habit. I count things.</w:t>
-      </w:r>
-      <w:r>
-        <w:t xml:space="preserve"> </w:t>
-      </w:r>
-      <w:r>
-        <w:t xml:space="preserve">타샤: 벤, 휴대폰을 열한 번 확인했어요. 세었어요. 오랜 습관이에요. 난 뭐든 세요.</w:t>
-      </w:r>
-    </w:p>
-    <w:p>
-      <w:pPr>
-        <w:numPr>
-          <w:ilvl w:val="0"/>
-          <w:numId w:val="1002"/>
-        </w:numPr>
-      </w:pPr>
-      <w:r>
-        <w:t xml:space="preserve">BEN: Sorry. I just want to see the number.</w:t>
-      </w:r>
-      <w:r>
-        <w:t xml:space="preserve"> </w:t>
-      </w:r>
-      <w:r>
-        <w:t xml:space="preserve">벤: 죄송해요. 그냥 숫자를 보고 싶어서요.</w:t>
-      </w:r>
-    </w:p>
-    <w:p>
-      <w:pPr>
-        <w:numPr>
-          <w:ilvl w:val="0"/>
-          <w:numId w:val="1002"/>
-        </w:numPr>
-      </w:pPr>
-      <w:r>
-        <w:t xml:space="preserve">LEO: Ben, can I tell you something? About numbers?</w:t>
-      </w:r>
-      <w:r>
-        <w:t xml:space="preserve"> </w:t>
-      </w:r>
-      <w:r>
-        <w:t xml:space="preserve">레오: 벤, 하나 말해 줘도 될까? 숫자에 대해서?</w:t>
-      </w:r>
-    </w:p>
-    <w:p>
-      <w:pPr>
-        <w:numPr>
-          <w:ilvl w:val="0"/>
-          <w:numId w:val="1002"/>
-        </w:numPr>
-      </w:pPr>
-      <w:r>
-        <w:t xml:space="preserve">BEN: Of course, Mr. Martinez.</w:t>
-      </w:r>
-      <w:r>
-        <w:t xml:space="preserve"> </w:t>
-      </w:r>
-      <w:r>
-        <w:t xml:space="preserve">벤: 물론이죠, 마르티네스 부사장님.</w:t>
-      </w:r>
-    </w:p>
-    <w:p>
-      <w:pPr>
-        <w:numPr>
-          <w:ilvl w:val="0"/>
-          <w:numId w:val="1002"/>
-        </w:numPr>
-      </w:pPr>
-      <w:r>
-        <w:t xml:space="preserve">LEO: In year four, I watched a number rise for six weeks. Our injection force. It went up so slowly that it never looked like a problem, and nothing on any screen looked urgent. I almost ignored it, and I’m still glad I didn’t.</w:t>
-      </w:r>
-      <w:r>
-        <w:t xml:space="preserve"> </w:t>
-      </w:r>
-      <w:r>
-        <w:t xml:space="preserve">레오: 4년 차에, 6주 동안 숫자가 오르는 걸 봤어. 우리 주입력. 너무 천천히 올라서 문제처럼 보인 적이 없었고, 어느 화면에서도 급해 보이지 않았지. 거의 무시할 뻔했어. 그러지 않은 게 아직도 다행이야.</w:t>
-      </w:r>
-    </w:p>
-    <w:p>
-      <w:pPr>
-        <w:numPr>
-          <w:ilvl w:val="0"/>
-          <w:numId w:val="1002"/>
-        </w:numPr>
-      </w:pPr>
-      <w:r>
-        <w:t xml:space="preserve">BEN: The stopper story. They told it on my first day.</w:t>
-      </w:r>
-      <w:r>
-        <w:t xml:space="preserve"> </w:t>
-      </w:r>
-      <w:r>
-        <w:t xml:space="preserve">벤: 마개 이야기. 첫날 들려줬어요.</w:t>
-      </w:r>
-    </w:p>
-    <w:p>
-      <w:pPr>
-        <w:numPr>
-          <w:ilvl w:val="0"/>
-          <w:numId w:val="1002"/>
-        </w:numPr>
-      </w:pPr>
-      <w:r>
-        <w:t xml:space="preserve">LEO: Good. Then remember. The numbers that matter don’t move every second. They move slowly. And quietly.</w:t>
-      </w:r>
-      <w:r>
-        <w:t xml:space="preserve"> </w:t>
-      </w:r>
-      <w:r>
-        <w:t xml:space="preserve">레오: 좋아. 그럼 기억해. 중요한 숫자는 매초 움직이지 않아. 천천히 움직여. 그리고 조용히.</w:t>
-      </w:r>
-    </w:p>
-    <w:p>
-      <w:pPr>
-        <w:numPr>
-          <w:ilvl w:val="0"/>
-          <w:numId w:val="1002"/>
-        </w:numPr>
-      </w:pPr>
-      <w:r>
-        <w:t xml:space="preserve">PAUL: It’s opening. Eleven oh four. First trade. Thirty-four dollars.</w:t>
-      </w:r>
-      <w:r>
-        <w:t xml:space="preserve"> </w:t>
-      </w:r>
-      <w:r>
-        <w:t xml:space="preserve">폴: 열려요. 11시 4분. 첫 거래. 34달러.</w:t>
-      </w:r>
-    </w:p>
-    <w:p>
-      <w:pPr>
-        <w:numPr>
-          <w:ilvl w:val="0"/>
-          <w:numId w:val="1002"/>
-        </w:numPr>
-      </w:pPr>
-      <w:r>
-        <w:t xml:space="preserve">BEN: Thirty-four! From twenty-seven! That’s… twenty-six percent!</w:t>
-      </w:r>
-      <w:r>
-        <w:t xml:space="preserve"> </w:t>
-      </w:r>
-      <w:r>
-        <w:t xml:space="preserve">벤: 34! 27에서! 그럼… 26%!</w:t>
-      </w:r>
-    </w:p>
-    <w:p>
-      <w:pPr>
-        <w:numPr>
-          <w:ilvl w:val="0"/>
-          <w:numId w:val="1002"/>
-        </w:numPr>
-      </w:pPr>
-      <w:r>
-        <w:t xml:space="preserve">RUTH: Ben. Quiet. Please. Cameras.</w:t>
-      </w:r>
-      <w:r>
-        <w:t xml:space="preserve"> </w:t>
-      </w:r>
-      <w:r>
-        <w:t xml:space="preserve">루스: 벤. 조용히. 부탁해요. 카메라.</w:t>
-      </w:r>
-    </w:p>
-    <w:p>
-      <w:pPr>
-        <w:numPr>
-          <w:ilvl w:val="0"/>
-          <w:numId w:val="1002"/>
-        </w:numPr>
-      </w:pPr>
-      <w:r>
-        <w:t xml:space="preserve">BEN: Sorry. Sorry. Twenty-six percent. Quietly.</w:t>
-      </w:r>
-      <w:r>
-        <w:t xml:space="preserve"> </w:t>
-      </w:r>
-      <w:r>
-        <w:t xml:space="preserve">벤: 죄송해요. 죄송해요. 26%. 조용히.</w:t>
-      </w:r>
-    </w:p>
-    <w:p>
-      <w:pPr>
-        <w:numPr>
-          <w:ilvl w:val="0"/>
-          <w:numId w:val="1002"/>
-        </w:numPr>
-      </w:pPr>
-      <w:r>
-        <w:t xml:space="preserve">ELAINE: Noah, they want you on financial television. Live. In five minutes.</w:t>
-      </w:r>
-      <w:r>
-        <w:t xml:space="preserve"> </w:t>
-      </w:r>
-      <w:r>
-        <w:t xml:space="preserve">일레인: 노아, 경제 방송에서 당신을 원해요. 생방송. 5분 후에.</w:t>
-      </w:r>
-    </w:p>
-    <w:p>
-      <w:pPr>
-        <w:numPr>
-          <w:ilvl w:val="0"/>
-          <w:numId w:val="1002"/>
-        </w:numPr>
-      </w:pPr>
-      <w:r>
-        <w:t xml:space="preserve">RUTH: Same answer. Every time. Whatever they ask.</w:t>
-      </w:r>
-      <w:r>
-        <w:t xml:space="preserve"> </w:t>
-      </w:r>
-      <w:r>
-        <w:t xml:space="preserve">루스: 같은 답. 매번. 뭘 묻든.</w:t>
-      </w:r>
-    </w:p>
-    <w:p>
-      <w:pPr>
-        <w:numPr>
-          <w:ilvl w:val="0"/>
-          <w:numId w:val="1002"/>
-        </w:numPr>
-      </w:pPr>
-      <w:r>
-        <w:t xml:space="preserve">NOAH:</w:t>
-      </w:r>
-      <w:r>
-        <w:t xml:space="preserve"> </w:t>
-      </w:r>
-      <w:r>
-        <w:t xml:space="preserve">“</w:t>
-      </w:r>
-      <w:r>
-        <w:t xml:space="preserve">We don’t comment on the stock price. We focus on patients.</w:t>
-      </w:r>
-      <w:r>
-        <w:t xml:space="preserve">”</w:t>
-      </w:r>
-      <w:r>
-        <w:t xml:space="preserve"> </w:t>
-      </w:r>
-      <w:r>
-        <w:t xml:space="preserve">노아:</w:t>
-      </w:r>
-      <w:r>
-        <w:t xml:space="preserve"> </w:t>
-      </w:r>
-      <w:r>
-        <w:t xml:space="preserve">“</w:t>
-      </w:r>
-      <w:r>
-        <w:t xml:space="preserve">주가에 대해 언급하지 않습니다. 환자에게 집중합니다.</w:t>
-      </w:r>
-      <w:r>
-        <w:t xml:space="preserve">”</w:t>
-      </w:r>
-    </w:p>
-    <w:p>
-      <w:pPr>
-        <w:numPr>
-          <w:ilvl w:val="0"/>
-          <w:numId w:val="1002"/>
-        </w:numPr>
+    </w:p>
+    <w:p>
+      <w:pPr>
+        <w:pStyle w:val="BodyText"/>
       </w:pPr>
       <w:r>
         <w:t xml:space="preserve">RUTH: And if they push?</w:t>
       </w:r>
-      <w:r>
-        <w:t xml:space="preserve"> </w:t>
-      </w:r>
-      <w:r>
-        <w:t xml:space="preserve">루스: 그리고 밀어붙이면요?</w:t>
-      </w:r>
-    </w:p>
-    <w:p>
-      <w:pPr>
-        <w:numPr>
-          <w:ilvl w:val="0"/>
-          <w:numId w:val="1002"/>
-        </w:numPr>
+    </w:p>
+    <w:p>
+      <w:pPr>
+        <w:pStyle w:val="BodyText"/>
       </w:pPr>
       <w:r>
         <w:t xml:space="preserve">NOAH: Same answer. With a smile.</w:t>
-      </w:r>
-      <w:r>
-        <w:t xml:space="preserve"> </w:t>
-      </w:r>
-      <w:r>
-        <w:t xml:space="preserve">노아: 같은 답. 웃으면서.</w:t>
       </w:r>
     </w:p>
     <w:bookmarkEnd w:id="22"/>
@@ -1442,316 +947,151 @@
     </w:p>
     <w:p>
       <w:pPr>
-        <w:numPr>
-          <w:ilvl w:val="0"/>
-          <w:numId w:val="1003"/>
-        </w:numPr>
+        <w:pStyle w:val="FirstParagraph"/>
       </w:pPr>
       <w:r>
         <w:t xml:space="preserve">HOST: Your stock opened twenty-six percent above the IPO price. How does that feel?</w:t>
       </w:r>
-      <w:r>
-        <w:t xml:space="preserve"> </w:t>
-      </w:r>
-      <w:r>
-        <w:t xml:space="preserve">진행자: 주가가 공모가보다 26% 높게 시작했습니다. 기분이 어떠세요?</w:t>
-      </w:r>
-    </w:p>
-    <w:p>
-      <w:pPr>
-        <w:numPr>
-          <w:ilvl w:val="0"/>
-          <w:numId w:val="1003"/>
-        </w:numPr>
+    </w:p>
+    <w:p>
+      <w:pPr>
+        <w:pStyle w:val="BodyText"/>
       </w:pPr>
       <w:r>
         <w:t xml:space="preserve">NOAH: We don’t comment on the stock price. We focus on patients. Today, I’m thinking about them.</w:t>
       </w:r>
-      <w:r>
-        <w:t xml:space="preserve"> </w:t>
-      </w:r>
-      <w:r>
-        <w:t xml:space="preserve">노아: 주가에 대해 언급하지 않습니다. 환자에게 집중합니다. 오늘 저는 그들을 생각하고 있습니다.</w:t>
-      </w:r>
-    </w:p>
-    <w:p>
-      <w:pPr>
-        <w:numPr>
-          <w:ilvl w:val="0"/>
-          <w:numId w:val="1003"/>
-        </w:numPr>
+    </w:p>
+    <w:p>
+      <w:pPr>
+        <w:pStyle w:val="BodyText"/>
       </w:pPr>
       <w:r>
         <w:t xml:space="preserve">HOST: But surely you’re pleased? Did you price it too low?</w:t>
       </w:r>
-      <w:r>
-        <w:t xml:space="preserve"> </w:t>
-      </w:r>
-      <w:r>
-        <w:t xml:space="preserve">진행자: 그래도 기쁘시겠죠? 공모가를 너무 낮게 잡은 건가요?</w:t>
-      </w:r>
-    </w:p>
-    <w:p>
-      <w:pPr>
-        <w:numPr>
-          <w:ilvl w:val="0"/>
-          <w:numId w:val="1003"/>
-        </w:numPr>
+    </w:p>
+    <w:p>
+      <w:pPr>
+        <w:pStyle w:val="BodyText"/>
       </w:pPr>
       <w:r>
         <w:t xml:space="preserve">NOAH: We chose our shareholders carefully. For the long term. Everything else is in our S-1.</w:t>
       </w:r>
-      <w:r>
-        <w:t xml:space="preserve"> </w:t>
-      </w:r>
-      <w:r>
-        <w:t xml:space="preserve">노아: 주주를 신중하게 골랐습니다. 장기적으로. 나머지는 모두 S-1에 있습니다.</w:t>
-      </w:r>
-    </w:p>
-    <w:p>
-      <w:pPr>
-        <w:numPr>
-          <w:ilvl w:val="0"/>
-          <w:numId w:val="1003"/>
-        </w:numPr>
+    </w:p>
+    <w:p>
+      <w:pPr>
+        <w:pStyle w:val="BodyText"/>
       </w:pPr>
       <w:r>
         <w:t xml:space="preserve">HOST: One last try. Where will the stock be in a year?</w:t>
       </w:r>
-      <w:r>
-        <w:t xml:space="preserve"> </w:t>
-      </w:r>
-      <w:r>
-        <w:t xml:space="preserve">진행자: 마지막으로 한 번만. 1년 뒤 주가는 어디쯤일까요?</w:t>
-      </w:r>
-    </w:p>
-    <w:p>
-      <w:pPr>
-        <w:numPr>
-          <w:ilvl w:val="0"/>
-          <w:numId w:val="1003"/>
-        </w:numPr>
+    </w:p>
+    <w:p>
+      <w:pPr>
+        <w:pStyle w:val="BodyText"/>
       </w:pPr>
       <w:r>
         <w:t xml:space="preserve">NOAH: I have no idea, and anyone who tells you they know is guessing. But I know where our patients will be: with trained hands, a traced syringe, and a hotline that answers. That’s my job. The stock price is someone else’s.</w:t>
       </w:r>
-      <w:r>
-        <w:t xml:space="preserve"> </w:t>
-      </w:r>
-      <w:r>
-        <w:t xml:space="preserve">노아: 전혀 모릅니다. 안다고 말하는 사람은 추측하는 겁니다. 하지만 환자들이 어디 있을지는 압니다. 교육받은 손, 추적되는 주사기, 응답하는 핫라인과 함께요. 그게 제 일입니다. 주가는 다른 사람의 일이고요.</w:t>
-      </w:r>
-    </w:p>
-    <w:p>
-      <w:pPr>
-        <w:numPr>
-          <w:ilvl w:val="0"/>
-          <w:numId w:val="1003"/>
-        </w:numPr>
+    </w:p>
+    <w:p>
+      <w:pPr>
+        <w:pStyle w:val="BodyText"/>
       </w:pPr>
       <w:r>
         <w:t xml:space="preserve">RUTH: Three times. Same answer. No numbers. I may cry. Like Ben.</w:t>
       </w:r>
-      <w:r>
-        <w:t xml:space="preserve"> </w:t>
-      </w:r>
-      <w:r>
-        <w:t xml:space="preserve">루스: 세 번. 같은 답. 숫자 없이. 나도 울 것 같아요. 벤처럼.</w:t>
-      </w:r>
-    </w:p>
-    <w:p>
-      <w:pPr>
-        <w:numPr>
-          <w:ilvl w:val="0"/>
-          <w:numId w:val="1003"/>
-        </w:numPr>
+    </w:p>
+    <w:p>
+      <w:pPr>
+        <w:pStyle w:val="BodyText"/>
       </w:pPr>
       <w:r>
         <w:t xml:space="preserve">MARCUS: Speaking of Ben. We have a problem. Half the employees are doing math on their phones.</w:t>
       </w:r>
-      <w:r>
-        <w:t xml:space="preserve"> </w:t>
-      </w:r>
-      <w:r>
-        <w:t xml:space="preserve">마커스: 벤 얘기가 나와서 말인데. 문제가 있어요. 직원 절반이 휴대폰으로 계산하고 있어요.</w:t>
-      </w:r>
-    </w:p>
-    <w:p>
-      <w:pPr>
-        <w:numPr>
-          <w:ilvl w:val="0"/>
-          <w:numId w:val="1003"/>
-        </w:numPr>
+    </w:p>
+    <w:p>
+      <w:pPr>
+        <w:pStyle w:val="BodyText"/>
       </w:pPr>
       <w:r>
         <w:t xml:space="preserve">BEN: My options. At thirty-four. They’re worth eighty thousand dollars. I just did the math. I have student loans.</w:t>
       </w:r>
-      <w:r>
-        <w:t xml:space="preserve"> </w:t>
-      </w:r>
-      <w:r>
-        <w:t xml:space="preserve">벤: 내 옵션. 34달러면. 8만 달러예요. 방금 계산했어요. 학자금 대출이 있거든요.</w:t>
-      </w:r>
-    </w:p>
-    <w:p>
-      <w:pPr>
-        <w:numPr>
-          <w:ilvl w:val="0"/>
-          <w:numId w:val="1003"/>
-        </w:numPr>
+    </w:p>
+    <w:p>
+      <w:pPr>
+        <w:pStyle w:val="BodyText"/>
       </w:pPr>
       <w:r>
         <w:t xml:space="preserve">MARCUS: Ben. Sit down. Ruth, can you explain the lock-up? Better than me?</w:t>
       </w:r>
-      <w:r>
-        <w:t xml:space="preserve"> </w:t>
-      </w:r>
-      <w:r>
-        <w:t xml:space="preserve">마커스: 벤. 앉아. 루스, 보호예수 설명해 줄래요? 나보다 잘?</w:t>
-      </w:r>
-    </w:p>
-    <w:p>
-      <w:pPr>
-        <w:numPr>
-          <w:ilvl w:val="0"/>
-          <w:numId w:val="1003"/>
-        </w:numPr>
+    </w:p>
+    <w:p>
+      <w:pPr>
+        <w:pStyle w:val="BodyText"/>
       </w:pPr>
       <w:r>
         <w:t xml:space="preserve">RUTH: Of course. Ben, for a hundred eighty days, insiders and employees can’t sell. That’s the lock-up.</w:t>
       </w:r>
-      <w:r>
-        <w:t xml:space="preserve"> </w:t>
-      </w:r>
-      <w:r>
-        <w:t xml:space="preserve">루스: 물론이죠. 벤, 180일 동안 내부자와 직원은 팔 수 없어요. 그게 보호예수예요.</w:t>
-      </w:r>
-    </w:p>
-    <w:p>
-      <w:pPr>
-        <w:numPr>
-          <w:ilvl w:val="0"/>
-          <w:numId w:val="1003"/>
-        </w:numPr>
+    </w:p>
+    <w:p>
+      <w:pPr>
+        <w:pStyle w:val="BodyText"/>
       </w:pPr>
       <w:r>
         <w:t xml:space="preserve">BEN: A hundred eighty days? That’s… September.</w:t>
       </w:r>
-      <w:r>
-        <w:t xml:space="preserve"> </w:t>
-      </w:r>
-      <w:r>
-        <w:t xml:space="preserve">벤: 180일? 그럼… 9월이에요.</w:t>
-      </w:r>
-    </w:p>
-    <w:p>
-      <w:pPr>
-        <w:numPr>
-          <w:ilvl w:val="0"/>
-          <w:numId w:val="1003"/>
-        </w:numPr>
+    </w:p>
+    <w:p>
+      <w:pPr>
+        <w:pStyle w:val="BodyText"/>
       </w:pPr>
       <w:r>
         <w:t xml:space="preserve">RUTH: September. And even then, only in open windows, which usually close a few weeks before earnings. And never if you know something the public doesn’t, even something small from a hallway conversation. That’s insider trading, and it’s a crime, not a policy.</w:t>
       </w:r>
-      <w:r>
-        <w:t xml:space="preserve"> </w:t>
-      </w:r>
-      <w:r>
-        <w:t xml:space="preserve">루스: 9월. 그리고 그때도 열린 기간에만요. 보통 실적 발표 몇 주 전에 닫혀요. 그리고 대중이 모르는 걸 알고 있을 땐 절대 안 돼요. 복도에서 들은 사소한 것이라도요. 그게 내부자 거래고, 그건 사내 방침이 아니라 범죄예요.</w:t>
-      </w:r>
-    </w:p>
-    <w:p>
-      <w:pPr>
-        <w:numPr>
-          <w:ilvl w:val="0"/>
-          <w:numId w:val="1003"/>
-        </w:numPr>
+    </w:p>
+    <w:p>
+      <w:pPr>
+        <w:pStyle w:val="BodyText"/>
       </w:pPr>
       <w:r>
         <w:t xml:space="preserve">BEN: So my eighty thousand dollars is…</w:t>
       </w:r>
-      <w:r>
-        <w:t xml:space="preserve"> </w:t>
-      </w:r>
-      <w:r>
-        <w:t xml:space="preserve">벤: 그러니까 내 8만 달러는…</w:t>
-      </w:r>
-    </w:p>
-    <w:p>
-      <w:pPr>
-        <w:numPr>
-          <w:ilvl w:val="0"/>
-          <w:numId w:val="1003"/>
-        </w:numPr>
+    </w:p>
+    <w:p>
+      <w:pPr>
+        <w:pStyle w:val="BodyText"/>
       </w:pPr>
       <w:r>
         <w:t xml:space="preserve">MARCUS: On paper. Until September. And by then it could be forty, or a hundred and twenty; nobody knows, including the people on television. So don’t spend it, don’t borrow against it, and don’t plan your student loans around it yet.</w:t>
       </w:r>
-      <w:r>
-        <w:t xml:space="preserve"> </w:t>
-      </w:r>
-      <w:r>
-        <w:t xml:space="preserve">마커스: 서류상이야. 9월까지. 그리고 그때쯤엔 4만이 될 수도 있고, 12만이 될 수도 있어. 아무도 몰라. 방송에 나오는 사람들도. 그러니까 쓰지 말고, 그걸 담보로 빌리지도 말고, 아직은 그걸 믿고 학자금 대출 계획을 세우지도 마.</w:t>
-      </w:r>
-    </w:p>
-    <w:p>
-      <w:pPr>
-        <w:numPr>
-          <w:ilvl w:val="0"/>
-          <w:numId w:val="1003"/>
-        </w:numPr>
+    </w:p>
+    <w:p>
+      <w:pPr>
+        <w:pStyle w:val="BodyText"/>
       </w:pPr>
       <w:r>
         <w:t xml:space="preserve">BEN: Then why is everyone celebrating?</w:t>
       </w:r>
-      <w:r>
-        <w:t xml:space="preserve"> </w:t>
-      </w:r>
-      <w:r>
-        <w:t xml:space="preserve">벤: 그럼 왜 다들 축하해요?</w:t>
-      </w:r>
-    </w:p>
-    <w:p>
-      <w:pPr>
-        <w:numPr>
-          <w:ilvl w:val="0"/>
-          <w:numId w:val="1003"/>
-        </w:numPr>
+    </w:p>
+    <w:p>
+      <w:pPr>
+        <w:pStyle w:val="BodyText"/>
       </w:pPr>
       <w:r>
         <w:t xml:space="preserve">LEO: Because of what we built. Not the number. The number is a weather report.</w:t>
       </w:r>
-      <w:r>
-        <w:t xml:space="preserve"> </w:t>
-      </w:r>
-      <w:r>
-        <w:t xml:space="preserve">레오: 우리가 만든 것 때문이지. 숫자가 아니라. 숫자는 일기 예보야.</w:t>
-      </w:r>
-    </w:p>
-    <w:p>
-      <w:pPr>
-        <w:numPr>
-          <w:ilvl w:val="0"/>
-          <w:numId w:val="1003"/>
-        </w:numPr>
+    </w:p>
+    <w:p>
+      <w:pPr>
+        <w:pStyle w:val="BodyText"/>
       </w:pPr>
       <w:r>
         <w:t xml:space="preserve">RUTH: Next week, there’s a training. Insider trading. Blackout periods. Every employee. Mandatory.</w:t>
       </w:r>
-      <w:r>
-        <w:t xml:space="preserve"> </w:t>
-      </w:r>
-      <w:r>
-        <w:t xml:space="preserve">루스: 다음 주에 교육이 있어요. 내부자 거래. 블랙아웃 기간. 전 직원. 필수.</w:t>
-      </w:r>
-    </w:p>
-    <w:p>
-      <w:pPr>
-        <w:numPr>
-          <w:ilvl w:val="0"/>
-          <w:numId w:val="1003"/>
-        </w:numPr>
+    </w:p>
+    <w:p>
+      <w:pPr>
+        <w:pStyle w:val="BodyText"/>
       </w:pPr>
       <w:r>
         <w:t xml:space="preserve">TASHA: I’ll make a card.</w:t>
@@ -1768,210 +1108,93 @@
       <w:r>
         <w:t xml:space="preserve">”</w:t>
       </w:r>
-      <w:r>
-        <w:t xml:space="preserve"> </w:t>
-      </w:r>
-      <w:r>
-        <w:t xml:space="preserve">타샤: 카드 만들게요.</w:t>
-      </w:r>
-      <w:r>
-        <w:t xml:space="preserve"> </w:t>
-      </w:r>
-      <w:r>
-        <w:t xml:space="preserve">“</w:t>
-      </w:r>
-      <w:r>
-        <w:t xml:space="preserve">주식 보유의 첫 10초.</w:t>
-      </w:r>
-      <w:r>
-        <w:t xml:space="preserve">”</w:t>
-      </w:r>
-    </w:p>
-    <w:p>
-      <w:pPr>
-        <w:numPr>
-          <w:ilvl w:val="0"/>
-          <w:numId w:val="1003"/>
-        </w:numPr>
+    </w:p>
+    <w:p>
+      <w:pPr>
+        <w:pStyle w:val="BodyText"/>
       </w:pPr>
       <w:r>
         <w:t xml:space="preserve">MARCUS: What’s the first second?</w:t>
       </w:r>
-      <w:r>
-        <w:t xml:space="preserve"> </w:t>
-      </w:r>
-      <w:r>
-        <w:t xml:space="preserve">마커스: 첫 1초는 뭐예요?</w:t>
-      </w:r>
-    </w:p>
-    <w:p>
-      <w:pPr>
-        <w:numPr>
-          <w:ilvl w:val="0"/>
-          <w:numId w:val="1003"/>
-        </w:numPr>
+    </w:p>
+    <w:p>
+      <w:pPr>
+        <w:pStyle w:val="BodyText"/>
       </w:pPr>
       <w:r>
         <w:t xml:space="preserve">TASHA: Put the phone down.</w:t>
       </w:r>
-      <w:r>
-        <w:t xml:space="preserve"> </w:t>
-      </w:r>
-      <w:r>
-        <w:t xml:space="preserve">타샤: 휴대폰 내려놓기.</w:t>
-      </w:r>
-    </w:p>
-    <w:p>
-      <w:pPr>
-        <w:numPr>
-          <w:ilvl w:val="0"/>
-          <w:numId w:val="1003"/>
-        </w:numPr>
+    </w:p>
+    <w:p>
+      <w:pPr>
+        <w:pStyle w:val="BodyText"/>
       </w:pPr>
       <w:r>
         <w:t xml:space="preserve">PAUL: Noah. A note. You should know. Ethan Cole sold his entire allocation. In the first forty minutes.</w:t>
       </w:r>
-      <w:r>
-        <w:t xml:space="preserve"> </w:t>
-      </w:r>
-      <w:r>
-        <w:t xml:space="preserve">폴: 노아. 참고로. 알아 두세요. 이선 콜이 배정 물량 전부를 팔았어요. 처음 40분 만에.</w:t>
-      </w:r>
-    </w:p>
-    <w:p>
-      <w:pPr>
-        <w:numPr>
-          <w:ilvl w:val="0"/>
-          <w:numId w:val="1003"/>
-        </w:numPr>
+    </w:p>
+    <w:p>
+      <w:pPr>
+        <w:pStyle w:val="BodyText"/>
       </w:pPr>
       <w:r>
         <w:t xml:space="preserve">NOAH: All of it?</w:t>
       </w:r>
-      <w:r>
-        <w:t xml:space="preserve"> </w:t>
-      </w:r>
-      <w:r>
-        <w:t xml:space="preserve">노아: 전부요?</w:t>
-      </w:r>
-    </w:p>
-    <w:p>
-      <w:pPr>
-        <w:numPr>
-          <w:ilvl w:val="0"/>
-          <w:numId w:val="1003"/>
-        </w:numPr>
+    </w:p>
+    <w:p>
+      <w:pPr>
+        <w:pStyle w:val="BodyText"/>
       </w:pPr>
       <w:r>
         <w:t xml:space="preserve">PAUL: All of it. A third of what he wanted, flipped for a quick profit before lunch. He was never planning to hold it, which is exactly what his two questions on the roadshow told us. Lock-up and pop. Nothing else.</w:t>
       </w:r>
-      <w:r>
-        <w:t xml:space="preserve"> </w:t>
-      </w:r>
-      <w:r>
-        <w:t xml:space="preserve">폴: 전부요. 원했던 것의 3분의 1을, 점심 전에 빠른 차익을 위해 넘겼죠. 처음부터 보유할 생각이 없었던 거예요. 로드쇼에서 그가 한 질문 두 개가 정확히 그걸 말해 줬죠. 보호예수와 상승. 그 외엔 없었어요.</w:t>
-      </w:r>
-    </w:p>
-    <w:p>
-      <w:pPr>
-        <w:numPr>
-          <w:ilvl w:val="0"/>
-          <w:numId w:val="1003"/>
-        </w:numPr>
+    </w:p>
+    <w:p>
+      <w:pPr>
+        <w:pStyle w:val="BodyText"/>
       </w:pPr>
       <w:r>
         <w:t xml:space="preserve">RUTH: That’s why we chose. If he’d had his full order, he’d have dumped three times as much.</w:t>
       </w:r>
-      <w:r>
-        <w:t xml:space="preserve"> </w:t>
-      </w:r>
-      <w:r>
-        <w:t xml:space="preserve">루스: 그래서 우리가 고른 거예요. 주문 전량을 받았다면 세 배를 던졌을 거예요.</w:t>
-      </w:r>
-    </w:p>
-    <w:p>
-      <w:pPr>
-        <w:numPr>
-          <w:ilvl w:val="0"/>
-          <w:numId w:val="1003"/>
-        </w:numPr>
+    </w:p>
+    <w:p>
+      <w:pPr>
+        <w:pStyle w:val="BodyText"/>
       </w:pPr>
       <w:r>
         <w:t xml:space="preserve">PAUL: And Marcy? Commonwealth?</w:t>
       </w:r>
-      <w:r>
-        <w:t xml:space="preserve"> </w:t>
-      </w:r>
-      <w:r>
-        <w:t xml:space="preserve">폴: 그럼 마시는요? 커먼웰스?</w:t>
-      </w:r>
-    </w:p>
-    <w:p>
-      <w:pPr>
-        <w:numPr>
-          <w:ilvl w:val="0"/>
-          <w:numId w:val="1003"/>
-        </w:numPr>
+    </w:p>
+    <w:p>
+      <w:pPr>
+        <w:pStyle w:val="BodyText"/>
       </w:pPr>
       <w:r>
         <w:t xml:space="preserve">RUTH: Bought more. In the open market. At thirty-five.</w:t>
       </w:r>
-      <w:r>
-        <w:t xml:space="preserve"> </w:t>
-      </w:r>
-      <w:r>
-        <w:t xml:space="preserve">루스: 더 샀어요. 장내에서. 35달러에.</w:t>
-      </w:r>
-    </w:p>
-    <w:p>
-      <w:pPr>
-        <w:numPr>
-          <w:ilvl w:val="0"/>
-          <w:numId w:val="1003"/>
-        </w:numPr>
+    </w:p>
+    <w:p>
+      <w:pPr>
+        <w:pStyle w:val="BodyText"/>
       </w:pPr>
       <w:r>
         <w:t xml:space="preserve">NOAH: She bought more. At a higher price.</w:t>
       </w:r>
-      <w:r>
-        <w:t xml:space="preserve"> </w:t>
-      </w:r>
-      <w:r>
-        <w:t xml:space="preserve">노아: 더 샀네요. 더 높은 가격에.</w:t>
-      </w:r>
-    </w:p>
-    <w:p>
-      <w:pPr>
-        <w:numPr>
-          <w:ilvl w:val="0"/>
-          <w:numId w:val="1003"/>
-        </w:numPr>
+    </w:p>
+    <w:p>
+      <w:pPr>
+        <w:pStyle w:val="BodyText"/>
       </w:pPr>
       <w:r>
         <w:t xml:space="preserve">RUTH: She’s not buying the day. She’s buying the decade.</w:t>
       </w:r>
-      <w:r>
-        <w:t xml:space="preserve"> </w:t>
-      </w:r>
-      <w:r>
-        <w:t xml:space="preserve">루스: 그녀는 하루를 사는 게 아니에요. 10년을 사는 거죠.</w:t>
-      </w:r>
-    </w:p>
-    <w:p>
-      <w:pPr>
-        <w:numPr>
-          <w:ilvl w:val="0"/>
-          <w:numId w:val="1003"/>
-        </w:numPr>
+    </w:p>
+    <w:p>
+      <w:pPr>
+        <w:pStyle w:val="BodyText"/>
       </w:pPr>
       <w:r>
         <w:t xml:space="preserve">ELENA: That sentence should be on the wall. Next to principle one.</w:t>
-      </w:r>
-      <w:r>
-        <w:t xml:space="preserve"> </w:t>
-      </w:r>
-      <w:r>
-        <w:t xml:space="preserve">엘레나: 그 문장 벽에 걸어야 해요. 원칙 1번 옆에.</w:t>
       </w:r>
     </w:p>
     <w:bookmarkEnd w:id="23"/>
@@ -1986,418 +1209,199 @@
     </w:p>
     <w:p>
       <w:pPr>
-        <w:numPr>
-          <w:ilvl w:val="0"/>
-          <w:numId w:val="1004"/>
-        </w:numPr>
+        <w:pStyle w:val="FirstParagraph"/>
       </w:pPr>
       <w:r>
         <w:t xml:space="preserve">PAUL: Closing price. Thirty-six fifty. Up thirty-five percent from the offer.</w:t>
       </w:r>
-      <w:r>
-        <w:t xml:space="preserve"> </w:t>
-      </w:r>
-      <w:r>
-        <w:t xml:space="preserve">폴: 종가. 36달러 50센트. 공모가 대비 35% 상승.</w:t>
-      </w:r>
-    </w:p>
-    <w:p>
-      <w:pPr>
-        <w:numPr>
-          <w:ilvl w:val="0"/>
-          <w:numId w:val="1004"/>
-        </w:numPr>
+    </w:p>
+    <w:p>
+      <w:pPr>
+        <w:pStyle w:val="BodyText"/>
       </w:pPr>
       <w:r>
         <w:t xml:space="preserve">BEN: Thirty-five… I’m not saying anything. Quietly.</w:t>
       </w:r>
-      <w:r>
-        <w:t xml:space="preserve"> </w:t>
-      </w:r>
-      <w:r>
-        <w:t xml:space="preserve">벤: 35… 아무 말 안 할게요. 조용히.</w:t>
-      </w:r>
-    </w:p>
-    <w:p>
-      <w:pPr>
-        <w:numPr>
-          <w:ilvl w:val="0"/>
-          <w:numId w:val="1004"/>
-        </w:numPr>
+    </w:p>
+    <w:p>
+      <w:pPr>
+        <w:pStyle w:val="BodyText"/>
       </w:pPr>
       <w:r>
         <w:t xml:space="preserve">PAUL: Market capitalisation, about one point seven billion dollars.</w:t>
       </w:r>
-      <w:r>
-        <w:t xml:space="preserve"> </w:t>
-      </w:r>
-      <w:r>
-        <w:t xml:space="preserve">폴: 시가총액 약 17억 달러.</w:t>
-      </w:r>
-    </w:p>
-    <w:p>
-      <w:pPr>
-        <w:numPr>
-          <w:ilvl w:val="0"/>
-          <w:numId w:val="1004"/>
-        </w:numPr>
+    </w:p>
+    <w:p>
+      <w:pPr>
+        <w:pStyle w:val="BodyText"/>
       </w:pPr>
       <w:r>
         <w:t xml:space="preserve">PRIYA: One point seven. Tom offered one point four. Last June. In his office.</w:t>
       </w:r>
-      <w:r>
-        <w:t xml:space="preserve"> </w:t>
-      </w:r>
-      <w:r>
-        <w:t xml:space="preserve">프리야: 17억. 톰은 14억을 불렀죠. 작년 6월. 자기 사무실에서.</w:t>
-      </w:r>
-    </w:p>
-    <w:p>
-      <w:pPr>
-        <w:numPr>
-          <w:ilvl w:val="0"/>
-          <w:numId w:val="1004"/>
-        </w:numPr>
+    </w:p>
+    <w:p>
+      <w:pPr>
+        <w:pStyle w:val="BodyText"/>
       </w:pPr>
       <w:r>
         <w:t xml:space="preserve">NOAH: Priya. We don’t comment on the stock price.</w:t>
       </w:r>
-      <w:r>
-        <w:t xml:space="preserve"> </w:t>
-      </w:r>
-      <w:r>
-        <w:t xml:space="preserve">노아: 프리야. 주가에 대해 언급하지 않아요.</w:t>
-      </w:r>
-    </w:p>
-    <w:p>
-      <w:pPr>
-        <w:numPr>
-          <w:ilvl w:val="0"/>
-          <w:numId w:val="1004"/>
-        </w:numPr>
+    </w:p>
+    <w:p>
+      <w:pPr>
+        <w:pStyle w:val="BodyText"/>
       </w:pPr>
       <w:r>
         <w:t xml:space="preserve">PRIYA: I’m not commenting. I’m doing arithmetic. Privately. Very privately.</w:t>
       </w:r>
-      <w:r>
-        <w:t xml:space="preserve"> </w:t>
-      </w:r>
-      <w:r>
-        <w:t xml:space="preserve">프리야: 언급하는 거 아니에요. 산수하는 거예요. 사적으로. 아주 사적으로.</w:t>
-      </w:r>
-    </w:p>
-    <w:p>
-      <w:pPr>
-        <w:numPr>
-          <w:ilvl w:val="0"/>
-          <w:numId w:val="1004"/>
-        </w:numPr>
+    </w:p>
+    <w:p>
+      <w:pPr>
+        <w:pStyle w:val="BodyText"/>
       </w:pPr>
       <w:r>
         <w:t xml:space="preserve">MARCUS: And Halvern’s stock? Paul, did you check?</w:t>
       </w:r>
-      <w:r>
-        <w:t xml:space="preserve"> </w:t>
-      </w:r>
-      <w:r>
-        <w:t xml:space="preserve">마커스: 그럼 할번 주가는요? 폴, 확인했어요?</w:t>
-      </w:r>
-    </w:p>
-    <w:p>
-      <w:pPr>
-        <w:numPr>
-          <w:ilvl w:val="0"/>
-          <w:numId w:val="1004"/>
-        </w:numPr>
+    </w:p>
+    <w:p>
+      <w:pPr>
+        <w:pStyle w:val="BodyText"/>
       </w:pPr>
       <w:r>
         <w:t xml:space="preserve">PAUL: Down four percent today. Analysts mentioned us. In their notes.</w:t>
       </w:r>
-      <w:r>
-        <w:t xml:space="preserve"> </w:t>
-      </w:r>
-      <w:r>
-        <w:t xml:space="preserve">폴: 오늘 4% 하락. 애널리스트들이 우리를 언급했어요. 보고서에서.</w:t>
-      </w:r>
-    </w:p>
-    <w:p>
-      <w:pPr>
-        <w:numPr>
-          <w:ilvl w:val="0"/>
-          <w:numId w:val="1004"/>
-        </w:numPr>
+    </w:p>
+    <w:p>
+      <w:pPr>
+        <w:pStyle w:val="BodyText"/>
       </w:pPr>
       <w:r>
         <w:t xml:space="preserve">ELENA: Don’t celebrate that either. Somebody’s patients use Lumaderm too, and they didn’t choose a stock; they chose a doctor. If Halvern’s product fails someone, that’s a patient in trouble, not a win for us. First, do no harm.</w:t>
       </w:r>
-      <w:r>
-        <w:t xml:space="preserve"> </w:t>
-      </w:r>
-      <w:r>
-        <w:t xml:space="preserve">엘레나: 그것도 축하하지 마요. 누군가의 환자들은 루마덤도 써요. 그 사람들은 주식을 고른 게 아니라 의사를 고른 거예요. 할번 제품이 누군가에게 문제를 일으키면, 그건 위험에 처한 환자지 우리의 승리가 아니에요. 첫째, 해를 끼치지 말 것.</w:t>
-      </w:r>
-    </w:p>
-    <w:p>
-      <w:pPr>
-        <w:numPr>
-          <w:ilvl w:val="0"/>
-          <w:numId w:val="1004"/>
-        </w:numPr>
+    </w:p>
+    <w:p>
+      <w:pPr>
+        <w:pStyle w:val="BodyText"/>
       </w:pPr>
       <w:r>
         <w:t xml:space="preserve">NOAH: Agreed. No celebrating anyone’s number. Not ours. Not theirs.</w:t>
       </w:r>
-      <w:r>
-        <w:t xml:space="preserve"> </w:t>
-      </w:r>
-      <w:r>
-        <w:t xml:space="preserve">노아: 동의해요. 누구의 숫자도 축하하지 않기. 우리 것도. 그들 것도.</w:t>
-      </w:r>
-    </w:p>
-    <w:p>
-      <w:pPr>
-        <w:numPr>
-          <w:ilvl w:val="0"/>
-          <w:numId w:val="1004"/>
-        </w:numPr>
+    </w:p>
+    <w:p>
+      <w:pPr>
+        <w:pStyle w:val="BodyText"/>
       </w:pPr>
       <w:r>
         <w:t xml:space="preserve">VICTOR: Noah. Victor. I won’t mention the price. I’ll just say this. Hold for ten years. Starting today.</w:t>
       </w:r>
-      <w:r>
-        <w:t xml:space="preserve"> </w:t>
-      </w:r>
-      <w:r>
-        <w:t xml:space="preserve">빅터: 노아. 빅터예요. 가격은 언급 안 할게요. 이것만 말하죠. 10년 보유. 오늘부터.</w:t>
-      </w:r>
-    </w:p>
-    <w:p>
-      <w:pPr>
-        <w:numPr>
-          <w:ilvl w:val="0"/>
-          <w:numId w:val="1004"/>
-        </w:numPr>
+    </w:p>
+    <w:p>
+      <w:pPr>
+        <w:pStyle w:val="BodyText"/>
       </w:pPr>
       <w:r>
         <w:t xml:space="preserve">NOAH: Thank you, Victor. For being right slowly.</w:t>
       </w:r>
-      <w:r>
-        <w:t xml:space="preserve"> </w:t>
-      </w:r>
-      <w:r>
-        <w:t xml:space="preserve">노아: 고마워요, 빅터. 천천히 맞아 줘서.</w:t>
-      </w:r>
-    </w:p>
-    <w:p>
-      <w:pPr>
-        <w:numPr>
-          <w:ilvl w:val="0"/>
-          <w:numId w:val="1004"/>
-        </w:numPr>
+    </w:p>
+    <w:p>
+      <w:pPr>
+        <w:pStyle w:val="BodyText"/>
       </w:pPr>
       <w:r>
         <w:t xml:space="preserve">ELAINE: Noah. Before dinner. A proposal. Nasdaq would like to display the original napkin. In their lobby. Framed.</w:t>
       </w:r>
-      <w:r>
-        <w:t xml:space="preserve"> </w:t>
-      </w:r>
-      <w:r>
-        <w:t xml:space="preserve">일레인: 노아. 저녁 전에. 제안 하나. 나스닥이 원본 냅킨을 전시하고 싶대요. 로비에. 액자로.</w:t>
-      </w:r>
-    </w:p>
-    <w:p>
-      <w:pPr>
-        <w:numPr>
-          <w:ilvl w:val="0"/>
-          <w:numId w:val="1004"/>
-        </w:numPr>
+    </w:p>
+    <w:p>
+      <w:pPr>
+        <w:pStyle w:val="BodyText"/>
       </w:pPr>
       <w:r>
         <w:t xml:space="preserve">NOAH: In New York?</w:t>
       </w:r>
-      <w:r>
-        <w:t xml:space="preserve"> </w:t>
-      </w:r>
-      <w:r>
-        <w:t xml:space="preserve">노아: 뉴욕에요?</w:t>
-      </w:r>
-    </w:p>
-    <w:p>
-      <w:pPr>
-        <w:numPr>
-          <w:ilvl w:val="0"/>
-          <w:numId w:val="1004"/>
-        </w:numPr>
+    </w:p>
+    <w:p>
+      <w:pPr>
+        <w:pStyle w:val="BodyText"/>
       </w:pPr>
       <w:r>
         <w:t xml:space="preserve">ELAINE: For a year. It would be seen by thousands. Founders. Students. Tourists.</w:t>
       </w:r>
-      <w:r>
-        <w:t xml:space="preserve"> </w:t>
-      </w:r>
-      <w:r>
-        <w:t xml:space="preserve">일레인: 1년간. 수천 명이 보겠죠. 창업자들. 학생들. 관광객들.</w:t>
-      </w:r>
-    </w:p>
-    <w:p>
-      <w:pPr>
-        <w:numPr>
-          <w:ilvl w:val="0"/>
-          <w:numId w:val="1004"/>
-        </w:numPr>
+    </w:p>
+    <w:p>
+      <w:pPr>
+        <w:pStyle w:val="BodyText"/>
       </w:pPr>
       <w:r>
         <w:t xml:space="preserve">NOAH: …No. I’m sorry, Elaine, and thank you. It belongs in Austin, in our lobby, where Ben walks past it every morning on his way to logistics. It should remind the people doing the work why we started, more than it impresses tourists.</w:t>
       </w:r>
-      <w:r>
-        <w:t xml:space="preserve"> </w:t>
-      </w:r>
-      <w:r>
-        <w:t xml:space="preserve">노아: …아니요. 죄송해요, 일레인. 그리고 고마워요. 그건 오스틴에 있어야 해요. 우리 로비에. 벤이 매일 아침 물류팀으로 가면서 그 앞을 지나가는 곳에. 관광객에게 감탄을 주는 것보다, 일하는 사람들에게 우리가 왜 시작했는지 일깨워야 해요.</w:t>
-      </w:r>
-    </w:p>
-    <w:p>
-      <w:pPr>
-        <w:numPr>
-          <w:ilvl w:val="0"/>
-          <w:numId w:val="1004"/>
-        </w:numPr>
+    </w:p>
+    <w:p>
+      <w:pPr>
+        <w:pStyle w:val="BodyText"/>
       </w:pPr>
       <w:r>
         <w:t xml:space="preserve">ELAINE: That’s what I hoped you’d say. I already told them no. I wanted to hear it from you.</w:t>
       </w:r>
-      <w:r>
-        <w:t xml:space="preserve"> </w:t>
-      </w:r>
-      <w:r>
-        <w:t xml:space="preserve">일레인: 그렇게 말하길 바랐어요. 이미 거절했어요. 당신한테서 듣고 싶었어요.</w:t>
-      </w:r>
-    </w:p>
-    <w:p>
-      <w:pPr>
-        <w:numPr>
-          <w:ilvl w:val="0"/>
-          <w:numId w:val="1004"/>
-        </w:numPr>
+    </w:p>
+    <w:p>
+      <w:pPr>
+        <w:pStyle w:val="BodyText"/>
       </w:pPr>
       <w:r>
         <w:t xml:space="preserve">LILY: Then I’ll design the frame. Not shiny.</w:t>
       </w:r>
-      <w:r>
-        <w:t xml:space="preserve"> </w:t>
-      </w:r>
-      <w:r>
-        <w:t xml:space="preserve">릴리: 그럼 액자는 내가 디자인할게. 번쩍이지 않게.</w:t>
-      </w:r>
-    </w:p>
-    <w:p>
-      <w:pPr>
-        <w:numPr>
-          <w:ilvl w:val="0"/>
-          <w:numId w:val="1004"/>
-        </w:numPr>
+    </w:p>
+    <w:p>
+      <w:pPr>
+        <w:pStyle w:val="BodyText"/>
       </w:pPr>
       <w:r>
         <w:t xml:space="preserve">CAROL: Noah, sweetheart. Can I say one thing? Not about money.</w:t>
       </w:r>
-      <w:r>
-        <w:t xml:space="preserve"> </w:t>
-      </w:r>
-      <w:r>
-        <w:t xml:space="preserve">캐롤: 노아, 우리 아들. 한마디 해도 돼? 돈 얘기 말고.</w:t>
-      </w:r>
-    </w:p>
-    <w:p>
-      <w:pPr>
-        <w:numPr>
-          <w:ilvl w:val="0"/>
-          <w:numId w:val="1004"/>
-        </w:numPr>
+    </w:p>
+    <w:p>
+      <w:pPr>
+        <w:pStyle w:val="BodyText"/>
       </w:pPr>
       <w:r>
         <w:t xml:space="preserve">NOAH: Of course, Mom.</w:t>
       </w:r>
-      <w:r>
-        <w:t xml:space="preserve"> </w:t>
-      </w:r>
-      <w:r>
-        <w:t xml:space="preserve">노아: 물론이죠, 엄마.</w:t>
-      </w:r>
-    </w:p>
-    <w:p>
-      <w:pPr>
-        <w:numPr>
-          <w:ilvl w:val="0"/>
-          <w:numId w:val="1004"/>
-        </w:numPr>
+    </w:p>
+    <w:p>
+      <w:pPr>
+        <w:pStyle w:val="BodyText"/>
       </w:pPr>
       <w:r>
         <w:t xml:space="preserve">CAROL: Seven years ago, Lily called me from a hospital with a bandage on her nose, and I was too far away to hold her hand. I couldn’t do anything. I didn’t even understand what the doctors were telling her. That’s what a mother remembers.</w:t>
       </w:r>
-      <w:r>
-        <w:t xml:space="preserve"> </w:t>
-      </w:r>
-      <w:r>
-        <w:t xml:space="preserve">캐롤: 7년 전에 릴리가 코에 반창고를 붙이고 병원에서 전화했어. 난 손잡아 주기엔 너무 멀리 있었지. 아무것도 할 수 없었어. 의사들이 뭐라고 하는지조차 이해 못 했고. 엄마는 그런 걸 기억하는 거야.</w:t>
-      </w:r>
-    </w:p>
-    <w:p>
-      <w:pPr>
-        <w:numPr>
-          <w:ilvl w:val="0"/>
-          <w:numId w:val="1004"/>
-        </w:numPr>
+    </w:p>
+    <w:p>
+      <w:pPr>
+        <w:pStyle w:val="BodyText"/>
       </w:pPr>
       <w:r>
         <w:t xml:space="preserve">LILY: You flew to Austin the next morning, Mom. That was plenty.</w:t>
       </w:r>
-      <w:r>
-        <w:t xml:space="preserve"> </w:t>
-      </w:r>
-      <w:r>
-        <w:t xml:space="preserve">릴리: 엄마는 다음 날 아침 오스틴으로 날아왔잖아. 그걸로 충분했어.</w:t>
-      </w:r>
-    </w:p>
-    <w:p>
-      <w:pPr>
-        <w:numPr>
-          <w:ilvl w:val="0"/>
-          <w:numId w:val="1004"/>
-        </w:numPr>
+    </w:p>
+    <w:p>
+      <w:pPr>
+        <w:pStyle w:val="BodyText"/>
       </w:pPr>
       <w:r>
         <w:t xml:space="preserve">CAROL: Today, a girl in Seoul has no scar. Because of my children. My book club will hear everything.</w:t>
       </w:r>
-      <w:r>
-        <w:t xml:space="preserve"> </w:t>
-      </w:r>
-      <w:r>
-        <w:t xml:space="preserve">캐롤: 오늘 서울의 한 아가씨는 흉터가 없어. 내 아이들 덕분에. 독서 모임에 다 말할 거야.</w:t>
-      </w:r>
-    </w:p>
-    <w:p>
-      <w:pPr>
-        <w:numPr>
-          <w:ilvl w:val="0"/>
-          <w:numId w:val="1004"/>
-        </w:numPr>
+    </w:p>
+    <w:p>
+      <w:pPr>
+        <w:pStyle w:val="BodyText"/>
       </w:pPr>
       <w:r>
         <w:t xml:space="preserve">LILY: Mom. Half your book club had fillers.</w:t>
       </w:r>
-      <w:r>
-        <w:t xml:space="preserve"> </w:t>
-      </w:r>
-      <w:r>
-        <w:t xml:space="preserve">릴리: 엄마. 엄마 독서 모임 절반이 필러 맞았잖아.</w:t>
-      </w:r>
-    </w:p>
-    <w:p>
-      <w:pPr>
-        <w:numPr>
-          <w:ilvl w:val="0"/>
-          <w:numId w:val="1004"/>
-        </w:numPr>
+    </w:p>
+    <w:p>
+      <w:pPr>
+        <w:pStyle w:val="BodyText"/>
       </w:pPr>
       <w:r>
         <w:t xml:space="preserve">CAROL: Then they’ll learn to ask one question.</w:t>
@@ -2419,30 +1423,6 @@
       </w:r>
       <w:r>
         <w:t xml:space="preserve">Ruth, is that allowed?</w:t>
-      </w:r>
-      <w:r>
-        <w:t xml:space="preserve"> </w:t>
-      </w:r>
-      <w:r>
-        <w:t xml:space="preserve">캐롤: 그럼 질문 하나를 배우겠지.</w:t>
-      </w:r>
-      <w:r>
-        <w:t xml:space="preserve"> </w:t>
-      </w:r>
-      <w:r>
-        <w:t xml:space="preserve">“</w:t>
-      </w:r>
-      <w:r>
-        <w:t xml:space="preserve">베이라예요?</w:t>
-      </w:r>
-      <w:r>
-        <w:t xml:space="preserve">”</w:t>
-      </w:r>
-      <w:r>
-        <w:t xml:space="preserve"> </w:t>
-      </w:r>
-      <w:r>
-        <w:t xml:space="preserve">루스, 그건 돼요?</w:t>
       </w:r>
     </w:p>
     <w:bookmarkEnd w:id="24"/>
@@ -2457,163 +1437,79 @@
     </w:p>
     <w:p>
       <w:pPr>
-        <w:numPr>
-          <w:ilvl w:val="0"/>
-          <w:numId w:val="1005"/>
-        </w:numPr>
+        <w:pStyle w:val="FirstParagraph"/>
       </w:pPr>
       <w:r>
         <w:t xml:space="preserve">CLAIRE: You did it. Seven p.m. And you’re not on your phone.</w:t>
       </w:r>
-      <w:r>
-        <w:t xml:space="preserve"> </w:t>
-      </w:r>
-      <w:r>
-        <w:t xml:space="preserve">클레어: 해냈네. 저녁 7시. 그리고 휴대폰 안 보고 있고.</w:t>
-      </w:r>
-    </w:p>
-    <w:p>
-      <w:pPr>
-        <w:numPr>
-          <w:ilvl w:val="0"/>
-          <w:numId w:val="1005"/>
-        </w:numPr>
+    </w:p>
+    <w:p>
+      <w:pPr>
+        <w:pStyle w:val="BodyText"/>
       </w:pPr>
       <w:r>
         <w:t xml:space="preserve">NOAH: Ruth has it. And she’s not giving it back until tomorrow.</w:t>
       </w:r>
-      <w:r>
-        <w:t xml:space="preserve"> </w:t>
-      </w:r>
-      <w:r>
-        <w:t xml:space="preserve">노아: 루스가 갖고 있어. 내일까지 안 돌려준대.</w:t>
-      </w:r>
-    </w:p>
-    <w:p>
-      <w:pPr>
-        <w:numPr>
-          <w:ilvl w:val="0"/>
-          <w:numId w:val="1005"/>
-        </w:numPr>
+    </w:p>
+    <w:p>
+      <w:pPr>
+        <w:pStyle w:val="BodyText"/>
       </w:pPr>
       <w:r>
         <w:t xml:space="preserve">CLAIRE: I like Ruth.</w:t>
       </w:r>
-      <w:r>
-        <w:t xml:space="preserve"> </w:t>
-      </w:r>
-      <w:r>
-        <w:t xml:space="preserve">클레어: 루스 좋아.</w:t>
-      </w:r>
-    </w:p>
-    <w:p>
-      <w:pPr>
-        <w:numPr>
-          <w:ilvl w:val="0"/>
-          <w:numId w:val="1005"/>
-        </w:numPr>
+    </w:p>
+    <w:p>
+      <w:pPr>
+        <w:pStyle w:val="BodyText"/>
       </w:pPr>
       <w:r>
         <w:t xml:space="preserve">NOAH: Everybody likes the people who take my phone.</w:t>
       </w:r>
-      <w:r>
-        <w:t xml:space="preserve"> </w:t>
-      </w:r>
-      <w:r>
-        <w:t xml:space="preserve">노아: 다들 내 휴대폰 가져가는 사람을 좋아하더라.</w:t>
-      </w:r>
-    </w:p>
-    <w:p>
-      <w:pPr>
-        <w:numPr>
-          <w:ilvl w:val="0"/>
-          <w:numId w:val="1005"/>
-        </w:numPr>
+    </w:p>
+    <w:p>
+      <w:pPr>
+        <w:pStyle w:val="BodyText"/>
       </w:pPr>
       <w:r>
         <w:t xml:space="preserve">RUTH: Good morning. Seven a.m. Here’s your phone. And your first analyst report.</w:t>
       </w:r>
-      <w:r>
-        <w:t xml:space="preserve"> </w:t>
-      </w:r>
-      <w:r>
-        <w:t xml:space="preserve">루스: 좋은 아침이에요. 오전 7시. 휴대폰 여기요. 그리고 첫 애널리스트 보고서.</w:t>
-      </w:r>
-    </w:p>
-    <w:p>
-      <w:pPr>
-        <w:numPr>
-          <w:ilvl w:val="0"/>
-          <w:numId w:val="1005"/>
-        </w:numPr>
+    </w:p>
+    <w:p>
+      <w:pPr>
+        <w:pStyle w:val="BodyText"/>
       </w:pPr>
       <w:r>
         <w:t xml:space="preserve">NOAH: Already?</w:t>
       </w:r>
-      <w:r>
-        <w:t xml:space="preserve"> </w:t>
-      </w:r>
-      <w:r>
-        <w:t xml:space="preserve">노아: 벌써요?</w:t>
-      </w:r>
-    </w:p>
-    <w:p>
-      <w:pPr>
-        <w:numPr>
-          <w:ilvl w:val="0"/>
-          <w:numId w:val="1005"/>
-        </w:numPr>
+    </w:p>
+    <w:p>
+      <w:pPr>
+        <w:pStyle w:val="BodyText"/>
       </w:pPr>
       <w:r>
         <w:t xml:space="preserve">RUTH: Dana Brooks-Hall. Meridian Hill Securities. She’s initiated coverage. Rating: Hold. Price target: thirty-three.</w:t>
       </w:r>
-      <w:r>
-        <w:t xml:space="preserve"> </w:t>
-      </w:r>
-      <w:r>
-        <w:t xml:space="preserve">루스: 데이나 브룩스홀. 메리디언 힐 증권. 커버리지를 개시했어요. 등급: 보유. 목표가: 33달러.</w:t>
-      </w:r>
-    </w:p>
-    <w:p>
-      <w:pPr>
-        <w:numPr>
-          <w:ilvl w:val="0"/>
-          <w:numId w:val="1005"/>
-        </w:numPr>
+    </w:p>
+    <w:p>
+      <w:pPr>
+        <w:pStyle w:val="BodyText"/>
       </w:pPr>
       <w:r>
         <w:t xml:space="preserve">PAUL: Thirty-three. Below yesterday’s close. She thinks we’re overvalued.</w:t>
       </w:r>
-      <w:r>
-        <w:t xml:space="preserve"> </w:t>
-      </w:r>
-      <w:r>
-        <w:t xml:space="preserve">폴: 33. 어제 종가보다 낮아요. 우리가 고평가됐다고 보는 거죠.</w:t>
-      </w:r>
-    </w:p>
-    <w:p>
-      <w:pPr>
-        <w:numPr>
-          <w:ilvl w:val="0"/>
-          <w:numId w:val="1005"/>
-        </w:numPr>
+    </w:p>
+    <w:p>
+      <w:pPr>
+        <w:pStyle w:val="BodyText"/>
       </w:pPr>
       <w:r>
         <w:t xml:space="preserve">NOAH: Why?</w:t>
       </w:r>
-      <w:r>
-        <w:t xml:space="preserve"> </w:t>
-      </w:r>
-      <w:r>
-        <w:t xml:space="preserve">노아: 왜요?</w:t>
-      </w:r>
-    </w:p>
-    <w:p>
-      <w:pPr>
-        <w:numPr>
-          <w:ilvl w:val="0"/>
-          <w:numId w:val="1005"/>
-        </w:numPr>
+    </w:p>
+    <w:p>
+      <w:pPr>
+        <w:pStyle w:val="BodyText"/>
       </w:pPr>
       <w:r>
         <w:t xml:space="preserve">RUTH: One sentence.</w:t>
@@ -2630,108 +1526,45 @@
       <w:r>
         <w:t xml:space="preserve">”</w:t>
       </w:r>
-      <w:r>
-        <w:t xml:space="preserve"> </w:t>
-      </w:r>
-      <w:r>
-        <w:t xml:space="preserve">루스: 한 문장.</w:t>
-      </w:r>
-      <w:r>
-        <w:t xml:space="preserve"> </w:t>
-      </w:r>
-      <w:r>
-        <w:t xml:space="preserve">“</w:t>
-      </w:r>
-      <w:r>
-        <w:t xml:space="preserve">라인 C 실행 위험. 아시아 손실이 경영진 예상보다 오래갈 수 있음.</w:t>
-      </w:r>
-      <w:r>
-        <w:t xml:space="preserve">”</w:t>
-      </w:r>
-    </w:p>
-    <w:p>
-      <w:pPr>
-        <w:numPr>
-          <w:ilvl w:val="0"/>
-          <w:numId w:val="1005"/>
-        </w:numPr>
+    </w:p>
+    <w:p>
+      <w:pPr>
+        <w:pStyle w:val="BodyText"/>
       </w:pPr>
       <w:r>
         <w:t xml:space="preserve">PAUL: Line C is three weeks behind. It’s not public yet. It will be at our first earnings call, and until then we can’t discuss it with anyone outside, not even to defend ourselves against her report.</w:t>
       </w:r>
-      <w:r>
-        <w:t xml:space="preserve"> </w:t>
-      </w:r>
-      <w:r>
-        <w:t xml:space="preserve">폴: 라인 C는 3주 늦어졌어요. 아직 공개 전이에요. 첫 실적 발표 때 공개될 거고, 그때까진 외부 누구와도 그 얘기를 할 수 없어요. 그녀의 보고서에 맞서 우리를 변호하기 위해서라도요.</w:t>
-      </w:r>
-    </w:p>
-    <w:p>
-      <w:pPr>
-        <w:numPr>
-          <w:ilvl w:val="0"/>
-          <w:numId w:val="1005"/>
-        </w:numPr>
+    </w:p>
+    <w:p>
+      <w:pPr>
+        <w:pStyle w:val="BodyText"/>
       </w:pPr>
       <w:r>
         <w:t xml:space="preserve">NOAH: So she guessed. Correctly.</w:t>
       </w:r>
-      <w:r>
-        <w:t xml:space="preserve"> </w:t>
-      </w:r>
-      <w:r>
-        <w:t xml:space="preserve">노아: 그러니까 그녀가 추측했네요. 정확하게.</w:t>
-      </w:r>
-    </w:p>
-    <w:p>
-      <w:pPr>
-        <w:numPr>
-          <w:ilvl w:val="0"/>
-          <w:numId w:val="1005"/>
-        </w:numPr>
+    </w:p>
+    <w:p>
+      <w:pPr>
+        <w:pStyle w:val="BodyText"/>
       </w:pPr>
       <w:r>
         <w:t xml:space="preserve">RUTH: She’s very good. The best analyst in our sector, and she does her homework: suppliers, doctors, former employees. And now she’s ours, for as long as we’re public. Every quarter, she’ll compare what we said with what we did.</w:t>
       </w:r>
-      <w:r>
-        <w:t xml:space="preserve"> </w:t>
-      </w:r>
-      <w:r>
-        <w:t xml:space="preserve">루스: 아주 뛰어나요. 우리 섹터 최고의 애널리스트고, 조사를 철저히 해요. 공급업체, 의사, 전 직원까지. 그리고 이제 우리 담당이죠. 상장사인 한. 분기마다 우리가 한 말과 한 일을 비교할 거예요.</w:t>
-      </w:r>
-    </w:p>
-    <w:p>
-      <w:pPr>
-        <w:numPr>
-          <w:ilvl w:val="0"/>
-          <w:numId w:val="1005"/>
-        </w:numPr>
+    </w:p>
+    <w:p>
+      <w:pPr>
+        <w:pStyle w:val="BodyText"/>
       </w:pPr>
       <w:r>
         <w:t xml:space="preserve">NOAH: Then what do we do?</w:t>
       </w:r>
-      <w:r>
-        <w:t xml:space="preserve"> </w:t>
-      </w:r>
-      <w:r>
-        <w:t xml:space="preserve">노아: 그럼 우리는 뭘 해요?</w:t>
-      </w:r>
-    </w:p>
-    <w:p>
-      <w:pPr>
-        <w:numPr>
-          <w:ilvl w:val="0"/>
-          <w:numId w:val="1005"/>
-        </w:numPr>
+    </w:p>
+    <w:p>
+      <w:pPr>
+        <w:pStyle w:val="BodyText"/>
       </w:pPr>
       <w:r>
         <w:t xml:space="preserve">RUTH: Good. Now we have someone to prove wrong. Quietly. First earnings call in seven weeks.</w:t>
-      </w:r>
-      <w:r>
-        <w:t xml:space="preserve"> </w:t>
-      </w:r>
-      <w:r>
-        <w:t xml:space="preserve">루스: 좋아요. 이제 틀렸음을 증명할 상대가 생겼네요. 조용히. 첫 실적 발표까지 7주.</w:t>
       </w:r>
     </w:p>
     <w:p>
@@ -2872,7 +1705,7 @@
               <w:jc w:val="left"/>
             </w:pPr>
             <w:r>
-              <w:t xml:space="preserve">제목·22턴. 상장 기념 의식.</w:t>
+              <w:t xml:space="preserve">제목·장면1. 상장 기념 의식.</w:t>
             </w:r>
           </w:p>
         </w:tc>
@@ -2922,7 +1755,7 @@
               <w:jc w:val="left"/>
             </w:pPr>
             <w:r>
-              <w:t xml:space="preserve">42턴. 상장 첫날 보고.</w:t>
+              <w:t xml:space="preserve">장면1. 상장 첫날 보고.</w:t>
             </w:r>
           </w:p>
         </w:tc>
@@ -2972,7 +1805,7 @@
               <w:jc w:val="left"/>
             </w:pPr>
             <w:r>
-              <w:t xml:space="preserve">48·52턴. 상장사 경영진의 표준 답변.</w:t>
+              <w:t xml:space="preserve">장면1. 상장사 경영진의 표준 답변.</w:t>
             </w:r>
           </w:p>
         </w:tc>
@@ -3022,7 +1855,7 @@
               <w:jc w:val="left"/>
             </w:pPr>
             <w:r>
-              <w:t xml:space="preserve">61턴. 내부자 매도 제한.</w:t>
+              <w:t xml:space="preserve">장면2. 내부자 매도 제한.</w:t>
             </w:r>
           </w:p>
         </w:tc>
@@ -3072,7 +1905,7 @@
               <w:jc w:val="left"/>
             </w:pPr>
             <w:r>
-              <w:t xml:space="preserve">63·68턴. 내부자 거래 규정.</w:t>
+              <w:t xml:space="preserve">장면2. 내부자 거래 규정.</w:t>
             </w:r>
           </w:p>
         </w:tc>
@@ -3122,7 +1955,7 @@
               <w:jc w:val="left"/>
             </w:pPr>
             <w:r>
-              <w:t xml:space="preserve">65턴. 미실현 가치.</w:t>
+              <w:t xml:space="preserve">장면2. 미실현 가치.</w:t>
             </w:r>
           </w:p>
         </w:tc>
@@ -3172,7 +2005,7 @@
               <w:jc w:val="left"/>
             </w:pPr>
             <w:r>
-              <w:t xml:space="preserve">74턴. 단기 차익 매매.</w:t>
+              <w:t xml:space="preserve">장면2. 단기 차익 매매.</w:t>
             </w:r>
           </w:p>
         </w:tc>
@@ -3222,7 +2055,7 @@
               <w:jc w:val="left"/>
             </w:pPr>
             <w:r>
-              <w:t xml:space="preserve">79턴. 장기 투자자의 관점.</w:t>
+              <w:t xml:space="preserve">장면2. 장기 투자자의 관점.</w:t>
             </w:r>
           </w:p>
         </w:tc>
@@ -3272,7 +2105,7 @@
               <w:jc w:val="left"/>
             </w:pPr>
             <w:r>
-              <w:t xml:space="preserve">112턴. 애널리스트 보고서 용어.</w:t>
+              <w:t xml:space="preserve">마무리. 애널리스트 보고서 용어.</w:t>
             </w:r>
           </w:p>
         </w:tc>
@@ -3322,7 +2155,7 @@
               <w:jc w:val="left"/>
             </w:pPr>
             <w:r>
-              <w:t xml:space="preserve">115턴. 계획대로 실행 못 할 위험.</w:t>
+              <w:t xml:space="preserve">마무리. 계획대로 실행 못 할 위험.</w:t>
             </w:r>
           </w:p>
         </w:tc>
@@ -3927,7 +2760,7 @@
           <w:bCs/>
           <w:b/>
         </w:rPr>
-        <w:t xml:space="preserve">65턴 MARCUS:</w:t>
+        <w:t xml:space="preserve">MARCUS (장면2):</w:t>
       </w:r>
       <w:r>
         <w:t xml:space="preserve"> </w:t>
@@ -4225,9 +3058,1123 @@
         <w:t xml:space="preserve">아직 확정되지 않은 보너스에 들뜬 팀원에게 같은 구조로 40단어 안팎으로 기대치를 조정해 보기.</w:t>
       </w:r>
     </w:p>
+    <w:p>
+      <w:r>
+        <w:pict>
+          <v:rect style="width:0;height:1.5pt" o:hralign="center" o:hrstd="t" o:hr="t"/>
+        </w:pict>
+      </w:r>
+    </w:p>
     <w:bookmarkEnd w:id="30"/>
     <w:bookmarkEnd w:id="31"/>
+    <w:bookmarkStart w:id="37" w:name="한국어-번역"/>
+    <w:p>
+      <w:pPr>
+        <w:pStyle w:val="Heading2"/>
+      </w:pPr>
+      <w:r>
+        <w:t xml:space="preserve">한국어 번역</w:t>
+      </w:r>
+    </w:p>
+    <w:bookmarkStart w:id="32" w:name="도입-오전-7시-30분-나스닥-마켓사이트-1"/>
+    <w:p>
+      <w:pPr>
+        <w:pStyle w:val="Heading3"/>
+      </w:pPr>
+      <w:r>
+        <w:t xml:space="preserve">도입 — 오전 7시 30분, 나스닥 마켓사이트</w:t>
+      </w:r>
+    </w:p>
+    <w:p>
+      <w:pPr>
+        <w:pStyle w:val="FirstParagraph"/>
+      </w:pPr>
+      <w:r>
+        <w:t xml:space="preserve">루스: 좋은 아침이에요. 벨까지 두 시간. 오늘 규칙 세 개. 숫자 금지. 예측 금지. 주가 축하 금지.</w:t>
+      </w:r>
+    </w:p>
+    <w:p>
+      <w:pPr>
+        <w:pStyle w:val="BodyText"/>
+      </w:pPr>
+      <w:r>
+        <w:t xml:space="preserve">노아: 그럼 뭘 축하할 수 있어요?</w:t>
+      </w:r>
+    </w:p>
+    <w:p>
+      <w:pPr>
+        <w:pStyle w:val="BodyText"/>
+      </w:pPr>
+      <w:r>
+        <w:t xml:space="preserve">루스: 사람. 환자. 7년. 화면에서 매초 움직이지 않는 건 뭐든지요. 주가는 하루 종일 오르내릴 거고, 그중 어느 것도 당신이 축하할 몫이 아니에요. 7년 동안 당신이 만든 건 당신 몫이죠. 그러니 그 얘기를 해요.</w:t>
+      </w:r>
+    </w:p>
+    <w:p>
+      <w:pPr>
+        <w:pStyle w:val="BodyText"/>
+      </w:pPr>
+      <w:r>
+        <w:t xml:space="preserve">릴리: 오빠. 위를 봐. 스크린. 8층 높이.</w:t>
+      </w:r>
+    </w:p>
+    <w:p>
+      <w:pPr>
+        <w:pStyle w:val="BodyText"/>
+      </w:pPr>
+      <w:r>
+        <w:t xml:space="preserve">노아: …네 로고. 타임스스퀘어 위에.</w:t>
+      </w:r>
+    </w:p>
+    <w:p>
+      <w:pPr>
+        <w:pStyle w:val="BodyText"/>
+      </w:pPr>
+      <w:r>
+        <w:t xml:space="preserve">릴리: 번쩍이지 않아. 들어줬네. 고마워요, 루스.</w:t>
+      </w:r>
+    </w:p>
+    <w:p>
+      <w:pPr>
+        <w:pStyle w:val="BodyText"/>
+      </w:pPr>
+      <w:r>
+        <w:t xml:space="preserve">루스: 협박했어요. 정중하게. 서면으로.</w:t>
+      </w:r>
+    </w:p>
+    <w:p>
+      <w:pPr>
+        <w:pStyle w:val="BodyText"/>
+      </w:pPr>
+      <w:r>
+        <w:t xml:space="preserve">캐롤: 노아! 여기! 피켓 만들었어!</w:t>
+      </w:r>
+    </w:p>
+    <w:p>
+      <w:pPr>
+        <w:pStyle w:val="BodyText"/>
+      </w:pPr>
+      <w:r>
+        <w:t xml:space="preserve">노아: 엄마.</w:t>
+      </w:r>
+      <w:r>
+        <w:t xml:space="preserve"> </w:t>
+      </w:r>
+      <w:r>
+        <w:t xml:space="preserve">“</w:t>
+      </w:r>
+      <w:r>
+        <w:t xml:space="preserve">우리 아들이에요.</w:t>
+      </w:r>
+      <w:r>
+        <w:t xml:space="preserve">”</w:t>
+      </w:r>
+      <w:r>
+        <w:t xml:space="preserve"> </w:t>
+      </w:r>
+      <w:r>
+        <w:t xml:space="preserve">반짝이로.</w:t>
+      </w:r>
+    </w:p>
+    <w:p>
+      <w:pPr>
+        <w:pStyle w:val="BodyText"/>
+      </w:pPr>
+      <w:r>
+        <w:t xml:space="preserve">캐롤: 다이앤이 승인했어. 반짝이는 미래 예측 진술이 아니래.</w:t>
+      </w:r>
+    </w:p>
+    <w:p>
+      <w:pPr>
+        <w:pStyle w:val="BodyText"/>
+      </w:pPr>
+      <w:r>
+        <w:t xml:space="preserve">일레인: 좋은 아침이에요, 캐롤. 훌륭한 아들을 키우셨어요. 대부분 늦는데, 이젠 놀란 척도 안 해요. 그래도 이건 아니었죠. 7년 동안 그는 정말 중요한 한 가지에는 늘 일찍 와 있었어요. 환자요.</w:t>
+      </w:r>
+    </w:p>
+    <w:p>
+      <w:pPr>
+        <w:pStyle w:val="BodyText"/>
+      </w:pPr>
+      <w:r>
+        <w:t xml:space="preserve">마커스: 직원 50명이 방금 버스로 도착했어요. 물류팀 벤은 벌써 울고 있어요. 7시 40분인데.</w:t>
+      </w:r>
+    </w:p>
+    <w:p>
+      <w:pPr>
+        <w:pStyle w:val="BodyText"/>
+      </w:pPr>
+      <w:r>
+        <w:t xml:space="preserve">벤: 안 울어요. 조명 때문이에요. 그리고 뉴욕은 처음이라서.</w:t>
+      </w:r>
+    </w:p>
+    <w:p>
+      <w:pPr>
+        <w:pStyle w:val="BodyText"/>
+      </w:pPr>
+      <w:r>
+        <w:t xml:space="preserve">진행자: 베넷 대표님? 나스닥입니다. 환영합니다. 9시 29분에 연단에 서시면 됩니다. 10초 카운트다운. 그다음 누르세요.</w:t>
+      </w:r>
+    </w:p>
+    <w:p>
+      <w:pPr>
+        <w:pStyle w:val="BodyText"/>
+      </w:pPr>
+      <w:r>
+        <w:t xml:space="preserve">노아: 10초. 우린 10초를 잘 알아요.</w:t>
+      </w:r>
+    </w:p>
     <w:bookmarkEnd w:id="32"/>
+    <w:bookmarkStart w:id="33" w:name="장면1-오전-9시-30분-개장-벨-1"/>
+    <w:p>
+      <w:pPr>
+        <w:pStyle w:val="Heading3"/>
+      </w:pPr>
+      <w:r>
+        <w:t xml:space="preserve">장면1 — 오전 9시 30분, 개장 벨</w:t>
+      </w:r>
+    </w:p>
+    <w:p>
+      <w:pPr>
+        <w:pStyle w:val="FirstParagraph"/>
+      </w:pPr>
+      <w:r>
+        <w:t xml:space="preserve">진행자: 벨 전에 몇 마디 하시겠어요? 30초. 생중계로 나갑니다.</w:t>
+      </w:r>
+    </w:p>
+    <w:p>
+      <w:pPr>
+        <w:pStyle w:val="BodyText"/>
+      </w:pPr>
+      <w:r>
+        <w:t xml:space="preserve">루스: 한 문장. 기억해요. 사람.</w:t>
+      </w:r>
+    </w:p>
+    <w:p>
+      <w:pPr>
+        <w:pStyle w:val="BodyText"/>
+      </w:pPr>
+      <w:r>
+        <w:t xml:space="preserve">노아: 이 벨은 정성껏 주사기를 쥐어 준 모든 분을 위한 것입니다. 감사합니다.</w:t>
+      </w:r>
+    </w:p>
+    <w:p>
+      <w:pPr>
+        <w:pStyle w:val="BodyText"/>
+      </w:pPr>
+      <w:r>
+        <w:t xml:space="preserve">진행자: 10. 9. 8…</w:t>
+      </w:r>
+    </w:p>
+    <w:p>
+      <w:pPr>
+        <w:pStyle w:val="BodyText"/>
+      </w:pPr>
+      <w:r>
+        <w:t xml:space="preserve">프리야: 노아. 손이 떨려요.</w:t>
+      </w:r>
+    </w:p>
+    <w:p>
+      <w:pPr>
+        <w:pStyle w:val="BodyText"/>
+      </w:pPr>
+      <w:r>
+        <w:t xml:space="preserve">노아: 허용돼요. 응급이 아니니까.</w:t>
+      </w:r>
+    </w:p>
+    <w:p>
+      <w:pPr>
+        <w:pStyle w:val="BodyText"/>
+      </w:pPr>
+      <w:r>
+        <w:t xml:space="preserve">진행자: …3. 2. 1.</w:t>
+      </w:r>
+    </w:p>
+    <w:p>
+      <w:pPr>
+        <w:pStyle w:val="BodyText"/>
+      </w:pPr>
+      <w:r>
+        <w:t xml:space="preserve">엘레나: 저기요. 벨. 생각보다 크네요.</w:t>
+      </w:r>
+    </w:p>
+    <w:p>
+      <w:pPr>
+        <w:pStyle w:val="BodyText"/>
+      </w:pPr>
+      <w:r>
+        <w:t xml:space="preserve">마커스: 2년 차 냉동고 경보보다 크네요. 그건 건물 전체를 깨웠는데.</w:t>
+      </w:r>
+    </w:p>
+    <w:p>
+      <w:pPr>
+        <w:pStyle w:val="BodyText"/>
+      </w:pPr>
+      <w:r>
+        <w:t xml:space="preserve">클레어: 노아. 어머님 좀 봐.</w:t>
+      </w:r>
+    </w:p>
+    <w:p>
+      <w:pPr>
+        <w:pStyle w:val="BodyText"/>
+      </w:pPr>
+      <w:r>
+        <w:t xml:space="preserve">캐롤: 우리 아들이 벨을 울렸어. 우리 딸 그림이 고층 빌딩에 있고. 앉아야겠어.</w:t>
+      </w:r>
+    </w:p>
+    <w:p>
+      <w:pPr>
+        <w:pStyle w:val="BodyText"/>
+      </w:pPr>
+      <w:r>
+        <w:t xml:space="preserve">릴리: 앉아, 엄마. 기절하지 마. 다이앤이 기절은 승인 안 했어.</w:t>
+      </w:r>
+    </w:p>
+    <w:p>
+      <w:pPr>
+        <w:pStyle w:val="BodyText"/>
+      </w:pPr>
+      <w:r>
+        <w:t xml:space="preserve">지우: 서울에서 안녕하세요! 여긴 밤 11시 반이에요. 루미 팀 전체가 보고 있어요!</w:t>
+      </w:r>
+    </w:p>
+    <w:p>
+      <w:pPr>
+        <w:pStyle w:val="BodyText"/>
+      </w:pPr>
+      <w:r>
+        <w:t xml:space="preserve">노아: 지우 씨! 늦게까지 안 자 줘서 고마워요. 송 원장님께 안부 전해 줘요.</w:t>
+      </w:r>
+    </w:p>
+    <w:p>
+      <w:pPr>
+        <w:pStyle w:val="BodyText"/>
+      </w:pPr>
+      <w:r>
+        <w:t xml:space="preserve">지우: 여기 계세요!</w:t>
+      </w:r>
+      <w:r>
+        <w:t xml:space="preserve"> </w:t>
+      </w:r>
+      <w:r>
+        <w:t xml:space="preserve">“</w:t>
+      </w:r>
+      <w:r>
+        <w:t xml:space="preserve">먼저 처치했어요</w:t>
+      </w:r>
+      <w:r>
+        <w:t xml:space="preserve">”</w:t>
+      </w:r>
+      <w:r>
+        <w:t xml:space="preserve">래요. 이제 방에 있는 모두가 그 말을 해요. 슬로건처럼.</w:t>
+      </w:r>
+    </w:p>
+    <w:p>
+      <w:pPr>
+        <w:pStyle w:val="BodyText"/>
+      </w:pPr>
+      <w:r>
+        <w:t xml:space="preserve">루스: 오늘 이 층에서 누가 한 말 중 최고예요. 그리고 주가 얘기가 아니고요.</w:t>
+      </w:r>
+    </w:p>
+    <w:p>
+      <w:pPr>
+        <w:pStyle w:val="BodyText"/>
+      </w:pPr>
+      <w:r>
+        <w:t xml:space="preserve">폴: 주식은 아직 안 열렸어요. IPO는 시장의 다른 종목보다 늦게 열려요. 시장 조성자들이 공정한 첫 가격을 찾으려고 매수·매도 주문을 아직 맞추고 있거든요. 그게 끝날 때까진 볼 게 없어요.</w:t>
+      </w:r>
+    </w:p>
+    <w:p>
+      <w:pPr>
+        <w:pStyle w:val="BodyText"/>
+      </w:pPr>
+      <w:r>
+        <w:t xml:space="preserve">벤: 언제 열려요?</w:t>
+      </w:r>
+    </w:p>
+    <w:p>
+      <w:pPr>
+        <w:pStyle w:val="BodyText"/>
+      </w:pPr>
+      <w:r>
+        <w:t xml:space="preserve">폴: 한 시간. 아니면 두 시간. 아무도 몰라요. 커피 마셔요, 벤.</w:t>
+      </w:r>
+    </w:p>
+    <w:p>
+      <w:pPr>
+        <w:pStyle w:val="BodyText"/>
+      </w:pPr>
+      <w:r>
+        <w:t xml:space="preserve">타샤: 벤, 휴대폰을 열한 번 확인했어요. 세었어요. 오랜 습관이에요. 난 뭐든 세요.</w:t>
+      </w:r>
+    </w:p>
+    <w:p>
+      <w:pPr>
+        <w:pStyle w:val="BodyText"/>
+      </w:pPr>
+      <w:r>
+        <w:t xml:space="preserve">벤: 죄송해요. 그냥 숫자를 보고 싶어서요.</w:t>
+      </w:r>
+    </w:p>
+    <w:p>
+      <w:pPr>
+        <w:pStyle w:val="BodyText"/>
+      </w:pPr>
+      <w:r>
+        <w:t xml:space="preserve">레오: 벤, 하나 말해 줘도 될까? 숫자에 대해서?</w:t>
+      </w:r>
+    </w:p>
+    <w:p>
+      <w:pPr>
+        <w:pStyle w:val="BodyText"/>
+      </w:pPr>
+      <w:r>
+        <w:t xml:space="preserve">벤: 물론이죠, 마르티네스 부사장님.</w:t>
+      </w:r>
+    </w:p>
+    <w:p>
+      <w:pPr>
+        <w:pStyle w:val="BodyText"/>
+      </w:pPr>
+      <w:r>
+        <w:t xml:space="preserve">레오: 4년 차에, 6주 동안 숫자가 오르는 걸 봤어. 우리 주입력. 너무 천천히 올라서 문제처럼 보인 적이 없었고, 어느 화면에서도 급해 보이지 않았지. 거의 무시할 뻔했어. 그러지 않은 게 아직도 다행이야.</w:t>
+      </w:r>
+    </w:p>
+    <w:p>
+      <w:pPr>
+        <w:pStyle w:val="BodyText"/>
+      </w:pPr>
+      <w:r>
+        <w:t xml:space="preserve">벤: 마개 이야기. 첫날 들려줬어요.</w:t>
+      </w:r>
+    </w:p>
+    <w:p>
+      <w:pPr>
+        <w:pStyle w:val="BodyText"/>
+      </w:pPr>
+      <w:r>
+        <w:t xml:space="preserve">레오: 좋아. 그럼 기억해. 중요한 숫자는 매초 움직이지 않아. 천천히 움직여. 그리고 조용히.</w:t>
+      </w:r>
+    </w:p>
+    <w:p>
+      <w:pPr>
+        <w:pStyle w:val="BodyText"/>
+      </w:pPr>
+      <w:r>
+        <w:t xml:space="preserve">폴: 열려요. 11시 4분. 첫 거래. 34달러.</w:t>
+      </w:r>
+    </w:p>
+    <w:p>
+      <w:pPr>
+        <w:pStyle w:val="BodyText"/>
+      </w:pPr>
+      <w:r>
+        <w:t xml:space="preserve">벤: 34! 27에서! 그럼… 26%!</w:t>
+      </w:r>
+    </w:p>
+    <w:p>
+      <w:pPr>
+        <w:pStyle w:val="BodyText"/>
+      </w:pPr>
+      <w:r>
+        <w:t xml:space="preserve">루스: 벤. 조용히. 부탁해요. 카메라.</w:t>
+      </w:r>
+    </w:p>
+    <w:p>
+      <w:pPr>
+        <w:pStyle w:val="BodyText"/>
+      </w:pPr>
+      <w:r>
+        <w:t xml:space="preserve">벤: 죄송해요. 죄송해요. 26%. 조용히.</w:t>
+      </w:r>
+    </w:p>
+    <w:p>
+      <w:pPr>
+        <w:pStyle w:val="BodyText"/>
+      </w:pPr>
+      <w:r>
+        <w:t xml:space="preserve">일레인: 노아, 경제 방송에서 당신을 원해요. 생방송. 5분 후에.</w:t>
+      </w:r>
+    </w:p>
+    <w:p>
+      <w:pPr>
+        <w:pStyle w:val="BodyText"/>
+      </w:pPr>
+      <w:r>
+        <w:t xml:space="preserve">루스: 같은 답. 매번. 뭘 묻든.</w:t>
+      </w:r>
+    </w:p>
+    <w:p>
+      <w:pPr>
+        <w:pStyle w:val="BodyText"/>
+      </w:pPr>
+      <w:r>
+        <w:t xml:space="preserve">노아:</w:t>
+      </w:r>
+      <w:r>
+        <w:t xml:space="preserve"> </w:t>
+      </w:r>
+      <w:r>
+        <w:t xml:space="preserve">“</w:t>
+      </w:r>
+      <w:r>
+        <w:t xml:space="preserve">주가에 대해 언급하지 않습니다. 환자에게 집중합니다.</w:t>
+      </w:r>
+      <w:r>
+        <w:t xml:space="preserve">”</w:t>
+      </w:r>
+    </w:p>
+    <w:p>
+      <w:pPr>
+        <w:pStyle w:val="BodyText"/>
+      </w:pPr>
+      <w:r>
+        <w:t xml:space="preserve">루스: 그리고 밀어붙이면요?</w:t>
+      </w:r>
+    </w:p>
+    <w:p>
+      <w:pPr>
+        <w:pStyle w:val="BodyText"/>
+      </w:pPr>
+      <w:r>
+        <w:t xml:space="preserve">노아: 같은 답. 웃으면서.</w:t>
+      </w:r>
+    </w:p>
+    <w:bookmarkEnd w:id="33"/>
+    <w:bookmarkStart w:id="34" w:name="장면2-오전-11시-15분-생방송-인터뷰와-직원들-1"/>
+    <w:p>
+      <w:pPr>
+        <w:pStyle w:val="Heading3"/>
+      </w:pPr>
+      <w:r>
+        <w:t xml:space="preserve">장면2 — 오전 11시 15분, 생방송 인터뷰와 직원들</w:t>
+      </w:r>
+    </w:p>
+    <w:p>
+      <w:pPr>
+        <w:pStyle w:val="FirstParagraph"/>
+      </w:pPr>
+      <w:r>
+        <w:t xml:space="preserve">진행자: 주가가 공모가보다 26% 높게 시작했습니다. 기분이 어떠세요?</w:t>
+      </w:r>
+    </w:p>
+    <w:p>
+      <w:pPr>
+        <w:pStyle w:val="BodyText"/>
+      </w:pPr>
+      <w:r>
+        <w:t xml:space="preserve">노아: 주가에 대해 언급하지 않습니다. 환자에게 집중합니다. 오늘 저는 그들을 생각하고 있습니다.</w:t>
+      </w:r>
+    </w:p>
+    <w:p>
+      <w:pPr>
+        <w:pStyle w:val="BodyText"/>
+      </w:pPr>
+      <w:r>
+        <w:t xml:space="preserve">진행자: 그래도 기쁘시겠죠? 공모가를 너무 낮게 잡은 건가요?</w:t>
+      </w:r>
+    </w:p>
+    <w:p>
+      <w:pPr>
+        <w:pStyle w:val="BodyText"/>
+      </w:pPr>
+      <w:r>
+        <w:t xml:space="preserve">노아: 주주를 신중하게 골랐습니다. 장기적으로. 나머지는 모두 S-1에 있습니다.</w:t>
+      </w:r>
+    </w:p>
+    <w:p>
+      <w:pPr>
+        <w:pStyle w:val="BodyText"/>
+      </w:pPr>
+      <w:r>
+        <w:t xml:space="preserve">진행자: 마지막으로 한 번만. 1년 뒤 주가는 어디쯤일까요?</w:t>
+      </w:r>
+    </w:p>
+    <w:p>
+      <w:pPr>
+        <w:pStyle w:val="BodyText"/>
+      </w:pPr>
+      <w:r>
+        <w:t xml:space="preserve">노아: 전혀 모릅니다. 안다고 말하는 사람은 추측하는 겁니다. 하지만 환자들이 어디 있을지는 압니다. 교육받은 손, 추적되는 주사기, 응답하는 핫라인과 함께요. 그게 제 일입니다. 주가는 다른 사람의 일이고요.</w:t>
+      </w:r>
+    </w:p>
+    <w:p>
+      <w:pPr>
+        <w:pStyle w:val="BodyText"/>
+      </w:pPr>
+      <w:r>
+        <w:t xml:space="preserve">루스: 세 번. 같은 답. 숫자 없이. 나도 울 것 같아요. 벤처럼.</w:t>
+      </w:r>
+    </w:p>
+    <w:p>
+      <w:pPr>
+        <w:pStyle w:val="BodyText"/>
+      </w:pPr>
+      <w:r>
+        <w:t xml:space="preserve">마커스: 벤 얘기가 나와서 말인데. 문제가 있어요. 직원 절반이 휴대폰으로 계산하고 있어요.</w:t>
+      </w:r>
+    </w:p>
+    <w:p>
+      <w:pPr>
+        <w:pStyle w:val="BodyText"/>
+      </w:pPr>
+      <w:r>
+        <w:t xml:space="preserve">벤: 내 옵션. 34달러면. 8만 달러예요. 방금 계산했어요. 학자금 대출이 있거든요.</w:t>
+      </w:r>
+    </w:p>
+    <w:p>
+      <w:pPr>
+        <w:pStyle w:val="BodyText"/>
+      </w:pPr>
+      <w:r>
+        <w:t xml:space="preserve">마커스: 벤. 앉아. 루스, 보호예수 설명해 줄래요? 나보다 잘?</w:t>
+      </w:r>
+    </w:p>
+    <w:p>
+      <w:pPr>
+        <w:pStyle w:val="BodyText"/>
+      </w:pPr>
+      <w:r>
+        <w:t xml:space="preserve">루스: 물론이죠. 벤, 180일 동안 내부자와 직원은 팔 수 없어요. 그게 보호예수예요.</w:t>
+      </w:r>
+    </w:p>
+    <w:p>
+      <w:pPr>
+        <w:pStyle w:val="BodyText"/>
+      </w:pPr>
+      <w:r>
+        <w:t xml:space="preserve">벤: 180일? 그럼… 9월이에요.</w:t>
+      </w:r>
+    </w:p>
+    <w:p>
+      <w:pPr>
+        <w:pStyle w:val="BodyText"/>
+      </w:pPr>
+      <w:r>
+        <w:t xml:space="preserve">루스: 9월. 그리고 그때도 열린 기간에만요. 보통 실적 발표 몇 주 전에 닫혀요. 그리고 대중이 모르는 걸 알고 있을 땐 절대 안 돼요. 복도에서 들은 사소한 것이라도요. 그게 내부자 거래고, 그건 사내 방침이 아니라 범죄예요.</w:t>
+      </w:r>
+    </w:p>
+    <w:p>
+      <w:pPr>
+        <w:pStyle w:val="BodyText"/>
+      </w:pPr>
+      <w:r>
+        <w:t xml:space="preserve">벤: 그러니까 내 8만 달러는…</w:t>
+      </w:r>
+    </w:p>
+    <w:p>
+      <w:pPr>
+        <w:pStyle w:val="BodyText"/>
+      </w:pPr>
+      <w:r>
+        <w:t xml:space="preserve">마커스: 서류상이야. 9월까지. 그리고 그때쯤엔 4만이 될 수도 있고, 12만이 될 수도 있어. 아무도 몰라. 방송에 나오는 사람들도. 그러니까 쓰지 말고, 그걸 담보로 빌리지도 말고, 아직은 그걸 믿고 학자금 대출 계획을 세우지도 마.</w:t>
+      </w:r>
+    </w:p>
+    <w:p>
+      <w:pPr>
+        <w:pStyle w:val="BodyText"/>
+      </w:pPr>
+      <w:r>
+        <w:t xml:space="preserve">벤: 그럼 왜 다들 축하해요?</w:t>
+      </w:r>
+    </w:p>
+    <w:p>
+      <w:pPr>
+        <w:pStyle w:val="BodyText"/>
+      </w:pPr>
+      <w:r>
+        <w:t xml:space="preserve">레오: 우리가 만든 것 때문이지. 숫자가 아니라. 숫자는 일기 예보야.</w:t>
+      </w:r>
+    </w:p>
+    <w:p>
+      <w:pPr>
+        <w:pStyle w:val="BodyText"/>
+      </w:pPr>
+      <w:r>
+        <w:t xml:space="preserve">루스: 다음 주에 교육이 있어요. 내부자 거래. 블랙아웃 기간. 전 직원. 필수.</w:t>
+      </w:r>
+    </w:p>
+    <w:p>
+      <w:pPr>
+        <w:pStyle w:val="BodyText"/>
+      </w:pPr>
+      <w:r>
+        <w:t xml:space="preserve">타샤: 카드 만들게요.</w:t>
+      </w:r>
+      <w:r>
+        <w:t xml:space="preserve"> </w:t>
+      </w:r>
+      <w:r>
+        <w:t xml:space="preserve">“</w:t>
+      </w:r>
+      <w:r>
+        <w:t xml:space="preserve">주식 보유의 첫 10초.</w:t>
+      </w:r>
+      <w:r>
+        <w:t xml:space="preserve">”</w:t>
+      </w:r>
+    </w:p>
+    <w:p>
+      <w:pPr>
+        <w:pStyle w:val="BodyText"/>
+      </w:pPr>
+      <w:r>
+        <w:t xml:space="preserve">마커스: 첫 1초는 뭐예요?</w:t>
+      </w:r>
+    </w:p>
+    <w:p>
+      <w:pPr>
+        <w:pStyle w:val="BodyText"/>
+      </w:pPr>
+      <w:r>
+        <w:t xml:space="preserve">타샤: 휴대폰 내려놓기.</w:t>
+      </w:r>
+    </w:p>
+    <w:p>
+      <w:pPr>
+        <w:pStyle w:val="BodyText"/>
+      </w:pPr>
+      <w:r>
+        <w:t xml:space="preserve">폴: 노아. 참고로. 알아 두세요. 이선 콜이 배정 물량 전부를 팔았어요. 처음 40분 만에.</w:t>
+      </w:r>
+    </w:p>
+    <w:p>
+      <w:pPr>
+        <w:pStyle w:val="BodyText"/>
+      </w:pPr>
+      <w:r>
+        <w:t xml:space="preserve">노아: 전부요?</w:t>
+      </w:r>
+    </w:p>
+    <w:p>
+      <w:pPr>
+        <w:pStyle w:val="BodyText"/>
+      </w:pPr>
+      <w:r>
+        <w:t xml:space="preserve">폴: 전부요. 원했던 것의 3분의 1을, 점심 전에 빠른 차익을 위해 넘겼죠. 처음부터 보유할 생각이 없었던 거예요. 로드쇼에서 그가 한 질문 두 개가 정확히 그걸 말해 줬죠. 보호예수와 상승. 그 외엔 없었어요.</w:t>
+      </w:r>
+    </w:p>
+    <w:p>
+      <w:pPr>
+        <w:pStyle w:val="BodyText"/>
+      </w:pPr>
+      <w:r>
+        <w:t xml:space="preserve">루스: 그래서 우리가 고른 거예요. 주문 전량을 받았다면 세 배를 던졌을 거예요.</w:t>
+      </w:r>
+    </w:p>
+    <w:p>
+      <w:pPr>
+        <w:pStyle w:val="BodyText"/>
+      </w:pPr>
+      <w:r>
+        <w:t xml:space="preserve">폴: 그럼 마시는요? 커먼웰스?</w:t>
+      </w:r>
+    </w:p>
+    <w:p>
+      <w:pPr>
+        <w:pStyle w:val="BodyText"/>
+      </w:pPr>
+      <w:r>
+        <w:t xml:space="preserve">루스: 더 샀어요. 장내에서. 35달러에.</w:t>
+      </w:r>
+    </w:p>
+    <w:p>
+      <w:pPr>
+        <w:pStyle w:val="BodyText"/>
+      </w:pPr>
+      <w:r>
+        <w:t xml:space="preserve">노아: 더 샀네요. 더 높은 가격에.</w:t>
+      </w:r>
+    </w:p>
+    <w:p>
+      <w:pPr>
+        <w:pStyle w:val="BodyText"/>
+      </w:pPr>
+      <w:r>
+        <w:t xml:space="preserve">루스: 그녀는 하루를 사는 게 아니에요. 10년을 사는 거죠.</w:t>
+      </w:r>
+    </w:p>
+    <w:p>
+      <w:pPr>
+        <w:pStyle w:val="BodyText"/>
+      </w:pPr>
+      <w:r>
+        <w:t xml:space="preserve">엘레나: 그 문장 벽에 걸어야 해요. 원칙 1번 옆에.</w:t>
+      </w:r>
+    </w:p>
+    <w:bookmarkEnd w:id="34"/>
+    <w:bookmarkStart w:id="35" w:name="절정전환-오후-4시-장-마감-1"/>
+    <w:p>
+      <w:pPr>
+        <w:pStyle w:val="Heading3"/>
+      </w:pPr>
+      <w:r>
+        <w:t xml:space="preserve">절정·전환 — 오후 4시, 장 마감</w:t>
+      </w:r>
+    </w:p>
+    <w:p>
+      <w:pPr>
+        <w:pStyle w:val="FirstParagraph"/>
+      </w:pPr>
+      <w:r>
+        <w:t xml:space="preserve">폴: 종가. 36달러 50센트. 공모가 대비 35% 상승.</w:t>
+      </w:r>
+    </w:p>
+    <w:p>
+      <w:pPr>
+        <w:pStyle w:val="BodyText"/>
+      </w:pPr>
+      <w:r>
+        <w:t xml:space="preserve">벤: 35… 아무 말 안 할게요. 조용히.</w:t>
+      </w:r>
+    </w:p>
+    <w:p>
+      <w:pPr>
+        <w:pStyle w:val="BodyText"/>
+      </w:pPr>
+      <w:r>
+        <w:t xml:space="preserve">폴: 시가총액 약 17억 달러.</w:t>
+      </w:r>
+    </w:p>
+    <w:p>
+      <w:pPr>
+        <w:pStyle w:val="BodyText"/>
+      </w:pPr>
+      <w:r>
+        <w:t xml:space="preserve">프리야: 17억. 톰은 14억을 불렀죠. 작년 6월. 자기 사무실에서.</w:t>
+      </w:r>
+    </w:p>
+    <w:p>
+      <w:pPr>
+        <w:pStyle w:val="BodyText"/>
+      </w:pPr>
+      <w:r>
+        <w:t xml:space="preserve">노아: 프리야. 주가에 대해 언급하지 않아요.</w:t>
+      </w:r>
+    </w:p>
+    <w:p>
+      <w:pPr>
+        <w:pStyle w:val="BodyText"/>
+      </w:pPr>
+      <w:r>
+        <w:t xml:space="preserve">프리야: 언급하는 거 아니에요. 산수하는 거예요. 사적으로. 아주 사적으로.</w:t>
+      </w:r>
+    </w:p>
+    <w:p>
+      <w:pPr>
+        <w:pStyle w:val="BodyText"/>
+      </w:pPr>
+      <w:r>
+        <w:t xml:space="preserve">마커스: 그럼 할번 주가는요? 폴, 확인했어요?</w:t>
+      </w:r>
+    </w:p>
+    <w:p>
+      <w:pPr>
+        <w:pStyle w:val="BodyText"/>
+      </w:pPr>
+      <w:r>
+        <w:t xml:space="preserve">폴: 오늘 4% 하락. 애널리스트들이 우리를 언급했어요. 보고서에서.</w:t>
+      </w:r>
+    </w:p>
+    <w:p>
+      <w:pPr>
+        <w:pStyle w:val="BodyText"/>
+      </w:pPr>
+      <w:r>
+        <w:t xml:space="preserve">엘레나: 그것도 축하하지 마요. 누군가의 환자들은 루마덤도 써요. 그 사람들은 주식을 고른 게 아니라 의사를 고른 거예요. 할번 제품이 누군가에게 문제를 일으키면, 그건 위험에 처한 환자지 우리의 승리가 아니에요. 첫째, 해를 끼치지 말 것.</w:t>
+      </w:r>
+    </w:p>
+    <w:p>
+      <w:pPr>
+        <w:pStyle w:val="BodyText"/>
+      </w:pPr>
+      <w:r>
+        <w:t xml:space="preserve">노아: 동의해요. 누구의 숫자도 축하하지 않기. 우리 것도. 그들 것도.</w:t>
+      </w:r>
+    </w:p>
+    <w:p>
+      <w:pPr>
+        <w:pStyle w:val="BodyText"/>
+      </w:pPr>
+      <w:r>
+        <w:t xml:space="preserve">빅터: 노아. 빅터예요. 가격은 언급 안 할게요. 이것만 말하죠. 10년 보유. 오늘부터.</w:t>
+      </w:r>
+    </w:p>
+    <w:p>
+      <w:pPr>
+        <w:pStyle w:val="BodyText"/>
+      </w:pPr>
+      <w:r>
+        <w:t xml:space="preserve">노아: 고마워요, 빅터. 천천히 맞아 줘서.</w:t>
+      </w:r>
+    </w:p>
+    <w:p>
+      <w:pPr>
+        <w:pStyle w:val="BodyText"/>
+      </w:pPr>
+      <w:r>
+        <w:t xml:space="preserve">일레인: 노아. 저녁 전에. 제안 하나. 나스닥이 원본 냅킨을 전시하고 싶대요. 로비에. 액자로.</w:t>
+      </w:r>
+    </w:p>
+    <w:p>
+      <w:pPr>
+        <w:pStyle w:val="BodyText"/>
+      </w:pPr>
+      <w:r>
+        <w:t xml:space="preserve">노아: 뉴욕에요?</w:t>
+      </w:r>
+    </w:p>
+    <w:p>
+      <w:pPr>
+        <w:pStyle w:val="BodyText"/>
+      </w:pPr>
+      <w:r>
+        <w:t xml:space="preserve">일레인: 1년간. 수천 명이 보겠죠. 창업자들. 학생들. 관광객들.</w:t>
+      </w:r>
+    </w:p>
+    <w:p>
+      <w:pPr>
+        <w:pStyle w:val="BodyText"/>
+      </w:pPr>
+      <w:r>
+        <w:t xml:space="preserve">노아: …아니요. 죄송해요, 일레인. 그리고 고마워요. 그건 오스틴에 있어야 해요. 우리 로비에. 벤이 매일 아침 물류팀으로 가면서 그 앞을 지나가는 곳에. 관광객에게 감탄을 주는 것보다, 일하는 사람들에게 우리가 왜 시작했는지 일깨워야 해요.</w:t>
+      </w:r>
+    </w:p>
+    <w:p>
+      <w:pPr>
+        <w:pStyle w:val="BodyText"/>
+      </w:pPr>
+      <w:r>
+        <w:t xml:space="preserve">일레인: 그렇게 말하길 바랐어요. 이미 거절했어요. 당신한테서 듣고 싶었어요.</w:t>
+      </w:r>
+    </w:p>
+    <w:p>
+      <w:pPr>
+        <w:pStyle w:val="BodyText"/>
+      </w:pPr>
+      <w:r>
+        <w:t xml:space="preserve">릴리: 그럼 액자는 내가 디자인할게. 번쩍이지 않게.</w:t>
+      </w:r>
+    </w:p>
+    <w:p>
+      <w:pPr>
+        <w:pStyle w:val="BodyText"/>
+      </w:pPr>
+      <w:r>
+        <w:t xml:space="preserve">캐롤: 노아, 우리 아들. 한마디 해도 돼? 돈 얘기 말고.</w:t>
+      </w:r>
+    </w:p>
+    <w:p>
+      <w:pPr>
+        <w:pStyle w:val="BodyText"/>
+      </w:pPr>
+      <w:r>
+        <w:t xml:space="preserve">노아: 물론이죠, 엄마.</w:t>
+      </w:r>
+    </w:p>
+    <w:p>
+      <w:pPr>
+        <w:pStyle w:val="BodyText"/>
+      </w:pPr>
+      <w:r>
+        <w:t xml:space="preserve">캐롤: 7년 전에 릴리가 코에 반창고를 붙이고 병원에서 전화했어. 난 손잡아 주기엔 너무 멀리 있었지. 아무것도 할 수 없었어. 의사들이 뭐라고 하는지조차 이해 못 했고. 엄마는 그런 걸 기억하는 거야.</w:t>
+      </w:r>
+    </w:p>
+    <w:p>
+      <w:pPr>
+        <w:pStyle w:val="BodyText"/>
+      </w:pPr>
+      <w:r>
+        <w:t xml:space="preserve">릴리: 엄마는 다음 날 아침 오스틴으로 날아왔잖아. 그걸로 충분했어.</w:t>
+      </w:r>
+    </w:p>
+    <w:p>
+      <w:pPr>
+        <w:pStyle w:val="BodyText"/>
+      </w:pPr>
+      <w:r>
+        <w:t xml:space="preserve">캐롤: 오늘 서울의 한 아가씨는 흉터가 없어. 내 아이들 덕분에. 독서 모임에 다 말할 거야.</w:t>
+      </w:r>
+    </w:p>
+    <w:p>
+      <w:pPr>
+        <w:pStyle w:val="BodyText"/>
+      </w:pPr>
+      <w:r>
+        <w:t xml:space="preserve">릴리: 엄마. 엄마 독서 모임 절반이 필러 맞았잖아.</w:t>
+      </w:r>
+    </w:p>
+    <w:p>
+      <w:pPr>
+        <w:pStyle w:val="BodyText"/>
+      </w:pPr>
+      <w:r>
+        <w:t xml:space="preserve">캐롤: 그럼 질문 하나를 배우겠지.</w:t>
+      </w:r>
+      <w:r>
+        <w:t xml:space="preserve"> </w:t>
+      </w:r>
+      <w:r>
+        <w:t xml:space="preserve">“</w:t>
+      </w:r>
+      <w:r>
+        <w:t xml:space="preserve">베이라예요?</w:t>
+      </w:r>
+      <w:r>
+        <w:t xml:space="preserve">”</w:t>
+      </w:r>
+      <w:r>
+        <w:t xml:space="preserve"> </w:t>
+      </w:r>
+      <w:r>
+        <w:t xml:space="preserve">루스, 그건 돼요?</w:t>
+      </w:r>
+    </w:p>
+    <w:bookmarkEnd w:id="35"/>
+    <w:bookmarkStart w:id="36" w:name="마무리-오후-7시-연회실-다음-날-오전-7시-1"/>
+    <w:p>
+      <w:pPr>
+        <w:pStyle w:val="Heading3"/>
+      </w:pPr>
+      <w:r>
+        <w:t xml:space="preserve">마무리 — 오후 7시 연회실 → 다음 날 오전 7시</w:t>
+      </w:r>
+    </w:p>
+    <w:p>
+      <w:pPr>
+        <w:pStyle w:val="FirstParagraph"/>
+      </w:pPr>
+      <w:r>
+        <w:t xml:space="preserve">클레어: 해냈네. 저녁 7시. 그리고 휴대폰 안 보고 있고.</w:t>
+      </w:r>
+    </w:p>
+    <w:p>
+      <w:pPr>
+        <w:pStyle w:val="BodyText"/>
+      </w:pPr>
+      <w:r>
+        <w:t xml:space="preserve">노아: 루스가 갖고 있어. 내일까지 안 돌려준대.</w:t>
+      </w:r>
+    </w:p>
+    <w:p>
+      <w:pPr>
+        <w:pStyle w:val="BodyText"/>
+      </w:pPr>
+      <w:r>
+        <w:t xml:space="preserve">클레어: 루스 좋아.</w:t>
+      </w:r>
+    </w:p>
+    <w:p>
+      <w:pPr>
+        <w:pStyle w:val="BodyText"/>
+      </w:pPr>
+      <w:r>
+        <w:t xml:space="preserve">노아: 다들 내 휴대폰 가져가는 사람을 좋아하더라.</w:t>
+      </w:r>
+    </w:p>
+    <w:p>
+      <w:pPr>
+        <w:pStyle w:val="BodyText"/>
+      </w:pPr>
+      <w:r>
+        <w:t xml:space="preserve">루스: 좋은 아침이에요. 오전 7시. 휴대폰 여기요. 그리고 첫 애널리스트 보고서.</w:t>
+      </w:r>
+    </w:p>
+    <w:p>
+      <w:pPr>
+        <w:pStyle w:val="BodyText"/>
+      </w:pPr>
+      <w:r>
+        <w:t xml:space="preserve">노아: 벌써요?</w:t>
+      </w:r>
+    </w:p>
+    <w:p>
+      <w:pPr>
+        <w:pStyle w:val="BodyText"/>
+      </w:pPr>
+      <w:r>
+        <w:t xml:space="preserve">루스: 데이나 브룩스홀. 메리디언 힐 증권. 커버리지를 개시했어요. 등급: 보유. 목표가: 33달러.</w:t>
+      </w:r>
+    </w:p>
+    <w:p>
+      <w:pPr>
+        <w:pStyle w:val="BodyText"/>
+      </w:pPr>
+      <w:r>
+        <w:t xml:space="preserve">폴: 33. 어제 종가보다 낮아요. 우리가 고평가됐다고 보는 거죠.</w:t>
+      </w:r>
+    </w:p>
+    <w:p>
+      <w:pPr>
+        <w:pStyle w:val="BodyText"/>
+      </w:pPr>
+      <w:r>
+        <w:t xml:space="preserve">노아: 왜요?</w:t>
+      </w:r>
+    </w:p>
+    <w:p>
+      <w:pPr>
+        <w:pStyle w:val="BodyText"/>
+      </w:pPr>
+      <w:r>
+        <w:t xml:space="preserve">루스: 한 문장.</w:t>
+      </w:r>
+      <w:r>
+        <w:t xml:space="preserve"> </w:t>
+      </w:r>
+      <w:r>
+        <w:t xml:space="preserve">“</w:t>
+      </w:r>
+      <w:r>
+        <w:t xml:space="preserve">라인 C 실행 위험. 아시아 손실이 경영진 예상보다 오래갈 수 있음.</w:t>
+      </w:r>
+      <w:r>
+        <w:t xml:space="preserve">”</w:t>
+      </w:r>
+    </w:p>
+    <w:p>
+      <w:pPr>
+        <w:pStyle w:val="BodyText"/>
+      </w:pPr>
+      <w:r>
+        <w:t xml:space="preserve">폴: 라인 C는 3주 늦어졌어요. 아직 공개 전이에요. 첫 실적 발표 때 공개될 거고, 그때까진 외부 누구와도 그 얘기를 할 수 없어요. 그녀의 보고서에 맞서 우리를 변호하기 위해서라도요.</w:t>
+      </w:r>
+    </w:p>
+    <w:p>
+      <w:pPr>
+        <w:pStyle w:val="BodyText"/>
+      </w:pPr>
+      <w:r>
+        <w:t xml:space="preserve">노아: 그러니까 그녀가 추측했네요. 정확하게.</w:t>
+      </w:r>
+    </w:p>
+    <w:p>
+      <w:pPr>
+        <w:pStyle w:val="BodyText"/>
+      </w:pPr>
+      <w:r>
+        <w:t xml:space="preserve">루스: 아주 뛰어나요. 우리 섹터 최고의 애널리스트고, 조사를 철저히 해요. 공급업체, 의사, 전 직원까지. 그리고 이제 우리 담당이죠. 상장사인 한. 분기마다 우리가 한 말과 한 일을 비교할 거예요.</w:t>
+      </w:r>
+    </w:p>
+    <w:p>
+      <w:pPr>
+        <w:pStyle w:val="BodyText"/>
+      </w:pPr>
+      <w:r>
+        <w:t xml:space="preserve">노아: 그럼 우리는 뭘 해요?</w:t>
+      </w:r>
+    </w:p>
+    <w:p>
+      <w:pPr>
+        <w:pStyle w:val="BodyText"/>
+      </w:pPr>
+      <w:r>
+        <w:t xml:space="preserve">루스: 좋아요. 이제 틀렸음을 증명할 상대가 생겼네요. 조용히. 첫 실적 발표까지 7주.</w:t>
+      </w:r>
+    </w:p>
+    <w:bookmarkEnd w:id="36"/>
+    <w:bookmarkEnd w:id="37"/>
+    <w:bookmarkEnd w:id="38"/>
     <w:sectPr/>
   </w:body>
 </w:document>
@@ -4334,583 +4281,8 @@
       </w:pPr>
     </w:lvl>
   </w:abstractNum>
-  <w:abstractNum w:abstractNumId="99411">
-    <w:nsid w:val="A99411"/>
-    <w:multiLevelType w:val="multilevel"/>
-    <w:lvl w:ilvl="0">
-      <w:start w:val="1"/>
-      <w:numFmt w:val="decimal"/>
-      <w:lvlText w:val="%1."/>
-      <w:lvlJc w:val="left"/>
-      <w:pPr>
-        <w:ind w:left="720" w:hanging="480"/>
-      </w:pPr>
-    </w:lvl>
-    <w:lvl w:ilvl="1">
-      <w:start w:val="1"/>
-      <w:numFmt w:val="decimal"/>
-      <w:lvlText w:val="%2."/>
-      <w:lvlJc w:val="left"/>
-      <w:pPr>
-        <w:ind w:left="1440" w:hanging="480"/>
-      </w:pPr>
-    </w:lvl>
-    <w:lvl w:ilvl="2">
-      <w:start w:val="1"/>
-      <w:numFmt w:val="decimal"/>
-      <w:lvlText w:val="%3."/>
-      <w:lvlJc w:val="left"/>
-      <w:pPr>
-        <w:ind w:left="2160" w:hanging="480"/>
-      </w:pPr>
-    </w:lvl>
-    <w:lvl w:ilvl="3">
-      <w:start w:val="1"/>
-      <w:numFmt w:val="decimal"/>
-      <w:lvlText w:val="%4."/>
-      <w:lvlJc w:val="left"/>
-      <w:pPr>
-        <w:ind w:left="2880" w:hanging="480"/>
-      </w:pPr>
-    </w:lvl>
-    <w:lvl w:ilvl="4">
-      <w:start w:val="1"/>
-      <w:numFmt w:val="decimal"/>
-      <w:lvlText w:val="%5."/>
-      <w:lvlJc w:val="left"/>
-      <w:pPr>
-        <w:ind w:left="3600" w:hanging="480"/>
-      </w:pPr>
-    </w:lvl>
-    <w:lvl w:ilvl="5">
-      <w:start w:val="1"/>
-      <w:numFmt w:val="decimal"/>
-      <w:lvlText w:val="%6."/>
-      <w:lvlJc w:val="left"/>
-      <w:pPr>
-        <w:ind w:left="4320" w:hanging="480"/>
-      </w:pPr>
-    </w:lvl>
-    <w:lvl w:ilvl="6">
-      <w:start w:val="1"/>
-      <w:numFmt w:val="decimal"/>
-      <w:lvlText w:val="%7."/>
-      <w:lvlJc w:val="left"/>
-      <w:pPr>
-        <w:ind w:left="5040" w:hanging="480"/>
-      </w:pPr>
-    </w:lvl>
-    <w:lvl w:ilvl="7">
-      <w:start w:val="1"/>
-      <w:numFmt w:val="decimal"/>
-      <w:lvlText w:val="%8."/>
-      <w:lvlJc w:val="left"/>
-      <w:pPr>
-        <w:ind w:left="5760" w:hanging="480"/>
-      </w:pPr>
-    </w:lvl>
-    <w:lvl w:ilvl="8">
-      <w:start w:val="1"/>
-      <w:numFmt w:val="decimal"/>
-      <w:lvlText w:val="%9."/>
-      <w:lvlJc w:val="left"/>
-      <w:pPr>
-        <w:ind w:left="6480" w:hanging="480"/>
-      </w:pPr>
-    </w:lvl>
-  </w:abstractNum>
-  <w:abstractNum w:abstractNumId="994116">
-    <w:nsid w:val="A994116"/>
-    <w:multiLevelType w:val="multilevel"/>
-    <w:lvl w:ilvl="0">
-      <w:start w:val="16"/>
-      <w:numFmt w:val="decimal"/>
-      <w:lvlText w:val="%1."/>
-      <w:lvlJc w:val="left"/>
-      <w:pPr>
-        <w:ind w:left="720" w:hanging="480"/>
-      </w:pPr>
-    </w:lvl>
-    <w:lvl w:ilvl="1">
-      <w:start w:val="16"/>
-      <w:numFmt w:val="decimal"/>
-      <w:lvlText w:val="%2."/>
-      <w:lvlJc w:val="left"/>
-      <w:pPr>
-        <w:ind w:left="1440" w:hanging="480"/>
-      </w:pPr>
-    </w:lvl>
-    <w:lvl w:ilvl="2">
-      <w:start w:val="16"/>
-      <w:numFmt w:val="decimal"/>
-      <w:lvlText w:val="%3."/>
-      <w:lvlJc w:val="left"/>
-      <w:pPr>
-        <w:ind w:left="2160" w:hanging="480"/>
-      </w:pPr>
-    </w:lvl>
-    <w:lvl w:ilvl="3">
-      <w:start w:val="16"/>
-      <w:numFmt w:val="decimal"/>
-      <w:lvlText w:val="%4."/>
-      <w:lvlJc w:val="left"/>
-      <w:pPr>
-        <w:ind w:left="2880" w:hanging="480"/>
-      </w:pPr>
-    </w:lvl>
-    <w:lvl w:ilvl="4">
-      <w:start w:val="16"/>
-      <w:numFmt w:val="decimal"/>
-      <w:lvlText w:val="%5."/>
-      <w:lvlJc w:val="left"/>
-      <w:pPr>
-        <w:ind w:left="3600" w:hanging="480"/>
-      </w:pPr>
-    </w:lvl>
-    <w:lvl w:ilvl="5">
-      <w:start w:val="16"/>
-      <w:numFmt w:val="decimal"/>
-      <w:lvlText w:val="%6."/>
-      <w:lvlJc w:val="left"/>
-      <w:pPr>
-        <w:ind w:left="4320" w:hanging="480"/>
-      </w:pPr>
-    </w:lvl>
-    <w:lvl w:ilvl="6">
-      <w:start w:val="16"/>
-      <w:numFmt w:val="decimal"/>
-      <w:lvlText w:val="%7."/>
-      <w:lvlJc w:val="left"/>
-      <w:pPr>
-        <w:ind w:left="5040" w:hanging="480"/>
-      </w:pPr>
-    </w:lvl>
-    <w:lvl w:ilvl="7">
-      <w:start w:val="16"/>
-      <w:numFmt w:val="decimal"/>
-      <w:lvlText w:val="%8."/>
-      <w:lvlJc w:val="left"/>
-      <w:pPr>
-        <w:ind w:left="5760" w:hanging="480"/>
-      </w:pPr>
-    </w:lvl>
-    <w:lvl w:ilvl="8">
-      <w:start w:val="16"/>
-      <w:numFmt w:val="decimal"/>
-      <w:lvlText w:val="%9."/>
-      <w:lvlJc w:val="left"/>
-      <w:pPr>
-        <w:ind w:left="6480" w:hanging="480"/>
-      </w:pPr>
-    </w:lvl>
-  </w:abstractNum>
-  <w:abstractNum w:abstractNumId="994151">
-    <w:nsid w:val="A994151"/>
-    <w:multiLevelType w:val="multilevel"/>
-    <w:lvl w:ilvl="0">
-      <w:start w:val="51"/>
-      <w:numFmt w:val="decimal"/>
-      <w:lvlText w:val="%1."/>
-      <w:lvlJc w:val="left"/>
-      <w:pPr>
-        <w:ind w:left="720" w:hanging="480"/>
-      </w:pPr>
-    </w:lvl>
-    <w:lvl w:ilvl="1">
-      <w:start w:val="51"/>
-      <w:numFmt w:val="decimal"/>
-      <w:lvlText w:val="%2."/>
-      <w:lvlJc w:val="left"/>
-      <w:pPr>
-        <w:ind w:left="1440" w:hanging="480"/>
-      </w:pPr>
-    </w:lvl>
-    <w:lvl w:ilvl="2">
-      <w:start w:val="51"/>
-      <w:numFmt w:val="decimal"/>
-      <w:lvlText w:val="%3."/>
-      <w:lvlJc w:val="left"/>
-      <w:pPr>
-        <w:ind w:left="2160" w:hanging="480"/>
-      </w:pPr>
-    </w:lvl>
-    <w:lvl w:ilvl="3">
-      <w:start w:val="51"/>
-      <w:numFmt w:val="decimal"/>
-      <w:lvlText w:val="%4."/>
-      <w:lvlJc w:val="left"/>
-      <w:pPr>
-        <w:ind w:left="2880" w:hanging="480"/>
-      </w:pPr>
-    </w:lvl>
-    <w:lvl w:ilvl="4">
-      <w:start w:val="51"/>
-      <w:numFmt w:val="decimal"/>
-      <w:lvlText w:val="%5."/>
-      <w:lvlJc w:val="left"/>
-      <w:pPr>
-        <w:ind w:left="3600" w:hanging="480"/>
-      </w:pPr>
-    </w:lvl>
-    <w:lvl w:ilvl="5">
-      <w:start w:val="51"/>
-      <w:numFmt w:val="decimal"/>
-      <w:lvlText w:val="%6."/>
-      <w:lvlJc w:val="left"/>
-      <w:pPr>
-        <w:ind w:left="4320" w:hanging="480"/>
-      </w:pPr>
-    </w:lvl>
-    <w:lvl w:ilvl="6">
-      <w:start w:val="51"/>
-      <w:numFmt w:val="decimal"/>
-      <w:lvlText w:val="%7."/>
-      <w:lvlJc w:val="left"/>
-      <w:pPr>
-        <w:ind w:left="5040" w:hanging="480"/>
-      </w:pPr>
-    </w:lvl>
-    <w:lvl w:ilvl="7">
-      <w:start w:val="51"/>
-      <w:numFmt w:val="decimal"/>
-      <w:lvlText w:val="%8."/>
-      <w:lvlJc w:val="left"/>
-      <w:pPr>
-        <w:ind w:left="5760" w:hanging="480"/>
-      </w:pPr>
-    </w:lvl>
-    <w:lvl w:ilvl="8">
-      <w:start w:val="51"/>
-      <w:numFmt w:val="decimal"/>
-      <w:lvlText w:val="%9."/>
-      <w:lvlJc w:val="left"/>
-      <w:pPr>
-        <w:ind w:left="6480" w:hanging="480"/>
-      </w:pPr>
-    </w:lvl>
-  </w:abstractNum>
-  <w:abstractNum w:abstractNumId="994181">
-    <w:nsid w:val="A994181"/>
-    <w:multiLevelType w:val="multilevel"/>
-    <w:lvl w:ilvl="0">
-      <w:start w:val="81"/>
-      <w:numFmt w:val="decimal"/>
-      <w:lvlText w:val="%1."/>
-      <w:lvlJc w:val="left"/>
-      <w:pPr>
-        <w:ind w:left="720" w:hanging="480"/>
-      </w:pPr>
-    </w:lvl>
-    <w:lvl w:ilvl="1">
-      <w:start w:val="81"/>
-      <w:numFmt w:val="decimal"/>
-      <w:lvlText w:val="%2."/>
-      <w:lvlJc w:val="left"/>
-      <w:pPr>
-        <w:ind w:left="1440" w:hanging="480"/>
-      </w:pPr>
-    </w:lvl>
-    <w:lvl w:ilvl="2">
-      <w:start w:val="81"/>
-      <w:numFmt w:val="decimal"/>
-      <w:lvlText w:val="%3."/>
-      <w:lvlJc w:val="left"/>
-      <w:pPr>
-        <w:ind w:left="2160" w:hanging="480"/>
-      </w:pPr>
-    </w:lvl>
-    <w:lvl w:ilvl="3">
-      <w:start w:val="81"/>
-      <w:numFmt w:val="decimal"/>
-      <w:lvlText w:val="%4."/>
-      <w:lvlJc w:val="left"/>
-      <w:pPr>
-        <w:ind w:left="2880" w:hanging="480"/>
-      </w:pPr>
-    </w:lvl>
-    <w:lvl w:ilvl="4">
-      <w:start w:val="81"/>
-      <w:numFmt w:val="decimal"/>
-      <w:lvlText w:val="%5."/>
-      <w:lvlJc w:val="left"/>
-      <w:pPr>
-        <w:ind w:left="3600" w:hanging="480"/>
-      </w:pPr>
-    </w:lvl>
-    <w:lvl w:ilvl="5">
-      <w:start w:val="81"/>
-      <w:numFmt w:val="decimal"/>
-      <w:lvlText w:val="%6."/>
-      <w:lvlJc w:val="left"/>
-      <w:pPr>
-        <w:ind w:left="4320" w:hanging="480"/>
-      </w:pPr>
-    </w:lvl>
-    <w:lvl w:ilvl="6">
-      <w:start w:val="81"/>
-      <w:numFmt w:val="decimal"/>
-      <w:lvlText w:val="%7."/>
-      <w:lvlJc w:val="left"/>
-      <w:pPr>
-        <w:ind w:left="5040" w:hanging="480"/>
-      </w:pPr>
-    </w:lvl>
-    <w:lvl w:ilvl="7">
-      <w:start w:val="81"/>
-      <w:numFmt w:val="decimal"/>
-      <w:lvlText w:val="%8."/>
-      <w:lvlJc w:val="left"/>
-      <w:pPr>
-        <w:ind w:left="5760" w:hanging="480"/>
-      </w:pPr>
-    </w:lvl>
-    <w:lvl w:ilvl="8">
-      <w:start w:val="81"/>
-      <w:numFmt w:val="decimal"/>
-      <w:lvlText w:val="%9."/>
-      <w:lvlJc w:val="left"/>
-      <w:pPr>
-        <w:ind w:left="6480" w:hanging="480"/>
-      </w:pPr>
-    </w:lvl>
-  </w:abstractNum>
-  <w:abstractNum w:abstractNumId="9941106">
-    <w:nsid w:val="A9941106"/>
-    <w:multiLevelType w:val="multilevel"/>
-    <w:lvl w:ilvl="0">
-      <w:start w:val="106"/>
-      <w:numFmt w:val="decimal"/>
-      <w:lvlText w:val="%1."/>
-      <w:lvlJc w:val="left"/>
-      <w:pPr>
-        <w:ind w:left="720" w:hanging="480"/>
-      </w:pPr>
-    </w:lvl>
-    <w:lvl w:ilvl="1">
-      <w:start w:val="106"/>
-      <w:numFmt w:val="decimal"/>
-      <w:lvlText w:val="%2."/>
-      <w:lvlJc w:val="left"/>
-      <w:pPr>
-        <w:ind w:left="1440" w:hanging="480"/>
-      </w:pPr>
-    </w:lvl>
-    <w:lvl w:ilvl="2">
-      <w:start w:val="106"/>
-      <w:numFmt w:val="decimal"/>
-      <w:lvlText w:val="%3."/>
-      <w:lvlJc w:val="left"/>
-      <w:pPr>
-        <w:ind w:left="2160" w:hanging="480"/>
-      </w:pPr>
-    </w:lvl>
-    <w:lvl w:ilvl="3">
-      <w:start w:val="106"/>
-      <w:numFmt w:val="decimal"/>
-      <w:lvlText w:val="%4."/>
-      <w:lvlJc w:val="left"/>
-      <w:pPr>
-        <w:ind w:left="2880" w:hanging="480"/>
-      </w:pPr>
-    </w:lvl>
-    <w:lvl w:ilvl="4">
-      <w:start w:val="106"/>
-      <w:numFmt w:val="decimal"/>
-      <w:lvlText w:val="%5."/>
-      <w:lvlJc w:val="left"/>
-      <w:pPr>
-        <w:ind w:left="3600" w:hanging="480"/>
-      </w:pPr>
-    </w:lvl>
-    <w:lvl w:ilvl="5">
-      <w:start w:val="106"/>
-      <w:numFmt w:val="decimal"/>
-      <w:lvlText w:val="%6."/>
-      <w:lvlJc w:val="left"/>
-      <w:pPr>
-        <w:ind w:left="4320" w:hanging="480"/>
-      </w:pPr>
-    </w:lvl>
-    <w:lvl w:ilvl="6">
-      <w:start w:val="106"/>
-      <w:numFmt w:val="decimal"/>
-      <w:lvlText w:val="%7."/>
-      <w:lvlJc w:val="left"/>
-      <w:pPr>
-        <w:ind w:left="5040" w:hanging="480"/>
-      </w:pPr>
-    </w:lvl>
-    <w:lvl w:ilvl="7">
-      <w:start w:val="106"/>
-      <w:numFmt w:val="decimal"/>
-      <w:lvlText w:val="%8."/>
-      <w:lvlJc w:val="left"/>
-      <w:pPr>
-        <w:ind w:left="5760" w:hanging="480"/>
-      </w:pPr>
-    </w:lvl>
-    <w:lvl w:ilvl="8">
-      <w:start w:val="106"/>
-      <w:numFmt w:val="decimal"/>
-      <w:lvlText w:val="%9."/>
-      <w:lvlJc w:val="left"/>
-      <w:pPr>
-        <w:ind w:left="6480" w:hanging="480"/>
-      </w:pPr>
-    </w:lvl>
-  </w:abstractNum>
   <w:num w:numId="1000">
     <w:abstractNumId w:val="990"/>
-  </w:num>
-  <w:num w:numId="1001">
-    <w:abstractNumId w:val="99411"/>
-    <w:lvlOverride w:ilvl="0">
-      <w:startOverride w:val="1"/>
-    </w:lvlOverride>
-    <w:lvlOverride w:ilvl="1">
-      <w:startOverride w:val="1"/>
-    </w:lvlOverride>
-    <w:lvlOverride w:ilvl="2">
-      <w:startOverride w:val="1"/>
-    </w:lvlOverride>
-    <w:lvlOverride w:ilvl="3">
-      <w:startOverride w:val="1"/>
-    </w:lvlOverride>
-    <w:lvlOverride w:ilvl="4">
-      <w:startOverride w:val="1"/>
-    </w:lvlOverride>
-    <w:lvlOverride w:ilvl="5">
-      <w:startOverride w:val="1"/>
-    </w:lvlOverride>
-    <w:lvlOverride w:ilvl="6">
-      <w:startOverride w:val="1"/>
-    </w:lvlOverride>
-    <w:lvlOverride w:ilvl="7">
-      <w:startOverride w:val="1"/>
-    </w:lvlOverride>
-    <w:lvlOverride w:ilvl="8">
-      <w:startOverride w:val="1"/>
-    </w:lvlOverride>
-  </w:num>
-  <w:num w:numId="1002">
-    <w:abstractNumId w:val="994116"/>
-    <w:lvlOverride w:ilvl="0">
-      <w:startOverride w:val="16"/>
-    </w:lvlOverride>
-    <w:lvlOverride w:ilvl="1">
-      <w:startOverride w:val="16"/>
-    </w:lvlOverride>
-    <w:lvlOverride w:ilvl="2">
-      <w:startOverride w:val="16"/>
-    </w:lvlOverride>
-    <w:lvlOverride w:ilvl="3">
-      <w:startOverride w:val="16"/>
-    </w:lvlOverride>
-    <w:lvlOverride w:ilvl="4">
-      <w:startOverride w:val="16"/>
-    </w:lvlOverride>
-    <w:lvlOverride w:ilvl="5">
-      <w:startOverride w:val="16"/>
-    </w:lvlOverride>
-    <w:lvlOverride w:ilvl="6">
-      <w:startOverride w:val="16"/>
-    </w:lvlOverride>
-    <w:lvlOverride w:ilvl="7">
-      <w:startOverride w:val="16"/>
-    </w:lvlOverride>
-    <w:lvlOverride w:ilvl="8">
-      <w:startOverride w:val="16"/>
-    </w:lvlOverride>
-  </w:num>
-  <w:num w:numId="1003">
-    <w:abstractNumId w:val="994151"/>
-    <w:lvlOverride w:ilvl="0">
-      <w:startOverride w:val="51"/>
-    </w:lvlOverride>
-    <w:lvlOverride w:ilvl="1">
-      <w:startOverride w:val="51"/>
-    </w:lvlOverride>
-    <w:lvlOverride w:ilvl="2">
-      <w:startOverride w:val="51"/>
-    </w:lvlOverride>
-    <w:lvlOverride w:ilvl="3">
-      <w:startOverride w:val="51"/>
-    </w:lvlOverride>
-    <w:lvlOverride w:ilvl="4">
-      <w:startOverride w:val="51"/>
-    </w:lvlOverride>
-    <w:lvlOverride w:ilvl="5">
-      <w:startOverride w:val="51"/>
-    </w:lvlOverride>
-    <w:lvlOverride w:ilvl="6">
-      <w:startOverride w:val="51"/>
-    </w:lvlOverride>
-    <w:lvlOverride w:ilvl="7">
-      <w:startOverride w:val="51"/>
-    </w:lvlOverride>
-    <w:lvlOverride w:ilvl="8">
-      <w:startOverride w:val="51"/>
-    </w:lvlOverride>
-  </w:num>
-  <w:num w:numId="1004">
-    <w:abstractNumId w:val="994181"/>
-    <w:lvlOverride w:ilvl="0">
-      <w:startOverride w:val="81"/>
-    </w:lvlOverride>
-    <w:lvlOverride w:ilvl="1">
-      <w:startOverride w:val="81"/>
-    </w:lvlOverride>
-    <w:lvlOverride w:ilvl="2">
-      <w:startOverride w:val="81"/>
-    </w:lvlOverride>
-    <w:lvlOverride w:ilvl="3">
-      <w:startOverride w:val="81"/>
-    </w:lvlOverride>
-    <w:lvlOverride w:ilvl="4">
-      <w:startOverride w:val="81"/>
-    </w:lvlOverride>
-    <w:lvlOverride w:ilvl="5">
-      <w:startOverride w:val="81"/>
-    </w:lvlOverride>
-    <w:lvlOverride w:ilvl="6">
-      <w:startOverride w:val="81"/>
-    </w:lvlOverride>
-    <w:lvlOverride w:ilvl="7">
-      <w:startOverride w:val="81"/>
-    </w:lvlOverride>
-    <w:lvlOverride w:ilvl="8">
-      <w:startOverride w:val="81"/>
-    </w:lvlOverride>
-  </w:num>
-  <w:num w:numId="1005">
-    <w:abstractNumId w:val="9941106"/>
-    <w:lvlOverride w:ilvl="0">
-      <w:startOverride w:val="106"/>
-    </w:lvlOverride>
-    <w:lvlOverride w:ilvl="1">
-      <w:startOverride w:val="106"/>
-    </w:lvlOverride>
-    <w:lvlOverride w:ilvl="2">
-      <w:startOverride w:val="106"/>
-    </w:lvlOverride>
-    <w:lvlOverride w:ilvl="3">
-      <w:startOverride w:val="106"/>
-    </w:lvlOverride>
-    <w:lvlOverride w:ilvl="4">
-      <w:startOverride w:val="106"/>
-    </w:lvlOverride>
-    <w:lvlOverride w:ilvl="5">
-      <w:startOverride w:val="106"/>
-    </w:lvlOverride>
-    <w:lvlOverride w:ilvl="6">
-      <w:startOverride w:val="106"/>
-    </w:lvlOverride>
-    <w:lvlOverride w:ilvl="7">
-      <w:startOverride w:val="106"/>
-    </w:lvlOverride>
-    <w:lvlOverride w:ilvl="8">
-      <w:startOverride w:val="106"/>
-    </w:lvlOverride>
   </w:num>
 </w:numbering>
 </file>
